--- a/OBJETIVO_3_2_INSTRUMENTOS_METRICAS.docx
+++ b/OBJETIVO_3_2_INSTRUMENTOS_METRICAS.docx
@@ -4,33 +4,124 @@
   <w:body>
     <w:p>
       <w:pPr>
-        <w:pStyle w:val="Title"/>
+        <w:spacing w:line="480" w:lineRule="auto" w:before="0" w:after="0"/>
+        <w:jc w:val="left"/>
+      </w:pPr>
+    </w:p>
+    <w:p>
+      <w:pPr>
+        <w:spacing w:line="480" w:lineRule="auto" w:before="0" w:after="0"/>
+        <w:jc w:val="left"/>
+      </w:pPr>
+    </w:p>
+    <w:p>
+      <w:pPr>
+        <w:spacing w:line="480" w:lineRule="auto" w:before="0" w:after="0"/>
+        <w:jc w:val="left"/>
+      </w:pPr>
+    </w:p>
+    <w:p>
+      <w:pPr>
+        <w:spacing w:line="480" w:lineRule="auto" w:before="0" w:after="0"/>
+        <w:jc w:val="left"/>
+      </w:pPr>
+    </w:p>
+    <w:p>
+      <w:pPr>
+        <w:spacing w:line="480" w:lineRule="auto" w:before="0" w:after="0"/>
+        <w:jc w:val="left"/>
+      </w:pPr>
+    </w:p>
+    <w:p>
+      <w:pPr>
+        <w:spacing w:line="480" w:lineRule="auto"/>
         <w:jc w:val="center"/>
       </w:pPr>
       <w:r>
-        <w:t>INSTRUMENTOS DE VALIDACIÓN Y MÉTRICAS</w:t>
+        <w:rPr>
+          <w:rFonts w:ascii="Times New Roman" w:hAnsi="Times New Roman"/>
+          <w:b/>
+          <w:i w:val="0"/>
+          <w:color w:val="000000"/>
+          <w:sz w:val="24"/>
+        </w:rPr>
+        <w:t>Instrumentos de Validación y Métricas de Calidad de Software</w:t>
       </w:r>
     </w:p>
     <w:p>
       <w:pPr>
+        <w:spacing w:line="480" w:lineRule="auto"/>
         <w:jc w:val="center"/>
       </w:pPr>
       <w:r>
         <w:rPr>
-          <w:b/>
-          <w:sz w:val="28"/>
+          <w:rFonts w:ascii="Times New Roman" w:hAnsi="Times New Roman"/>
+          <w:b w:val="0"/>
+          <w:i w:val="0"/>
+          <w:color w:val="000000"/>
+          <w:sz w:val="24"/>
         </w:rPr>
-        <w:t>ISO/IEC 25010 - Modelo de Calidad de Software</w:t>
+        <w:t>Basado en ISO/IEC 25010:2023 e ISO/IEC 25023:2016</w:t>
       </w:r>
     </w:p>
     <w:p>
+      <w:pPr>
+        <w:spacing w:line="480" w:lineRule="auto" w:before="0" w:after="0"/>
+        <w:jc w:val="left"/>
+      </w:pPr>
+    </w:p>
+    <w:p>
+      <w:pPr>
+        <w:spacing w:line="480" w:lineRule="auto" w:before="0" w:after="0"/>
+        <w:jc w:val="left"/>
+      </w:pPr>
+    </w:p>
+    <w:p>
+      <w:pPr>
+        <w:spacing w:line="480" w:lineRule="auto"/>
+        <w:jc w:val="center"/>
+      </w:pPr>
       <w:r>
-        <w:t>Fecha: 13 de June de 2026</w:t>
+        <w:rPr>
+          <w:rFonts w:ascii="Times New Roman" w:hAnsi="Times New Roman"/>
+          <w:b w:val="0"/>
+          <w:i w:val="0"/>
+          <w:color w:val="000000"/>
+          <w:sz w:val="24"/>
+        </w:rPr>
+        <w:t>Universidad / Institución Educativa</w:t>
       </w:r>
     </w:p>
     <w:p>
+      <w:pPr>
+        <w:spacing w:line="480" w:lineRule="auto"/>
+        <w:jc w:val="center"/>
+      </w:pPr>
       <w:r>
-        <w:t>Versión: 1.0</w:t>
+        <w:rPr>
+          <w:rFonts w:ascii="Times New Roman" w:hAnsi="Times New Roman"/>
+          <w:b w:val="0"/>
+          <w:i w:val="0"/>
+          <w:color w:val="000000"/>
+          <w:sz w:val="24"/>
+        </w:rPr>
+        <w:t>Equipo de Desarrollo SilaDocs</w:t>
+      </w:r>
+    </w:p>
+    <w:p>
+      <w:pPr>
+        <w:spacing w:line="480" w:lineRule="auto"/>
+        <w:jc w:val="center"/>
+      </w:pPr>
+      <w:r>
+        <w:rPr>
+          <w:rFonts w:ascii="Times New Roman" w:hAnsi="Times New Roman"/>
+          <w:b w:val="0"/>
+          <w:i w:val="0"/>
+          <w:color w:val="000000"/>
+          <w:sz w:val="24"/>
+        </w:rPr>
+        <w:t>Junio 2026</w:t>
       </w:r>
     </w:p>
     <w:p>
@@ -40,16 +131,67 @@
     </w:p>
     <w:p>
       <w:pPr>
-        <w:pStyle w:val="Heading1"/>
-        <w:spacing w:before="240" w:after="120"/>
+        <w:spacing w:line="480" w:lineRule="auto" w:before="0" w:after="0"/>
+        <w:jc w:val="center"/>
       </w:pPr>
       <w:r>
-        <w:t>MÉTRICAS DE CALIDAD (ISO/IEC 25010)</w:t>
+        <w:rPr>
+          <w:rFonts w:ascii="Times New Roman" w:hAnsi="Times New Roman"/>
+          <w:b/>
+          <w:i w:val="0"/>
+          <w:color w:val="000000"/>
+          <w:sz w:val="24"/>
+        </w:rPr>
+        <w:t>Resumen</w:t>
       </w:r>
     </w:p>
     <w:p>
+      <w:pPr>
+        <w:spacing w:line="480" w:lineRule="auto" w:before="0" w:after="0"/>
+        <w:ind w:firstLine="720"/>
+        <w:jc w:val="left"/>
+      </w:pPr>
       <w:r>
-        <w:t>El estándar ISO/IEC 25010:2023 define 8 características de calidad de producto. A continuación se detallan las métricas aplicables a SilaDocs:</w:t>
+        <w:rPr>
+          <w:rFonts w:ascii="Times New Roman" w:hAnsi="Times New Roman"/>
+          <w:b w:val="0"/>
+          <w:i w:val="0"/>
+          <w:color w:val="000000"/>
+          <w:sz w:val="24"/>
+        </w:rPr>
+        <w:t>El presente documento especifica los instrumentos de validación y métricas de calidad aplicados a SilaDocs, sistema SaaS de gestión de sílabos con blockchain. Las métricas se derivan del modelo de calidad del producto ISO/IEC 25010:2023 y de los indicadores cuantificables definidos en ISO/IEC 25023:2016. Para cada una de las siete características de calidad evaluadas —adecuación funcional, eficiencia de desempeño, usabilidad, confiabilidad, mantenibilidad, portabilidad y seguridad— se definen: la sub-característica específica, la fórmula o procedimiento de medición, la meta numérica y el instrumento de recolección. Las fuentes métricas se complementan con estándares industriales y literatura académica para garantizar validez externa.</w:t>
+      </w:r>
+    </w:p>
+    <w:p>
+      <w:pPr>
+        <w:spacing w:line="480" w:lineRule="auto" w:before="0" w:after="0"/>
+        <w:jc w:val="left"/>
+      </w:pPr>
+    </w:p>
+    <w:p>
+      <w:pPr>
+        <w:spacing w:line="480" w:lineRule="auto"/>
+        <w:ind w:firstLine="720"/>
+      </w:pPr>
+      <w:r>
+        <w:rPr>
+          <w:rFonts w:ascii="Times New Roman" w:hAnsi="Times New Roman"/>
+          <w:b w:val="0"/>
+          <w:i/>
+          <w:color w:val="000000"/>
+          <w:sz w:val="24"/>
+        </w:rPr>
+        <w:t xml:space="preserve">Palabras clave: </w:t>
+      </w:r>
+      <w:r>
+        <w:rPr>
+          <w:rFonts w:ascii="Times New Roman" w:hAnsi="Times New Roman"/>
+          <w:b w:val="0"/>
+          <w:i w:val="0"/>
+          <w:color w:val="000000"/>
+          <w:sz w:val="24"/>
+        </w:rPr>
+        <w:t>ISO/IEC 25010, ISO/IEC 25023, métricas de calidad, SUS, OWASP, blockchain, SaaS</w:t>
       </w:r>
     </w:p>
     <w:p>
@@ -59,57 +201,223 @@
     </w:p>
     <w:p>
       <w:pPr>
-        <w:pStyle w:val="Heading1"/>
-        <w:spacing w:before="240" w:after="120"/>
+        <w:spacing w:line="480" w:lineRule="auto" w:before="0" w:after="0"/>
+        <w:jc w:val="center"/>
       </w:pPr>
       <w:r>
-        <w:t>1. FUNCIONALIDAD</w:t>
+        <w:rPr>
+          <w:rFonts w:ascii="Times New Roman" w:hAnsi="Times New Roman"/>
+          <w:b/>
+          <w:i w:val="0"/>
+          <w:color w:val="000000"/>
+          <w:sz w:val="24"/>
+        </w:rPr>
+        <w:t>1. Fundamentos Metodológicos</w:t>
       </w:r>
     </w:p>
     <w:p>
+      <w:pPr>
+        <w:spacing w:line="480" w:lineRule="auto" w:before="0" w:after="0"/>
+        <w:ind w:firstLine="720"/>
+        <w:jc w:val="left"/>
+      </w:pPr>
       <w:r>
-        <w:t>Capacidad del producto de proporcionar funciones que satisfacen las necesidades requeridas.</w:t>
+        <w:rPr>
+          <w:rFonts w:ascii="Times New Roman" w:hAnsi="Times New Roman"/>
+          <w:b w:val="0"/>
+          <w:i w:val="0"/>
+          <w:color w:val="000000"/>
+          <w:sz w:val="24"/>
+        </w:rPr>
+        <w:t>La selección de métricas se sustenta en el marco SQuaRE (Systems and software Quality Requirements and Evaluation), compuesto por ISO/IEC 25010:2023 para el modelo de calidad y ISO/IEC 25023:2016 para la medición (ISO/IEC, 2023; ISO/IEC, 2016). Este enfoque garantiza la comparabilidad de resultados y facilita auditorías externas. Complementariamente, se utilizan: la escala SUS para usabilidad (Brooke, 1996; Bangor et al., 2008), las heurísticas de Nielsen (1994) para inspección experta, OWASP Top 10:2021 para seguridad (OWASP, 2021) y los lineamientos de WCAG 2.1 Nivel AA para accesibilidad (W3C, 2023).</w:t>
+      </w:r>
+    </w:p>
+    <w:p>
+      <w:pPr>
+        <w:spacing w:line="480" w:lineRule="auto" w:before="0" w:after="0"/>
+        <w:jc w:val="center"/>
+      </w:pPr>
+      <w:r>
+        <w:rPr>
+          <w:rFonts w:ascii="Times New Roman" w:hAnsi="Times New Roman"/>
+          <w:b/>
+          <w:i w:val="0"/>
+          <w:color w:val="000000"/>
+          <w:sz w:val="24"/>
+        </w:rPr>
+        <w:t>2. Métricas por Característica de Calidad</w:t>
+      </w:r>
+    </w:p>
+    <w:p>
+      <w:pPr>
+        <w:spacing w:line="480" w:lineRule="auto" w:before="0" w:after="0"/>
+        <w:jc w:val="left"/>
+      </w:pPr>
+      <w:r>
+        <w:rPr>
+          <w:rFonts w:ascii="Times New Roman" w:hAnsi="Times New Roman"/>
+          <w:b/>
+          <w:i w:val="0"/>
+          <w:color w:val="000000"/>
+          <w:sz w:val="24"/>
+        </w:rPr>
+        <w:t>2.1 Adecuación Funcional</w:t>
+      </w:r>
+    </w:p>
+    <w:p>
+      <w:pPr>
+        <w:spacing w:line="480" w:lineRule="auto" w:before="0" w:after="0"/>
+        <w:ind w:firstLine="720"/>
+        <w:jc w:val="left"/>
+      </w:pPr>
+      <w:r>
+        <w:rPr>
+          <w:rFonts w:ascii="Times New Roman" w:hAnsi="Times New Roman"/>
+          <w:b w:val="0"/>
+          <w:i w:val="0"/>
+          <w:color w:val="000000"/>
+          <w:sz w:val="24"/>
+        </w:rPr>
+        <w:t>La adecuación funcional evalúa el grado en que el producto provee funciones que satisfacen las necesidades establecidas cuando se usa bajo condiciones especificadas (ISO/IEC, 2023). La Tabla 1 detalla las métricas aplicadas.</w:t>
+      </w:r>
+    </w:p>
+    <w:p>
+      <w:pPr>
+        <w:spacing w:line="480" w:lineRule="auto" w:before="0" w:after="0"/>
+        <w:jc w:val="left"/>
+      </w:pPr>
+    </w:p>
+    <w:p>
+      <w:pPr>
+        <w:spacing w:line="480" w:lineRule="auto"/>
+        <w:jc w:val="center"/>
+      </w:pPr>
+      <w:r>
+        <w:rPr>
+          <w:rFonts w:ascii="Times New Roman" w:hAnsi="Times New Roman"/>
+          <w:b w:val="0"/>
+          <w:i w:val="0"/>
+          <w:color w:val="000000"/>
+          <w:sz w:val="24"/>
+        </w:rPr>
+        <w:t>Tabla 1</w:t>
+      </w:r>
+    </w:p>
+    <w:p>
+      <w:pPr>
+        <w:spacing w:line="480" w:lineRule="auto"/>
+        <w:jc w:val="left"/>
+      </w:pPr>
+      <w:r>
+        <w:rPr>
+          <w:rFonts w:ascii="Times New Roman" w:hAnsi="Times New Roman"/>
+          <w:b w:val="0"/>
+          <w:i/>
+          <w:color w:val="000000"/>
+          <w:sz w:val="24"/>
+        </w:rPr>
+        <w:t>Métricas de Adecuación Funcional (ISO/IEC 25010:2023, § 4.1)</w:t>
       </w:r>
     </w:p>
     <w:tbl>
       <w:tblPr>
-        <w:tblStyle w:val="LightGrid-Accent1"/>
+        <w:tblStyle w:val="TableGrid"/>
         <w:tblW w:type="auto" w:w="0"/>
+        <w:jc w:val="center"/>
         <w:tblLook w:firstColumn="1" w:firstRow="1" w:lastColumn="0" w:lastRow="0" w:noHBand="0" w:noVBand="1" w:val="04A0"/>
       </w:tblPr>
       <w:tblGrid>
-        <w:gridCol w:w="2880"/>
-        <w:gridCol w:w="2880"/>
-        <w:gridCol w:w="2880"/>
+        <w:gridCol w:w="2340"/>
+        <w:gridCol w:w="2340"/>
+        <w:gridCol w:w="2340"/>
+        <w:gridCol w:w="2340"/>
       </w:tblGrid>
       <w:tr>
         <w:tc>
           <w:tcPr>
-            <w:tcW w:type="dxa" w:w="2880"/>
+            <w:tcW w:type="dxa" w:w="2592"/>
+            <w:shd w:val="clear" w:color="auto" w:fill="D0D0D0"/>
           </w:tcPr>
           <w:p>
+            <w:pPr>
+              <w:spacing w:before="40" w:after="40"/>
+              <w:jc w:val="left"/>
+            </w:pPr>
+            <w:r/>
             <w:r>
+              <w:rPr>
+                <w:rFonts w:ascii="Times New Roman" w:hAnsi="Times New Roman"/>
+                <w:b/>
+                <w:color w:val="000000"/>
+                <w:sz w:val="20"/>
+              </w:rPr>
               <w:t>Sub-característica</w:t>
             </w:r>
           </w:p>
         </w:tc>
         <w:tc>
           <w:tcPr>
-            <w:tcW w:type="dxa" w:w="2880"/>
+            <w:tcW w:type="dxa" w:w="3168"/>
+            <w:shd w:val="clear" w:color="auto" w:fill="D0D0D0"/>
           </w:tcPr>
           <w:p>
+            <w:pPr>
+              <w:spacing w:before="40" w:after="40"/>
+              <w:jc w:val="left"/>
+            </w:pPr>
+            <w:r/>
             <w:r>
-              <w:t>Métrica</w:t>
+              <w:rPr>
+                <w:rFonts w:ascii="Times New Roman" w:hAnsi="Times New Roman"/>
+                <w:b/>
+                <w:color w:val="000000"/>
+                <w:sz w:val="20"/>
+              </w:rPr>
+              <w:t>Fórmula / Indicador</w:t>
             </w:r>
           </w:p>
         </w:tc>
         <w:tc>
           <w:tcPr>
-            <w:tcW w:type="dxa" w:w="2880"/>
+            <w:tcW w:type="dxa" w:w="1440"/>
+            <w:shd w:val="clear" w:color="auto" w:fill="D0D0D0"/>
           </w:tcPr>
           <w:p>
+            <w:pPr>
+              <w:spacing w:before="40" w:after="40"/>
+              <w:jc w:val="left"/>
+            </w:pPr>
+            <w:r/>
             <w:r>
+              <w:rPr>
+                <w:rFonts w:ascii="Times New Roman" w:hAnsi="Times New Roman"/>
+                <w:b/>
+                <w:color w:val="000000"/>
+                <w:sz w:val="20"/>
+              </w:rPr>
               <w:t>Meta</w:t>
+            </w:r>
+          </w:p>
+        </w:tc>
+        <w:tc>
+          <w:tcPr>
+            <w:tcW w:type="dxa" w:w="2448"/>
+            <w:shd w:val="clear" w:color="auto" w:fill="D0D0D0"/>
+          </w:tcPr>
+          <w:p>
+            <w:pPr>
+              <w:spacing w:before="40" w:after="40"/>
+              <w:jc w:val="left"/>
+            </w:pPr>
+            <w:r/>
+            <w:r>
+              <w:rPr>
+                <w:rFonts w:ascii="Times New Roman" w:hAnsi="Times New Roman"/>
+                <w:b/>
+                <w:color w:val="000000"/>
+                <w:sz w:val="20"/>
+              </w:rPr>
+              <w:t>Instrumento</w:t>
             </w:r>
           </w:p>
         </w:tc>
@@ -117,31 +425,85 @@
       <w:tr>
         <w:tc>
           <w:tcPr>
-            <w:tcW w:type="dxa" w:w="2880"/>
+            <w:tcW w:type="dxa" w:w="2592"/>
           </w:tcPr>
           <w:p>
+            <w:pPr>
+              <w:spacing w:before="40" w:after="40"/>
+              <w:jc w:val="left"/>
+            </w:pPr>
+            <w:r/>
             <w:r>
+              <w:rPr>
+                <w:rFonts w:ascii="Times New Roman" w:hAnsi="Times New Roman"/>
+                <w:b w:val="0"/>
+                <w:color w:val="000000"/>
+                <w:sz w:val="20"/>
+              </w:rPr>
               <w:t>Completitud funcional</w:t>
             </w:r>
           </w:p>
         </w:tc>
         <w:tc>
           <w:tcPr>
-            <w:tcW w:type="dxa" w:w="2880"/>
+            <w:tcW w:type="dxa" w:w="3168"/>
           </w:tcPr>
           <w:p>
+            <w:pPr>
+              <w:spacing w:before="40" w:after="40"/>
+              <w:jc w:val="left"/>
+            </w:pPr>
+            <w:r/>
             <w:r>
-              <w:t>Casos de prueba pasados / Total de casos</w:t>
+              <w:rPr>
+                <w:rFonts w:ascii="Times New Roman" w:hAnsi="Times New Roman"/>
+                <w:b w:val="0"/>
+                <w:color w:val="000000"/>
+                <w:sz w:val="20"/>
+              </w:rPr>
+              <w:t>Casos pasados / Total casos × 100</w:t>
             </w:r>
           </w:p>
         </w:tc>
         <w:tc>
           <w:tcPr>
-            <w:tcW w:type="dxa" w:w="2880"/>
+            <w:tcW w:type="dxa" w:w="1440"/>
           </w:tcPr>
           <w:p>
+            <w:pPr>
+              <w:spacing w:before="40" w:after="40"/>
+              <w:jc w:val="left"/>
+            </w:pPr>
+            <w:r/>
             <w:r>
-              <w:t>≥98%</w:t>
+              <w:rPr>
+                <w:rFonts w:ascii="Times New Roman" w:hAnsi="Times New Roman"/>
+                <w:b w:val="0"/>
+                <w:color w:val="000000"/>
+                <w:sz w:val="20"/>
+              </w:rPr>
+              <w:t>≥ 98%</w:t>
+            </w:r>
+          </w:p>
+        </w:tc>
+        <w:tc>
+          <w:tcPr>
+            <w:tcW w:type="dxa" w:w="2448"/>
+          </w:tcPr>
+          <w:p>
+            <w:pPr>
+              <w:spacing w:before="40" w:after="40"/>
+              <w:jc w:val="left"/>
+            </w:pPr>
+            <w:r/>
+            <w:r>
+              <w:rPr>
+                <w:rFonts w:ascii="Times New Roman" w:hAnsi="Times New Roman"/>
+                <w:b w:val="0"/>
+                <w:color w:val="000000"/>
+                <w:sz w:val="20"/>
+              </w:rPr>
+              <w:t>Playwright + IEEE 829</w:t>
             </w:r>
           </w:p>
         </w:tc>
@@ -149,31 +511,85 @@
       <w:tr>
         <w:tc>
           <w:tcPr>
-            <w:tcW w:type="dxa" w:w="2880"/>
+            <w:tcW w:type="dxa" w:w="2592"/>
           </w:tcPr>
           <w:p>
+            <w:pPr>
+              <w:spacing w:before="40" w:after="40"/>
+              <w:jc w:val="left"/>
+            </w:pPr>
+            <w:r/>
             <w:r>
+              <w:rPr>
+                <w:rFonts w:ascii="Times New Roman" w:hAnsi="Times New Roman"/>
+                <w:b w:val="0"/>
+                <w:color w:val="000000"/>
+                <w:sz w:val="20"/>
+              </w:rPr>
               <w:t>Corrección funcional</w:t>
             </w:r>
           </w:p>
         </w:tc>
         <w:tc>
           <w:tcPr>
-            <w:tcW w:type="dxa" w:w="2880"/>
+            <w:tcW w:type="dxa" w:w="3168"/>
           </w:tcPr>
           <w:p>
+            <w:pPr>
+              <w:spacing w:before="40" w:after="40"/>
+              <w:jc w:val="left"/>
+            </w:pPr>
+            <w:r/>
             <w:r>
-              <w:t>Defectos funcionales críticos</w:t>
+              <w:rPr>
+                <w:rFonts w:ascii="Times New Roman" w:hAnsi="Times New Roman"/>
+                <w:b w:val="0"/>
+                <w:color w:val="000000"/>
+                <w:sz w:val="20"/>
+              </w:rPr>
+              <w:t>Nº de defectos funcionales críticos</w:t>
             </w:r>
           </w:p>
         </w:tc>
         <w:tc>
           <w:tcPr>
-            <w:tcW w:type="dxa" w:w="2880"/>
+            <w:tcW w:type="dxa" w:w="1440"/>
           </w:tcPr>
           <w:p>
+            <w:pPr>
+              <w:spacing w:before="40" w:after="40"/>
+              <w:jc w:val="left"/>
+            </w:pPr>
+            <w:r/>
             <w:r>
-              <w:t>0</w:t>
+              <w:rPr>
+                <w:rFonts w:ascii="Times New Roman" w:hAnsi="Times New Roman"/>
+                <w:b w:val="0"/>
+                <w:color w:val="000000"/>
+                <w:sz w:val="20"/>
+              </w:rPr>
+              <w:t>= 0</w:t>
+            </w:r>
+          </w:p>
+        </w:tc>
+        <w:tc>
+          <w:tcPr>
+            <w:tcW w:type="dxa" w:w="2448"/>
+          </w:tcPr>
+          <w:p>
+            <w:pPr>
+              <w:spacing w:before="40" w:after="40"/>
+              <w:jc w:val="left"/>
+            </w:pPr>
+            <w:r/>
+            <w:r>
+              <w:rPr>
+                <w:rFonts w:ascii="Times New Roman" w:hAnsi="Times New Roman"/>
+                <w:b w:val="0"/>
+                <w:color w:val="000000"/>
+                <w:sz w:val="20"/>
+              </w:rPr>
+              <w:t>Registro de defectos</w:t>
             </w:r>
           </w:p>
         </w:tc>
@@ -181,31 +597,291 @@
       <w:tr>
         <w:tc>
           <w:tcPr>
-            <w:tcW w:type="dxa" w:w="2880"/>
+            <w:tcW w:type="dxa" w:w="2592"/>
           </w:tcPr>
           <w:p>
+            <w:pPr>
+              <w:spacing w:before="40" w:after="40"/>
+              <w:jc w:val="left"/>
+            </w:pPr>
+            <w:r/>
             <w:r>
-              <w:t>Adecuación funcional</w:t>
+              <w:rPr>
+                <w:rFonts w:ascii="Times New Roman" w:hAnsi="Times New Roman"/>
+                <w:b w:val="0"/>
+                <w:color w:val="000000"/>
+                <w:sz w:val="20"/>
+              </w:rPr>
+              <w:t>Pertinencia funcional</w:t>
             </w:r>
           </w:p>
         </w:tc>
         <w:tc>
           <w:tcPr>
-            <w:tcW w:type="dxa" w:w="2880"/>
+            <w:tcW w:type="dxa" w:w="3168"/>
           </w:tcPr>
           <w:p>
+            <w:pPr>
+              <w:spacing w:before="40" w:after="40"/>
+              <w:jc w:val="left"/>
+            </w:pPr>
+            <w:r/>
             <w:r>
-              <w:t>Funciones implementadas vs. requeridas</w:t>
+              <w:rPr>
+                <w:rFonts w:ascii="Times New Roman" w:hAnsi="Times New Roman"/>
+                <w:b w:val="0"/>
+                <w:color w:val="000000"/>
+                <w:sz w:val="20"/>
+              </w:rPr>
+              <w:t>Funciones implementadas / Requeridas × 100</w:t>
             </w:r>
           </w:p>
         </w:tc>
         <w:tc>
           <w:tcPr>
-            <w:tcW w:type="dxa" w:w="2880"/>
+            <w:tcW w:type="dxa" w:w="1440"/>
           </w:tcPr>
           <w:p>
+            <w:pPr>
+              <w:spacing w:before="40" w:after="40"/>
+              <w:jc w:val="left"/>
+            </w:pPr>
+            <w:r/>
             <w:r>
+              <w:rPr>
+                <w:rFonts w:ascii="Times New Roman" w:hAnsi="Times New Roman"/>
+                <w:b w:val="0"/>
+                <w:color w:val="000000"/>
+                <w:sz w:val="20"/>
+              </w:rPr>
               <w:t>100%</w:t>
+            </w:r>
+          </w:p>
+        </w:tc>
+        <w:tc>
+          <w:tcPr>
+            <w:tcW w:type="dxa" w:w="2448"/>
+          </w:tcPr>
+          <w:p>
+            <w:pPr>
+              <w:spacing w:before="40" w:after="40"/>
+              <w:jc w:val="left"/>
+            </w:pPr>
+            <w:r/>
+            <w:r>
+              <w:rPr>
+                <w:rFonts w:ascii="Times New Roman" w:hAnsi="Times New Roman"/>
+                <w:b w:val="0"/>
+                <w:color w:val="000000"/>
+                <w:sz w:val="20"/>
+              </w:rPr>
+              <w:t>Matriz de trazabilidad</w:t>
+            </w:r>
+          </w:p>
+        </w:tc>
+      </w:tr>
+    </w:tbl>
+    <w:p>
+      <w:pPr>
+        <w:spacing w:line="480" w:lineRule="auto"/>
+      </w:pPr>
+      <w:r>
+        <w:rPr>
+          <w:rFonts w:ascii="Times New Roman" w:hAnsi="Times New Roman"/>
+          <w:b w:val="0"/>
+          <w:i/>
+          <w:color w:val="000000"/>
+          <w:sz w:val="24"/>
+        </w:rPr>
+        <w:t xml:space="preserve">Nota. </w:t>
+      </w:r>
+      <w:r>
+        <w:rPr>
+          <w:rFonts w:ascii="Times New Roman" w:hAnsi="Times New Roman"/>
+          <w:b w:val="0"/>
+          <w:i w:val="0"/>
+          <w:color w:val="000000"/>
+          <w:sz w:val="24"/>
+        </w:rPr>
+        <w:t>La completitud funcional se evalúa sobre 40 casos de prueba documentados conforme a IEEE 829-2008 (IEEE, 2008).</w:t>
+      </w:r>
+    </w:p>
+    <w:p>
+      <w:pPr>
+        <w:spacing w:line="480" w:lineRule="auto" w:before="0" w:after="0"/>
+        <w:jc w:val="left"/>
+      </w:pPr>
+    </w:p>
+    <w:p>
+      <w:pPr>
+        <w:spacing w:line="480" w:lineRule="auto" w:before="0" w:after="0"/>
+        <w:jc w:val="left"/>
+      </w:pPr>
+      <w:r>
+        <w:rPr>
+          <w:rFonts w:ascii="Times New Roman" w:hAnsi="Times New Roman"/>
+          <w:b/>
+          <w:i w:val="0"/>
+          <w:color w:val="000000"/>
+          <w:sz w:val="24"/>
+        </w:rPr>
+        <w:t>2.2 Eficiencia de Desempeño</w:t>
+      </w:r>
+    </w:p>
+    <w:p>
+      <w:pPr>
+        <w:spacing w:line="480" w:lineRule="auto" w:before="0" w:after="0"/>
+        <w:ind w:firstLine="720"/>
+        <w:jc w:val="left"/>
+      </w:pPr>
+      <w:r>
+        <w:rPr>
+          <w:rFonts w:ascii="Times New Roman" w:hAnsi="Times New Roman"/>
+          <w:b w:val="0"/>
+          <w:i w:val="0"/>
+          <w:color w:val="000000"/>
+          <w:sz w:val="24"/>
+        </w:rPr>
+        <w:t>La eficiencia de desempeño comprende el comportamiento temporal, la utilización de recursos y la capacidad del sistema bajo condiciones de carga (ISO/IEC, 2023). Nygard (2018) establece que un tiempo de respuesta p95 &lt; 2 s es el umbral crítico para la percepción de inmediatez en aplicaciones web.</w:t>
+      </w:r>
+    </w:p>
+    <w:p>
+      <w:pPr>
+        <w:spacing w:line="480" w:lineRule="auto" w:before="0" w:after="0"/>
+        <w:jc w:val="left"/>
+      </w:pPr>
+    </w:p>
+    <w:p>
+      <w:pPr>
+        <w:spacing w:line="480" w:lineRule="auto"/>
+        <w:jc w:val="center"/>
+      </w:pPr>
+      <w:r>
+        <w:rPr>
+          <w:rFonts w:ascii="Times New Roman" w:hAnsi="Times New Roman"/>
+          <w:b w:val="0"/>
+          <w:i w:val="0"/>
+          <w:color w:val="000000"/>
+          <w:sz w:val="24"/>
+        </w:rPr>
+        <w:t>Tabla 2</w:t>
+      </w:r>
+    </w:p>
+    <w:p>
+      <w:pPr>
+        <w:spacing w:line="480" w:lineRule="auto"/>
+        <w:jc w:val="left"/>
+      </w:pPr>
+      <w:r>
+        <w:rPr>
+          <w:rFonts w:ascii="Times New Roman" w:hAnsi="Times New Roman"/>
+          <w:b w:val="0"/>
+          <w:i/>
+          <w:color w:val="000000"/>
+          <w:sz w:val="24"/>
+        </w:rPr>
+        <w:t>Métricas de Eficiencia de Desempeño (ISO/IEC 25010:2023, § 4.2)</w:t>
+      </w:r>
+    </w:p>
+    <w:tbl>
+      <w:tblPr>
+        <w:tblStyle w:val="TableGrid"/>
+        <w:tblW w:type="auto" w:w="0"/>
+        <w:jc w:val="center"/>
+        <w:tblLook w:firstColumn="1" w:firstRow="1" w:lastColumn="0" w:lastRow="0" w:noHBand="0" w:noVBand="1" w:val="04A0"/>
+      </w:tblPr>
+      <w:tblGrid>
+        <w:gridCol w:w="2340"/>
+        <w:gridCol w:w="2340"/>
+        <w:gridCol w:w="2340"/>
+        <w:gridCol w:w="2340"/>
+      </w:tblGrid>
+      <w:tr>
+        <w:tc>
+          <w:tcPr>
+            <w:tcW w:type="dxa" w:w="2592"/>
+            <w:shd w:val="clear" w:color="auto" w:fill="D0D0D0"/>
+          </w:tcPr>
+          <w:p>
+            <w:pPr>
+              <w:spacing w:before="40" w:after="40"/>
+              <w:jc w:val="left"/>
+            </w:pPr>
+            <w:r/>
+            <w:r>
+              <w:rPr>
+                <w:rFonts w:ascii="Times New Roman" w:hAnsi="Times New Roman"/>
+                <w:b/>
+                <w:color w:val="000000"/>
+                <w:sz w:val="20"/>
+              </w:rPr>
+              <w:t>Sub-característica</w:t>
+            </w:r>
+          </w:p>
+        </w:tc>
+        <w:tc>
+          <w:tcPr>
+            <w:tcW w:type="dxa" w:w="3168"/>
+            <w:shd w:val="clear" w:color="auto" w:fill="D0D0D0"/>
+          </w:tcPr>
+          <w:p>
+            <w:pPr>
+              <w:spacing w:before="40" w:after="40"/>
+              <w:jc w:val="left"/>
+            </w:pPr>
+            <w:r/>
+            <w:r>
+              <w:rPr>
+                <w:rFonts w:ascii="Times New Roman" w:hAnsi="Times New Roman"/>
+                <w:b/>
+                <w:color w:val="000000"/>
+                <w:sz w:val="20"/>
+              </w:rPr>
+              <w:t>Fórmula / Indicador</w:t>
+            </w:r>
+          </w:p>
+        </w:tc>
+        <w:tc>
+          <w:tcPr>
+            <w:tcW w:type="dxa" w:w="1440"/>
+            <w:shd w:val="clear" w:color="auto" w:fill="D0D0D0"/>
+          </w:tcPr>
+          <w:p>
+            <w:pPr>
+              <w:spacing w:before="40" w:after="40"/>
+              <w:jc w:val="left"/>
+            </w:pPr>
+            <w:r/>
+            <w:r>
+              <w:rPr>
+                <w:rFonts w:ascii="Times New Roman" w:hAnsi="Times New Roman"/>
+                <w:b/>
+                <w:color w:val="000000"/>
+                <w:sz w:val="20"/>
+              </w:rPr>
+              <w:t>Meta</w:t>
+            </w:r>
+          </w:p>
+        </w:tc>
+        <w:tc>
+          <w:tcPr>
+            <w:tcW w:type="dxa" w:w="2448"/>
+            <w:shd w:val="clear" w:color="auto" w:fill="D0D0D0"/>
+          </w:tcPr>
+          <w:p>
+            <w:pPr>
+              <w:spacing w:before="40" w:after="40"/>
+              <w:jc w:val="left"/>
+            </w:pPr>
+            <w:r/>
+            <w:r>
+              <w:rPr>
+                <w:rFonts w:ascii="Times New Roman" w:hAnsi="Times New Roman"/>
+                <w:b/>
+                <w:color w:val="000000"/>
+                <w:sz w:val="20"/>
+              </w:rPr>
+              <w:t>Instrumento</w:t>
             </w:r>
           </w:p>
         </w:tc>
@@ -213,31 +889,85 @@
       <w:tr>
         <w:tc>
           <w:tcPr>
-            <w:tcW w:type="dxa" w:w="2880"/>
+            <w:tcW w:type="dxa" w:w="2592"/>
           </w:tcPr>
           <w:p>
+            <w:pPr>
+              <w:spacing w:before="40" w:after="40"/>
+              <w:jc w:val="left"/>
+            </w:pPr>
+            <w:r/>
             <w:r>
-              <w:t>Conformidad funcional</w:t>
+              <w:rPr>
+                <w:rFonts w:ascii="Times New Roman" w:hAnsi="Times New Roman"/>
+                <w:b w:val="0"/>
+                <w:color w:val="000000"/>
+                <w:sz w:val="20"/>
+              </w:rPr>
+              <w:t>Comportamiento temporal</w:t>
             </w:r>
           </w:p>
         </w:tc>
         <w:tc>
           <w:tcPr>
-            <w:tcW w:type="dxa" w:w="2880"/>
+            <w:tcW w:type="dxa" w:w="3168"/>
           </w:tcPr>
           <w:p>
+            <w:pPr>
+              <w:spacing w:before="40" w:after="40"/>
+              <w:jc w:val="left"/>
+            </w:pPr>
+            <w:r/>
             <w:r>
-              <w:t>Cumplimiento de especificaciones</w:t>
+              <w:rPr>
+                <w:rFonts w:ascii="Times New Roman" w:hAnsi="Times New Roman"/>
+                <w:b w:val="0"/>
+                <w:color w:val="000000"/>
+                <w:sz w:val="20"/>
+              </w:rPr>
+              <w:t>Latencia p95 (ms) bajo 500 usuarios</w:t>
             </w:r>
           </w:p>
         </w:tc>
         <w:tc>
           <w:tcPr>
-            <w:tcW w:type="dxa" w:w="2880"/>
+            <w:tcW w:type="dxa" w:w="1440"/>
           </w:tcPr>
           <w:p>
+            <w:pPr>
+              <w:spacing w:before="40" w:after="40"/>
+              <w:jc w:val="left"/>
+            </w:pPr>
+            <w:r/>
             <w:r>
-              <w:t>100%</w:t>
+              <w:rPr>
+                <w:rFonts w:ascii="Times New Roman" w:hAnsi="Times New Roman"/>
+                <w:b w:val="0"/>
+                <w:color w:val="000000"/>
+                <w:sz w:val="20"/>
+              </w:rPr>
+              <w:t>&lt; 2,000 ms</w:t>
+            </w:r>
+          </w:p>
+        </w:tc>
+        <w:tc>
+          <w:tcPr>
+            <w:tcW w:type="dxa" w:w="2448"/>
+          </w:tcPr>
+          <w:p>
+            <w:pPr>
+              <w:spacing w:before="40" w:after="40"/>
+              <w:jc w:val="left"/>
+            </w:pPr>
+            <w:r/>
+            <w:r>
+              <w:rPr>
+                <w:rFonts w:ascii="Times New Roman" w:hAnsi="Times New Roman"/>
+                <w:b w:val="0"/>
+                <w:color w:val="000000"/>
+                <w:sz w:val="20"/>
+              </w:rPr>
+              <w:t>Apache JMeter 5.6</w:t>
             </w:r>
           </w:p>
         </w:tc>
@@ -245,31 +975,3215 @@
       <w:tr>
         <w:tc>
           <w:tcPr>
-            <w:tcW w:type="dxa" w:w="2880"/>
+            <w:tcW w:type="dxa" w:w="2592"/>
           </w:tcPr>
           <w:p>
+            <w:pPr>
+              <w:spacing w:before="40" w:after="40"/>
+              <w:jc w:val="left"/>
+            </w:pPr>
+            <w:r/>
             <w:r>
-              <w:t>Seguridad de acceso</w:t>
+              <w:rPr>
+                <w:rFonts w:ascii="Times New Roman" w:hAnsi="Times New Roman"/>
+                <w:b w:val="0"/>
+                <w:color w:val="000000"/>
+                <w:sz w:val="20"/>
+              </w:rPr>
+              <w:t>Utilización de recursos</w:t>
             </w:r>
           </w:p>
         </w:tc>
         <w:tc>
           <w:tcPr>
-            <w:tcW w:type="dxa" w:w="2880"/>
+            <w:tcW w:type="dxa" w:w="3168"/>
           </w:tcPr>
           <w:p>
+            <w:pPr>
+              <w:spacing w:before="40" w:after="40"/>
+              <w:jc w:val="left"/>
+            </w:pPr>
+            <w:r/>
             <w:r>
-              <w:t>Intentos no autorizados bloqueados</w:t>
+              <w:rPr>
+                <w:rFonts w:ascii="Times New Roman" w:hAnsi="Times New Roman"/>
+                <w:b w:val="0"/>
+                <w:color w:val="000000"/>
+                <w:sz w:val="20"/>
+              </w:rPr>
+              <w:t>Consumo RAM (MB) por sesión activa</w:t>
             </w:r>
           </w:p>
         </w:tc>
         <w:tc>
           <w:tcPr>
-            <w:tcW w:type="dxa" w:w="2880"/>
+            <w:tcW w:type="dxa" w:w="1440"/>
           </w:tcPr>
           <w:p>
+            <w:pPr>
+              <w:spacing w:before="40" w:after="40"/>
+              <w:jc w:val="left"/>
+            </w:pPr>
+            <w:r/>
             <w:r>
+              <w:rPr>
+                <w:rFonts w:ascii="Times New Roman" w:hAnsi="Times New Roman"/>
+                <w:b w:val="0"/>
+                <w:color w:val="000000"/>
+                <w:sz w:val="20"/>
+              </w:rPr>
+              <w:t>&lt; 500 MB</w:t>
+            </w:r>
+          </w:p>
+        </w:tc>
+        <w:tc>
+          <w:tcPr>
+            <w:tcW w:type="dxa" w:w="2448"/>
+          </w:tcPr>
+          <w:p>
+            <w:pPr>
+              <w:spacing w:before="40" w:after="40"/>
+              <w:jc w:val="left"/>
+            </w:pPr>
+            <w:r/>
+            <w:r>
+              <w:rPr>
+                <w:rFonts w:ascii="Times New Roman" w:hAnsi="Times New Roman"/>
+                <w:b w:val="0"/>
+                <w:color w:val="000000"/>
+                <w:sz w:val="20"/>
+              </w:rPr>
+              <w:t>Azure Monitor</w:t>
+            </w:r>
+          </w:p>
+        </w:tc>
+      </w:tr>
+      <w:tr>
+        <w:tc>
+          <w:tcPr>
+            <w:tcW w:type="dxa" w:w="2592"/>
+          </w:tcPr>
+          <w:p>
+            <w:pPr>
+              <w:spacing w:before="40" w:after="40"/>
+              <w:jc w:val="left"/>
+            </w:pPr>
+            <w:r/>
+            <w:r>
+              <w:rPr>
+                <w:rFonts w:ascii="Times New Roman" w:hAnsi="Times New Roman"/>
+                <w:b w:val="0"/>
+                <w:color w:val="000000"/>
+                <w:sz w:val="20"/>
+              </w:rPr>
+              <w:t>Capacidad</w:t>
+            </w:r>
+          </w:p>
+        </w:tc>
+        <w:tc>
+          <w:tcPr>
+            <w:tcW w:type="dxa" w:w="3168"/>
+          </w:tcPr>
+          <w:p>
+            <w:pPr>
+              <w:spacing w:before="40" w:after="40"/>
+              <w:jc w:val="left"/>
+            </w:pPr>
+            <w:r/>
+            <w:r>
+              <w:rPr>
+                <w:rFonts w:ascii="Times New Roman" w:hAnsi="Times New Roman"/>
+                <w:b w:val="0"/>
+                <w:color w:val="000000"/>
+                <w:sz w:val="20"/>
+              </w:rPr>
+              <w:t>Usuarios concurrentes sin degradación crítica</w:t>
+            </w:r>
+          </w:p>
+        </w:tc>
+        <w:tc>
+          <w:tcPr>
+            <w:tcW w:type="dxa" w:w="1440"/>
+          </w:tcPr>
+          <w:p>
+            <w:pPr>
+              <w:spacing w:before="40" w:after="40"/>
+              <w:jc w:val="left"/>
+            </w:pPr>
+            <w:r/>
+            <w:r>
+              <w:rPr>
+                <w:rFonts w:ascii="Times New Roman" w:hAnsi="Times New Roman"/>
+                <w:b w:val="0"/>
+                <w:color w:val="000000"/>
+                <w:sz w:val="20"/>
+              </w:rPr>
+              <w:t>≥ 500</w:t>
+            </w:r>
+          </w:p>
+        </w:tc>
+        <w:tc>
+          <w:tcPr>
+            <w:tcW w:type="dxa" w:w="2448"/>
+          </w:tcPr>
+          <w:p>
+            <w:pPr>
+              <w:spacing w:before="40" w:after="40"/>
+              <w:jc w:val="left"/>
+            </w:pPr>
+            <w:r/>
+            <w:r>
+              <w:rPr>
+                <w:rFonts w:ascii="Times New Roman" w:hAnsi="Times New Roman"/>
+                <w:b w:val="0"/>
+                <w:color w:val="000000"/>
+                <w:sz w:val="20"/>
+              </w:rPr>
+              <w:t>Apache JMeter 5.6</w:t>
+            </w:r>
+          </w:p>
+        </w:tc>
+      </w:tr>
+      <w:tr>
+        <w:tc>
+          <w:tcPr>
+            <w:tcW w:type="dxa" w:w="2592"/>
+          </w:tcPr>
+          <w:p>
+            <w:pPr>
+              <w:spacing w:before="40" w:after="40"/>
+              <w:jc w:val="left"/>
+            </w:pPr>
+            <w:r/>
+            <w:r>
+              <w:rPr>
+                <w:rFonts w:ascii="Times New Roman" w:hAnsi="Times New Roman"/>
+                <w:b w:val="0"/>
+                <w:color w:val="000000"/>
+                <w:sz w:val="20"/>
+              </w:rPr>
+              <w:t>Throughput</w:t>
+            </w:r>
+          </w:p>
+        </w:tc>
+        <w:tc>
+          <w:tcPr>
+            <w:tcW w:type="dxa" w:w="3168"/>
+          </w:tcPr>
+          <w:p>
+            <w:pPr>
+              <w:spacing w:before="40" w:after="40"/>
+              <w:jc w:val="left"/>
+            </w:pPr>
+            <w:r/>
+            <w:r>
+              <w:rPr>
+                <w:rFonts w:ascii="Times New Roman" w:hAnsi="Times New Roman"/>
+                <w:b w:val="0"/>
+                <w:color w:val="000000"/>
+                <w:sz w:val="20"/>
+              </w:rPr>
+              <w:t>Solicitudes atendidas por segundo</w:t>
+            </w:r>
+          </w:p>
+        </w:tc>
+        <w:tc>
+          <w:tcPr>
+            <w:tcW w:type="dxa" w:w="1440"/>
+          </w:tcPr>
+          <w:p>
+            <w:pPr>
+              <w:spacing w:before="40" w:after="40"/>
+              <w:jc w:val="left"/>
+            </w:pPr>
+            <w:r/>
+            <w:r>
+              <w:rPr>
+                <w:rFonts w:ascii="Times New Roman" w:hAnsi="Times New Roman"/>
+                <w:b w:val="0"/>
+                <w:color w:val="000000"/>
+                <w:sz w:val="20"/>
+              </w:rPr>
+              <w:t>≥ 100 req/s</w:t>
+            </w:r>
+          </w:p>
+        </w:tc>
+        <w:tc>
+          <w:tcPr>
+            <w:tcW w:type="dxa" w:w="2448"/>
+          </w:tcPr>
+          <w:p>
+            <w:pPr>
+              <w:spacing w:before="40" w:after="40"/>
+              <w:jc w:val="left"/>
+            </w:pPr>
+            <w:r/>
+            <w:r>
+              <w:rPr>
+                <w:rFonts w:ascii="Times New Roman" w:hAnsi="Times New Roman"/>
+                <w:b w:val="0"/>
+                <w:color w:val="000000"/>
+                <w:sz w:val="20"/>
+              </w:rPr>
+              <w:t>Apache JMeter 5.6</w:t>
+            </w:r>
+          </w:p>
+        </w:tc>
+      </w:tr>
+    </w:tbl>
+    <w:p>
+      <w:pPr>
+        <w:spacing w:line="480" w:lineRule="auto"/>
+      </w:pPr>
+      <w:r>
+        <w:rPr>
+          <w:rFonts w:ascii="Times New Roman" w:hAnsi="Times New Roman"/>
+          <w:b w:val="0"/>
+          <w:i/>
+          <w:color w:val="000000"/>
+          <w:sz w:val="24"/>
+        </w:rPr>
+        <w:t xml:space="preserve">Nota. </w:t>
+      </w:r>
+      <w:r>
+        <w:rPr>
+          <w:rFonts w:ascii="Times New Roman" w:hAnsi="Times New Roman"/>
+          <w:b w:val="0"/>
+          <w:i w:val="0"/>
+          <w:color w:val="000000"/>
+          <w:sz w:val="24"/>
+        </w:rPr>
+        <w:t>El umbral de latencia p95 &lt; 2,000 ms se fundamenta en la investigación de Nielsen (1994), quien establece que respuestas superiores a 2 s interrumpen el flujo cognitivo del usuario.</w:t>
+      </w:r>
+    </w:p>
+    <w:p>
+      <w:pPr>
+        <w:spacing w:line="480" w:lineRule="auto" w:before="0" w:after="0"/>
+        <w:jc w:val="left"/>
+      </w:pPr>
+    </w:p>
+    <w:p>
+      <w:pPr>
+        <w:spacing w:line="480" w:lineRule="auto" w:before="0" w:after="0"/>
+        <w:jc w:val="left"/>
+      </w:pPr>
+      <w:r>
+        <w:rPr>
+          <w:rFonts w:ascii="Times New Roman" w:hAnsi="Times New Roman"/>
+          <w:b/>
+          <w:i w:val="0"/>
+          <w:color w:val="000000"/>
+          <w:sz w:val="24"/>
+        </w:rPr>
+        <w:t>2.3 Usabilidad</w:t>
+      </w:r>
+    </w:p>
+    <w:p>
+      <w:pPr>
+        <w:spacing w:line="480" w:lineRule="auto" w:before="0" w:after="0"/>
+        <w:ind w:firstLine="720"/>
+        <w:jc w:val="left"/>
+      </w:pPr>
+      <w:r>
+        <w:rPr>
+          <w:rFonts w:ascii="Times New Roman" w:hAnsi="Times New Roman"/>
+          <w:b w:val="0"/>
+          <w:i w:val="0"/>
+          <w:color w:val="000000"/>
+          <w:sz w:val="24"/>
+        </w:rPr>
+        <w:t>La usabilidad se evalúa mediante la encuesta SUS de 10 ítems (Brooke, 1996), cuya validez y confiabilidad han sido establecidas en estudios con más de 2,300 participantes (Bangor et al., 2008). Complementariamente, se aplicaron las 10 heurísticas de Nielsen (1994) mediante inspección experta. La Tabla 3 presenta las métricas.</w:t>
+      </w:r>
+    </w:p>
+    <w:p>
+      <w:pPr>
+        <w:spacing w:line="480" w:lineRule="auto" w:before="0" w:after="0"/>
+        <w:jc w:val="left"/>
+      </w:pPr>
+    </w:p>
+    <w:p>
+      <w:pPr>
+        <w:spacing w:line="480" w:lineRule="auto"/>
+        <w:jc w:val="center"/>
+      </w:pPr>
+      <w:r>
+        <w:rPr>
+          <w:rFonts w:ascii="Times New Roman" w:hAnsi="Times New Roman"/>
+          <w:b w:val="0"/>
+          <w:i w:val="0"/>
+          <w:color w:val="000000"/>
+          <w:sz w:val="24"/>
+        </w:rPr>
+        <w:t>Tabla 3</w:t>
+      </w:r>
+    </w:p>
+    <w:p>
+      <w:pPr>
+        <w:spacing w:line="480" w:lineRule="auto"/>
+        <w:jc w:val="left"/>
+      </w:pPr>
+      <w:r>
+        <w:rPr>
+          <w:rFonts w:ascii="Times New Roman" w:hAnsi="Times New Roman"/>
+          <w:b w:val="0"/>
+          <w:i/>
+          <w:color w:val="000000"/>
+          <w:sz w:val="24"/>
+        </w:rPr>
+        <w:t>Métricas de Usabilidad (ISO/IEC 25010:2023, § 4.4; Brooke, 1996)</w:t>
+      </w:r>
+    </w:p>
+    <w:tbl>
+      <w:tblPr>
+        <w:tblStyle w:val="TableGrid"/>
+        <w:tblW w:type="auto" w:w="0"/>
+        <w:jc w:val="center"/>
+        <w:tblLook w:firstColumn="1" w:firstRow="1" w:lastColumn="0" w:lastRow="0" w:noHBand="0" w:noVBand="1" w:val="04A0"/>
+      </w:tblPr>
+      <w:tblGrid>
+        <w:gridCol w:w="2340"/>
+        <w:gridCol w:w="2340"/>
+        <w:gridCol w:w="2340"/>
+        <w:gridCol w:w="2340"/>
+      </w:tblGrid>
+      <w:tr>
+        <w:tc>
+          <w:tcPr>
+            <w:tcW w:type="dxa" w:w="2592"/>
+            <w:shd w:val="clear" w:color="auto" w:fill="D0D0D0"/>
+          </w:tcPr>
+          <w:p>
+            <w:pPr>
+              <w:spacing w:before="40" w:after="40"/>
+              <w:jc w:val="left"/>
+            </w:pPr>
+            <w:r/>
+            <w:r>
+              <w:rPr>
+                <w:rFonts w:ascii="Times New Roman" w:hAnsi="Times New Roman"/>
+                <w:b/>
+                <w:color w:val="000000"/>
+                <w:sz w:val="20"/>
+              </w:rPr>
+              <w:t>Sub-característica</w:t>
+            </w:r>
+          </w:p>
+        </w:tc>
+        <w:tc>
+          <w:tcPr>
+            <w:tcW w:type="dxa" w:w="3168"/>
+            <w:shd w:val="clear" w:color="auto" w:fill="D0D0D0"/>
+          </w:tcPr>
+          <w:p>
+            <w:pPr>
+              <w:spacing w:before="40" w:after="40"/>
+              <w:jc w:val="left"/>
+            </w:pPr>
+            <w:r/>
+            <w:r>
+              <w:rPr>
+                <w:rFonts w:ascii="Times New Roman" w:hAnsi="Times New Roman"/>
+                <w:b/>
+                <w:color w:val="000000"/>
+                <w:sz w:val="20"/>
+              </w:rPr>
+              <w:t>Fórmula / Indicador</w:t>
+            </w:r>
+          </w:p>
+        </w:tc>
+        <w:tc>
+          <w:tcPr>
+            <w:tcW w:type="dxa" w:w="1440"/>
+            <w:shd w:val="clear" w:color="auto" w:fill="D0D0D0"/>
+          </w:tcPr>
+          <w:p>
+            <w:pPr>
+              <w:spacing w:before="40" w:after="40"/>
+              <w:jc w:val="left"/>
+            </w:pPr>
+            <w:r/>
+            <w:r>
+              <w:rPr>
+                <w:rFonts w:ascii="Times New Roman" w:hAnsi="Times New Roman"/>
+                <w:b/>
+                <w:color w:val="000000"/>
+                <w:sz w:val="20"/>
+              </w:rPr>
+              <w:t>Meta</w:t>
+            </w:r>
+          </w:p>
+        </w:tc>
+        <w:tc>
+          <w:tcPr>
+            <w:tcW w:type="dxa" w:w="2448"/>
+            <w:shd w:val="clear" w:color="auto" w:fill="D0D0D0"/>
+          </w:tcPr>
+          <w:p>
+            <w:pPr>
+              <w:spacing w:before="40" w:after="40"/>
+              <w:jc w:val="left"/>
+            </w:pPr>
+            <w:r/>
+            <w:r>
+              <w:rPr>
+                <w:rFonts w:ascii="Times New Roman" w:hAnsi="Times New Roman"/>
+                <w:b/>
+                <w:color w:val="000000"/>
+                <w:sz w:val="20"/>
+              </w:rPr>
+              <w:t>Instrumento</w:t>
+            </w:r>
+          </w:p>
+        </w:tc>
+      </w:tr>
+      <w:tr>
+        <w:tc>
+          <w:tcPr>
+            <w:tcW w:type="dxa" w:w="2592"/>
+          </w:tcPr>
+          <w:p>
+            <w:pPr>
+              <w:spacing w:before="40" w:after="40"/>
+              <w:jc w:val="left"/>
+            </w:pPr>
+            <w:r/>
+            <w:r>
+              <w:rPr>
+                <w:rFonts w:ascii="Times New Roman" w:hAnsi="Times New Roman"/>
+                <w:b w:val="0"/>
+                <w:color w:val="000000"/>
+                <w:sz w:val="20"/>
+              </w:rPr>
+              <w:t>Reconocibilidad</w:t>
+            </w:r>
+          </w:p>
+        </w:tc>
+        <w:tc>
+          <w:tcPr>
+            <w:tcW w:type="dxa" w:w="3168"/>
+          </w:tcPr>
+          <w:p>
+            <w:pPr>
+              <w:spacing w:before="40" w:after="40"/>
+              <w:jc w:val="left"/>
+            </w:pPr>
+            <w:r/>
+            <w:r>
+              <w:rPr>
+                <w:rFonts w:ascii="Times New Roman" w:hAnsi="Times New Roman"/>
+                <w:b w:val="0"/>
+                <w:color w:val="000000"/>
+                <w:sz w:val="20"/>
+              </w:rPr>
+              <w:t>% usuarios que identifican función sin ayuda</w:t>
+            </w:r>
+          </w:p>
+        </w:tc>
+        <w:tc>
+          <w:tcPr>
+            <w:tcW w:type="dxa" w:w="1440"/>
+          </w:tcPr>
+          <w:p>
+            <w:pPr>
+              <w:spacing w:before="40" w:after="40"/>
+              <w:jc w:val="left"/>
+            </w:pPr>
+            <w:r/>
+            <w:r>
+              <w:rPr>
+                <w:rFonts w:ascii="Times New Roman" w:hAnsi="Times New Roman"/>
+                <w:b w:val="0"/>
+                <w:color w:val="000000"/>
+                <w:sz w:val="20"/>
+              </w:rPr>
+              <w:t>≥ 80%</w:t>
+            </w:r>
+          </w:p>
+        </w:tc>
+        <w:tc>
+          <w:tcPr>
+            <w:tcW w:type="dxa" w:w="2448"/>
+          </w:tcPr>
+          <w:p>
+            <w:pPr>
+              <w:spacing w:before="40" w:after="40"/>
+              <w:jc w:val="left"/>
+            </w:pPr>
+            <w:r/>
+            <w:r>
+              <w:rPr>
+                <w:rFonts w:ascii="Times New Roman" w:hAnsi="Times New Roman"/>
+                <w:b w:val="0"/>
+                <w:color w:val="000000"/>
+                <w:sz w:val="20"/>
+              </w:rPr>
+              <w:t>Test de usabilidad (n=15)</w:t>
+            </w:r>
+          </w:p>
+        </w:tc>
+      </w:tr>
+      <w:tr>
+        <w:tc>
+          <w:tcPr>
+            <w:tcW w:type="dxa" w:w="2592"/>
+          </w:tcPr>
+          <w:p>
+            <w:pPr>
+              <w:spacing w:before="40" w:after="40"/>
+              <w:jc w:val="left"/>
+            </w:pPr>
+            <w:r/>
+            <w:r>
+              <w:rPr>
+                <w:rFonts w:ascii="Times New Roman" w:hAnsi="Times New Roman"/>
+                <w:b w:val="0"/>
+                <w:color w:val="000000"/>
+                <w:sz w:val="20"/>
+              </w:rPr>
+              <w:t>Aprendibilidad</w:t>
+            </w:r>
+          </w:p>
+        </w:tc>
+        <w:tc>
+          <w:tcPr>
+            <w:tcW w:type="dxa" w:w="3168"/>
+          </w:tcPr>
+          <w:p>
+            <w:pPr>
+              <w:spacing w:before="40" w:after="40"/>
+              <w:jc w:val="left"/>
+            </w:pPr>
+            <w:r/>
+            <w:r>
+              <w:rPr>
+                <w:rFonts w:ascii="Times New Roman" w:hAnsi="Times New Roman"/>
+                <w:b w:val="0"/>
+                <w:color w:val="000000"/>
+                <w:sz w:val="20"/>
+              </w:rPr>
+              <w:t>Tiempo promedio en completar 1.ª tarea (min)</w:t>
+            </w:r>
+          </w:p>
+        </w:tc>
+        <w:tc>
+          <w:tcPr>
+            <w:tcW w:type="dxa" w:w="1440"/>
+          </w:tcPr>
+          <w:p>
+            <w:pPr>
+              <w:spacing w:before="40" w:after="40"/>
+              <w:jc w:val="left"/>
+            </w:pPr>
+            <w:r/>
+            <w:r>
+              <w:rPr>
+                <w:rFonts w:ascii="Times New Roman" w:hAnsi="Times New Roman"/>
+                <w:b w:val="0"/>
+                <w:color w:val="000000"/>
+                <w:sz w:val="20"/>
+              </w:rPr>
+              <w:t>&lt; 10 min</w:t>
+            </w:r>
+          </w:p>
+        </w:tc>
+        <w:tc>
+          <w:tcPr>
+            <w:tcW w:type="dxa" w:w="2448"/>
+          </w:tcPr>
+          <w:p>
+            <w:pPr>
+              <w:spacing w:before="40" w:after="40"/>
+              <w:jc w:val="left"/>
+            </w:pPr>
+            <w:r/>
+            <w:r>
+              <w:rPr>
+                <w:rFonts w:ascii="Times New Roman" w:hAnsi="Times New Roman"/>
+                <w:b w:val="0"/>
+                <w:color w:val="000000"/>
+                <w:sz w:val="20"/>
+              </w:rPr>
+              <w:t>Observación + cronómetro</w:t>
+            </w:r>
+          </w:p>
+        </w:tc>
+      </w:tr>
+      <w:tr>
+        <w:tc>
+          <w:tcPr>
+            <w:tcW w:type="dxa" w:w="2592"/>
+          </w:tcPr>
+          <w:p>
+            <w:pPr>
+              <w:spacing w:before="40" w:after="40"/>
+              <w:jc w:val="left"/>
+            </w:pPr>
+            <w:r/>
+            <w:r>
+              <w:rPr>
+                <w:rFonts w:ascii="Times New Roman" w:hAnsi="Times New Roman"/>
+                <w:b w:val="0"/>
+                <w:color w:val="000000"/>
+                <w:sz w:val="20"/>
+              </w:rPr>
+              <w:t>Operabilidad (SUS)</w:t>
+            </w:r>
+          </w:p>
+        </w:tc>
+        <w:tc>
+          <w:tcPr>
+            <w:tcW w:type="dxa" w:w="3168"/>
+          </w:tcPr>
+          <w:p>
+            <w:pPr>
+              <w:spacing w:before="40" w:after="40"/>
+              <w:jc w:val="left"/>
+            </w:pPr>
+            <w:r/>
+            <w:r>
+              <w:rPr>
+                <w:rFonts w:ascii="Times New Roman" w:hAnsi="Times New Roman"/>
+                <w:b w:val="0"/>
+                <w:color w:val="000000"/>
+                <w:sz w:val="20"/>
+              </w:rPr>
+              <w:t>Puntaje SUS promedio (0–100)</w:t>
+            </w:r>
+          </w:p>
+        </w:tc>
+        <w:tc>
+          <w:tcPr>
+            <w:tcW w:type="dxa" w:w="1440"/>
+          </w:tcPr>
+          <w:p>
+            <w:pPr>
+              <w:spacing w:before="40" w:after="40"/>
+              <w:jc w:val="left"/>
+            </w:pPr>
+            <w:r/>
+            <w:r>
+              <w:rPr>
+                <w:rFonts w:ascii="Times New Roman" w:hAnsi="Times New Roman"/>
+                <w:b w:val="0"/>
+                <w:color w:val="000000"/>
+                <w:sz w:val="20"/>
+              </w:rPr>
+              <w:t>&gt; 70</w:t>
+            </w:r>
+          </w:p>
+        </w:tc>
+        <w:tc>
+          <w:tcPr>
+            <w:tcW w:type="dxa" w:w="2448"/>
+          </w:tcPr>
+          <w:p>
+            <w:pPr>
+              <w:spacing w:before="40" w:after="40"/>
+              <w:jc w:val="left"/>
+            </w:pPr>
+            <w:r/>
+            <w:r>
+              <w:rPr>
+                <w:rFonts w:ascii="Times New Roman" w:hAnsi="Times New Roman"/>
+                <w:b w:val="0"/>
+                <w:color w:val="000000"/>
+                <w:sz w:val="20"/>
+              </w:rPr>
+              <w:t>Encuesta SUS (Brooke, 1996)</w:t>
+            </w:r>
+          </w:p>
+        </w:tc>
+      </w:tr>
+      <w:tr>
+        <w:tc>
+          <w:tcPr>
+            <w:tcW w:type="dxa" w:w="2592"/>
+          </w:tcPr>
+          <w:p>
+            <w:pPr>
+              <w:spacing w:before="40" w:after="40"/>
+              <w:jc w:val="left"/>
+            </w:pPr>
+            <w:r/>
+            <w:r>
+              <w:rPr>
+                <w:rFonts w:ascii="Times New Roman" w:hAnsi="Times New Roman"/>
+                <w:b w:val="0"/>
+                <w:color w:val="000000"/>
+                <w:sz w:val="20"/>
+              </w:rPr>
+              <w:t>Protección al usuario</w:t>
+            </w:r>
+          </w:p>
+        </w:tc>
+        <w:tc>
+          <w:tcPr>
+            <w:tcW w:type="dxa" w:w="3168"/>
+          </w:tcPr>
+          <w:p>
+            <w:pPr>
+              <w:spacing w:before="40" w:after="40"/>
+              <w:jc w:val="left"/>
+            </w:pPr>
+            <w:r/>
+            <w:r>
+              <w:rPr>
+                <w:rFonts w:ascii="Times New Roman" w:hAnsi="Times New Roman"/>
+                <w:b w:val="0"/>
+                <w:color w:val="000000"/>
+                <w:sz w:val="20"/>
+              </w:rPr>
+              <w:t>Acciones reversibles sin pérdida de datos (%)</w:t>
+            </w:r>
+          </w:p>
+        </w:tc>
+        <w:tc>
+          <w:tcPr>
+            <w:tcW w:type="dxa" w:w="1440"/>
+          </w:tcPr>
+          <w:p>
+            <w:pPr>
+              <w:spacing w:before="40" w:after="40"/>
+              <w:jc w:val="left"/>
+            </w:pPr>
+            <w:r/>
+            <w:r>
+              <w:rPr>
+                <w:rFonts w:ascii="Times New Roman" w:hAnsi="Times New Roman"/>
+                <w:b w:val="0"/>
+                <w:color w:val="000000"/>
+                <w:sz w:val="20"/>
+              </w:rPr>
               <w:t>100%</w:t>
+            </w:r>
+          </w:p>
+        </w:tc>
+        <w:tc>
+          <w:tcPr>
+            <w:tcW w:type="dxa" w:w="2448"/>
+          </w:tcPr>
+          <w:p>
+            <w:pPr>
+              <w:spacing w:before="40" w:after="40"/>
+              <w:jc w:val="left"/>
+            </w:pPr>
+            <w:r/>
+            <w:r>
+              <w:rPr>
+                <w:rFonts w:ascii="Times New Roman" w:hAnsi="Times New Roman"/>
+                <w:b w:val="0"/>
+                <w:color w:val="000000"/>
+                <w:sz w:val="20"/>
+              </w:rPr>
+              <w:t>Casos de prueba</w:t>
+            </w:r>
+          </w:p>
+        </w:tc>
+      </w:tr>
+      <w:tr>
+        <w:tc>
+          <w:tcPr>
+            <w:tcW w:type="dxa" w:w="2592"/>
+          </w:tcPr>
+          <w:p>
+            <w:pPr>
+              <w:spacing w:before="40" w:after="40"/>
+              <w:jc w:val="left"/>
+            </w:pPr>
+            <w:r/>
+            <w:r>
+              <w:rPr>
+                <w:rFonts w:ascii="Times New Roman" w:hAnsi="Times New Roman"/>
+                <w:b w:val="0"/>
+                <w:color w:val="000000"/>
+                <w:sz w:val="20"/>
+              </w:rPr>
+              <w:t>Accesibilidad</w:t>
+            </w:r>
+          </w:p>
+        </w:tc>
+        <w:tc>
+          <w:tcPr>
+            <w:tcW w:type="dxa" w:w="3168"/>
+          </w:tcPr>
+          <w:p>
+            <w:pPr>
+              <w:spacing w:before="40" w:after="40"/>
+              <w:jc w:val="left"/>
+            </w:pPr>
+            <w:r/>
+            <w:r>
+              <w:rPr>
+                <w:rFonts w:ascii="Times New Roman" w:hAnsi="Times New Roman"/>
+                <w:b w:val="0"/>
+                <w:color w:val="000000"/>
+                <w:sz w:val="20"/>
+              </w:rPr>
+              <w:t>Criterios WCAG 2.1 AA cumplidos (%)</w:t>
+            </w:r>
+          </w:p>
+        </w:tc>
+        <w:tc>
+          <w:tcPr>
+            <w:tcW w:type="dxa" w:w="1440"/>
+          </w:tcPr>
+          <w:p>
+            <w:pPr>
+              <w:spacing w:before="40" w:after="40"/>
+              <w:jc w:val="left"/>
+            </w:pPr>
+            <w:r/>
+            <w:r>
+              <w:rPr>
+                <w:rFonts w:ascii="Times New Roman" w:hAnsi="Times New Roman"/>
+                <w:b w:val="0"/>
+                <w:color w:val="000000"/>
+                <w:sz w:val="20"/>
+              </w:rPr>
+              <w:t>≥ 95%</w:t>
+            </w:r>
+          </w:p>
+        </w:tc>
+        <w:tc>
+          <w:tcPr>
+            <w:tcW w:type="dxa" w:w="2448"/>
+          </w:tcPr>
+          <w:p>
+            <w:pPr>
+              <w:spacing w:before="40" w:after="40"/>
+              <w:jc w:val="left"/>
+            </w:pPr>
+            <w:r/>
+            <w:r>
+              <w:rPr>
+                <w:rFonts w:ascii="Times New Roman" w:hAnsi="Times New Roman"/>
+                <w:b w:val="0"/>
+                <w:color w:val="000000"/>
+                <w:sz w:val="20"/>
+              </w:rPr>
+              <w:t>axe-core + revisión manual</w:t>
+            </w:r>
+          </w:p>
+        </w:tc>
+      </w:tr>
+    </w:tbl>
+    <w:p>
+      <w:pPr>
+        <w:spacing w:line="480" w:lineRule="auto"/>
+      </w:pPr>
+      <w:r>
+        <w:rPr>
+          <w:rFonts w:ascii="Times New Roman" w:hAnsi="Times New Roman"/>
+          <w:b w:val="0"/>
+          <w:i/>
+          <w:color w:val="000000"/>
+          <w:sz w:val="24"/>
+        </w:rPr>
+        <w:t xml:space="preserve">Nota. </w:t>
+      </w:r>
+      <w:r>
+        <w:rPr>
+          <w:rFonts w:ascii="Times New Roman" w:hAnsi="Times New Roman"/>
+          <w:b w:val="0"/>
+          <w:i w:val="0"/>
+          <w:color w:val="000000"/>
+          <w:sz w:val="24"/>
+        </w:rPr>
+        <w:t>Bangor et al. (2008) establecen la siguiente escala adjuntiva SUS: &lt; 51 = inaceptable; 51–70 = marginal; 71–85 = buena; 86–100 = excelente. El umbral mínimo aceptable para SilaDocs es 70.</w:t>
+      </w:r>
+    </w:p>
+    <w:p>
+      <w:pPr>
+        <w:spacing w:line="480" w:lineRule="auto" w:before="0" w:after="0"/>
+        <w:jc w:val="left"/>
+      </w:pPr>
+    </w:p>
+    <w:p>
+      <w:pPr>
+        <w:spacing w:line="480" w:lineRule="auto" w:before="0" w:after="0"/>
+        <w:jc w:val="left"/>
+      </w:pPr>
+      <w:r>
+        <w:rPr>
+          <w:rFonts w:ascii="Times New Roman" w:hAnsi="Times New Roman"/>
+          <w:b/>
+          <w:i w:val="0"/>
+          <w:color w:val="000000"/>
+          <w:sz w:val="24"/>
+        </w:rPr>
+        <w:t>2.4 Confiabilidad</w:t>
+      </w:r>
+    </w:p>
+    <w:p>
+      <w:pPr>
+        <w:spacing w:line="480" w:lineRule="auto" w:before="0" w:after="0"/>
+        <w:ind w:firstLine="720"/>
+        <w:jc w:val="left"/>
+      </w:pPr>
+      <w:r>
+        <w:rPr>
+          <w:rFonts w:ascii="Times New Roman" w:hAnsi="Times New Roman"/>
+          <w:b w:val="0"/>
+          <w:i w:val="0"/>
+          <w:color w:val="000000"/>
+          <w:sz w:val="24"/>
+        </w:rPr>
+        <w:t>La confiabilidad se mide mediante métricas de disponibilidad, tolerancia a fallos y recuperabilidad, siguiendo los indicadores de ISO/IEC 25023:2016 (ISO/IEC, 2016). Un uptime ≥ 99.5% equivale a una indisponibilidad máxima de 43.8 horas al año.</w:t>
+      </w:r>
+    </w:p>
+    <w:p>
+      <w:pPr>
+        <w:spacing w:line="480" w:lineRule="auto" w:before="0" w:after="0"/>
+        <w:jc w:val="left"/>
+      </w:pPr>
+    </w:p>
+    <w:p>
+      <w:pPr>
+        <w:spacing w:line="480" w:lineRule="auto"/>
+        <w:jc w:val="center"/>
+      </w:pPr>
+      <w:r>
+        <w:rPr>
+          <w:rFonts w:ascii="Times New Roman" w:hAnsi="Times New Roman"/>
+          <w:b w:val="0"/>
+          <w:i w:val="0"/>
+          <w:color w:val="000000"/>
+          <w:sz w:val="24"/>
+        </w:rPr>
+        <w:t>Tabla 4</w:t>
+      </w:r>
+    </w:p>
+    <w:p>
+      <w:pPr>
+        <w:spacing w:line="480" w:lineRule="auto"/>
+        <w:jc w:val="left"/>
+      </w:pPr>
+      <w:r>
+        <w:rPr>
+          <w:rFonts w:ascii="Times New Roman" w:hAnsi="Times New Roman"/>
+          <w:b w:val="0"/>
+          <w:i/>
+          <w:color w:val="000000"/>
+          <w:sz w:val="24"/>
+        </w:rPr>
+        <w:t>Métricas de Confiabilidad (ISO/IEC 25010:2023, § 4.5; ISO/IEC 25023:2016)</w:t>
+      </w:r>
+    </w:p>
+    <w:tbl>
+      <w:tblPr>
+        <w:tblStyle w:val="TableGrid"/>
+        <w:tblW w:type="auto" w:w="0"/>
+        <w:jc w:val="center"/>
+        <w:tblLook w:firstColumn="1" w:firstRow="1" w:lastColumn="0" w:lastRow="0" w:noHBand="0" w:noVBand="1" w:val="04A0"/>
+      </w:tblPr>
+      <w:tblGrid>
+        <w:gridCol w:w="2340"/>
+        <w:gridCol w:w="2340"/>
+        <w:gridCol w:w="2340"/>
+        <w:gridCol w:w="2340"/>
+      </w:tblGrid>
+      <w:tr>
+        <w:tc>
+          <w:tcPr>
+            <w:tcW w:type="dxa" w:w="2592"/>
+            <w:shd w:val="clear" w:color="auto" w:fill="D0D0D0"/>
+          </w:tcPr>
+          <w:p>
+            <w:pPr>
+              <w:spacing w:before="40" w:after="40"/>
+              <w:jc w:val="left"/>
+            </w:pPr>
+            <w:r/>
+            <w:r>
+              <w:rPr>
+                <w:rFonts w:ascii="Times New Roman" w:hAnsi="Times New Roman"/>
+                <w:b/>
+                <w:color w:val="000000"/>
+                <w:sz w:val="20"/>
+              </w:rPr>
+              <w:t>Sub-característica</w:t>
+            </w:r>
+          </w:p>
+        </w:tc>
+        <w:tc>
+          <w:tcPr>
+            <w:tcW w:type="dxa" w:w="3168"/>
+            <w:shd w:val="clear" w:color="auto" w:fill="D0D0D0"/>
+          </w:tcPr>
+          <w:p>
+            <w:pPr>
+              <w:spacing w:before="40" w:after="40"/>
+              <w:jc w:val="left"/>
+            </w:pPr>
+            <w:r/>
+            <w:r>
+              <w:rPr>
+                <w:rFonts w:ascii="Times New Roman" w:hAnsi="Times New Roman"/>
+                <w:b/>
+                <w:color w:val="000000"/>
+                <w:sz w:val="20"/>
+              </w:rPr>
+              <w:t>Fórmula / Indicador</w:t>
+            </w:r>
+          </w:p>
+        </w:tc>
+        <w:tc>
+          <w:tcPr>
+            <w:tcW w:type="dxa" w:w="1440"/>
+            <w:shd w:val="clear" w:color="auto" w:fill="D0D0D0"/>
+          </w:tcPr>
+          <w:p>
+            <w:pPr>
+              <w:spacing w:before="40" w:after="40"/>
+              <w:jc w:val="left"/>
+            </w:pPr>
+            <w:r/>
+            <w:r>
+              <w:rPr>
+                <w:rFonts w:ascii="Times New Roman" w:hAnsi="Times New Roman"/>
+                <w:b/>
+                <w:color w:val="000000"/>
+                <w:sz w:val="20"/>
+              </w:rPr>
+              <w:t>Meta</w:t>
+            </w:r>
+          </w:p>
+        </w:tc>
+        <w:tc>
+          <w:tcPr>
+            <w:tcW w:type="dxa" w:w="2448"/>
+            <w:shd w:val="clear" w:color="auto" w:fill="D0D0D0"/>
+          </w:tcPr>
+          <w:p>
+            <w:pPr>
+              <w:spacing w:before="40" w:after="40"/>
+              <w:jc w:val="left"/>
+            </w:pPr>
+            <w:r/>
+            <w:r>
+              <w:rPr>
+                <w:rFonts w:ascii="Times New Roman" w:hAnsi="Times New Roman"/>
+                <w:b/>
+                <w:color w:val="000000"/>
+                <w:sz w:val="20"/>
+              </w:rPr>
+              <w:t>Instrumento</w:t>
+            </w:r>
+          </w:p>
+        </w:tc>
+      </w:tr>
+      <w:tr>
+        <w:tc>
+          <w:tcPr>
+            <w:tcW w:type="dxa" w:w="2592"/>
+          </w:tcPr>
+          <w:p>
+            <w:pPr>
+              <w:spacing w:before="40" w:after="40"/>
+              <w:jc w:val="left"/>
+            </w:pPr>
+            <w:r/>
+            <w:r>
+              <w:rPr>
+                <w:rFonts w:ascii="Times New Roman" w:hAnsi="Times New Roman"/>
+                <w:b w:val="0"/>
+                <w:color w:val="000000"/>
+                <w:sz w:val="20"/>
+              </w:rPr>
+              <w:t>Disponibilidad</w:t>
+            </w:r>
+          </w:p>
+        </w:tc>
+        <w:tc>
+          <w:tcPr>
+            <w:tcW w:type="dxa" w:w="3168"/>
+          </w:tcPr>
+          <w:p>
+            <w:pPr>
+              <w:spacing w:before="40" w:after="40"/>
+              <w:jc w:val="left"/>
+            </w:pPr>
+            <w:r/>
+            <w:r>
+              <w:rPr>
+                <w:rFonts w:ascii="Times New Roman" w:hAnsi="Times New Roman"/>
+                <w:b w:val="0"/>
+                <w:color w:val="000000"/>
+                <w:sz w:val="20"/>
+              </w:rPr>
+              <w:t>Uptime (%) en 30 días continuos</w:t>
+            </w:r>
+          </w:p>
+        </w:tc>
+        <w:tc>
+          <w:tcPr>
+            <w:tcW w:type="dxa" w:w="1440"/>
+          </w:tcPr>
+          <w:p>
+            <w:pPr>
+              <w:spacing w:before="40" w:after="40"/>
+              <w:jc w:val="left"/>
+            </w:pPr>
+            <w:r/>
+            <w:r>
+              <w:rPr>
+                <w:rFonts w:ascii="Times New Roman" w:hAnsi="Times New Roman"/>
+                <w:b w:val="0"/>
+                <w:color w:val="000000"/>
+                <w:sz w:val="20"/>
+              </w:rPr>
+              <w:t>≥ 99.5%</w:t>
+            </w:r>
+          </w:p>
+        </w:tc>
+        <w:tc>
+          <w:tcPr>
+            <w:tcW w:type="dxa" w:w="2448"/>
+          </w:tcPr>
+          <w:p>
+            <w:pPr>
+              <w:spacing w:before="40" w:after="40"/>
+              <w:jc w:val="left"/>
+            </w:pPr>
+            <w:r/>
+            <w:r>
+              <w:rPr>
+                <w:rFonts w:ascii="Times New Roman" w:hAnsi="Times New Roman"/>
+                <w:b w:val="0"/>
+                <w:color w:val="000000"/>
+                <w:sz w:val="20"/>
+              </w:rPr>
+              <w:t>Azure Monitor / Uptime Robot</w:t>
+            </w:r>
+          </w:p>
+        </w:tc>
+      </w:tr>
+      <w:tr>
+        <w:tc>
+          <w:tcPr>
+            <w:tcW w:type="dxa" w:w="2592"/>
+          </w:tcPr>
+          <w:p>
+            <w:pPr>
+              <w:spacing w:before="40" w:after="40"/>
+              <w:jc w:val="left"/>
+            </w:pPr>
+            <w:r/>
+            <w:r>
+              <w:rPr>
+                <w:rFonts w:ascii="Times New Roman" w:hAnsi="Times New Roman"/>
+                <w:b w:val="0"/>
+                <w:color w:val="000000"/>
+                <w:sz w:val="20"/>
+              </w:rPr>
+              <w:t>Tolerancia a fallos</w:t>
+            </w:r>
+          </w:p>
+        </w:tc>
+        <w:tc>
+          <w:tcPr>
+            <w:tcW w:type="dxa" w:w="3168"/>
+          </w:tcPr>
+          <w:p>
+            <w:pPr>
+              <w:spacing w:before="40" w:after="40"/>
+              <w:jc w:val="left"/>
+            </w:pPr>
+            <w:r/>
+            <w:r>
+              <w:rPr>
+                <w:rFonts w:ascii="Times New Roman" w:hAnsi="Times New Roman"/>
+                <w:b w:val="0"/>
+                <w:color w:val="000000"/>
+                <w:sz w:val="20"/>
+              </w:rPr>
+              <w:t>Tiempo de recuperación ante error (min)</w:t>
+            </w:r>
+          </w:p>
+        </w:tc>
+        <w:tc>
+          <w:tcPr>
+            <w:tcW w:type="dxa" w:w="1440"/>
+          </w:tcPr>
+          <w:p>
+            <w:pPr>
+              <w:spacing w:before="40" w:after="40"/>
+              <w:jc w:val="left"/>
+            </w:pPr>
+            <w:r/>
+            <w:r>
+              <w:rPr>
+                <w:rFonts w:ascii="Times New Roman" w:hAnsi="Times New Roman"/>
+                <w:b w:val="0"/>
+                <w:color w:val="000000"/>
+                <w:sz w:val="20"/>
+              </w:rPr>
+              <w:t>&lt; 5 min</w:t>
+            </w:r>
+          </w:p>
+        </w:tc>
+        <w:tc>
+          <w:tcPr>
+            <w:tcW w:type="dxa" w:w="2448"/>
+          </w:tcPr>
+          <w:p>
+            <w:pPr>
+              <w:spacing w:before="40" w:after="40"/>
+              <w:jc w:val="left"/>
+            </w:pPr>
+            <w:r/>
+            <w:r>
+              <w:rPr>
+                <w:rFonts w:ascii="Times New Roman" w:hAnsi="Times New Roman"/>
+                <w:b w:val="0"/>
+                <w:color w:val="000000"/>
+                <w:sz w:val="20"/>
+              </w:rPr>
+              <w:t>Chaos testing (Gremlin)</w:t>
+            </w:r>
+          </w:p>
+        </w:tc>
+      </w:tr>
+      <w:tr>
+        <w:tc>
+          <w:tcPr>
+            <w:tcW w:type="dxa" w:w="2592"/>
+          </w:tcPr>
+          <w:p>
+            <w:pPr>
+              <w:spacing w:before="40" w:after="40"/>
+              <w:jc w:val="left"/>
+            </w:pPr>
+            <w:r/>
+            <w:r>
+              <w:rPr>
+                <w:rFonts w:ascii="Times New Roman" w:hAnsi="Times New Roman"/>
+                <w:b w:val="0"/>
+                <w:color w:val="000000"/>
+                <w:sz w:val="20"/>
+              </w:rPr>
+              <w:t>Recuperabilidad (MTTR)</w:t>
+            </w:r>
+          </w:p>
+        </w:tc>
+        <w:tc>
+          <w:tcPr>
+            <w:tcW w:type="dxa" w:w="3168"/>
+          </w:tcPr>
+          <w:p>
+            <w:pPr>
+              <w:spacing w:before="40" w:after="40"/>
+              <w:jc w:val="left"/>
+            </w:pPr>
+            <w:r/>
+            <w:r>
+              <w:rPr>
+                <w:rFonts w:ascii="Times New Roman" w:hAnsi="Times New Roman"/>
+                <w:b w:val="0"/>
+                <w:color w:val="000000"/>
+                <w:sz w:val="20"/>
+              </w:rPr>
+              <w:t>Mean Time To Repair (h)</w:t>
+            </w:r>
+          </w:p>
+        </w:tc>
+        <w:tc>
+          <w:tcPr>
+            <w:tcW w:type="dxa" w:w="1440"/>
+          </w:tcPr>
+          <w:p>
+            <w:pPr>
+              <w:spacing w:before="40" w:after="40"/>
+              <w:jc w:val="left"/>
+            </w:pPr>
+            <w:r/>
+            <w:r>
+              <w:rPr>
+                <w:rFonts w:ascii="Times New Roman" w:hAnsi="Times New Roman"/>
+                <w:b w:val="0"/>
+                <w:color w:val="000000"/>
+                <w:sz w:val="20"/>
+              </w:rPr>
+              <w:t>&lt; 1 h</w:t>
+            </w:r>
+          </w:p>
+        </w:tc>
+        <w:tc>
+          <w:tcPr>
+            <w:tcW w:type="dxa" w:w="2448"/>
+          </w:tcPr>
+          <w:p>
+            <w:pPr>
+              <w:spacing w:before="40" w:after="40"/>
+              <w:jc w:val="left"/>
+            </w:pPr>
+            <w:r/>
+            <w:r>
+              <w:rPr>
+                <w:rFonts w:ascii="Times New Roman" w:hAnsi="Times New Roman"/>
+                <w:b w:val="0"/>
+                <w:color w:val="000000"/>
+                <w:sz w:val="20"/>
+              </w:rPr>
+              <w:t>Registro de incidentes</w:t>
+            </w:r>
+          </w:p>
+        </w:tc>
+      </w:tr>
+      <w:tr>
+        <w:tc>
+          <w:tcPr>
+            <w:tcW w:type="dxa" w:w="2592"/>
+          </w:tcPr>
+          <w:p>
+            <w:pPr>
+              <w:spacing w:before="40" w:after="40"/>
+              <w:jc w:val="left"/>
+            </w:pPr>
+            <w:r/>
+            <w:r>
+              <w:rPr>
+                <w:rFonts w:ascii="Times New Roman" w:hAnsi="Times New Roman"/>
+                <w:b w:val="0"/>
+                <w:color w:val="000000"/>
+                <w:sz w:val="20"/>
+              </w:rPr>
+              <w:t>Madurez</w:t>
+            </w:r>
+          </w:p>
+        </w:tc>
+        <w:tc>
+          <w:tcPr>
+            <w:tcW w:type="dxa" w:w="3168"/>
+          </w:tcPr>
+          <w:p>
+            <w:pPr>
+              <w:spacing w:before="40" w:after="40"/>
+              <w:jc w:val="left"/>
+            </w:pPr>
+            <w:r/>
+            <w:r>
+              <w:rPr>
+                <w:rFonts w:ascii="Times New Roman" w:hAnsi="Times New Roman"/>
+                <w:b w:val="0"/>
+                <w:color w:val="000000"/>
+                <w:sz w:val="20"/>
+              </w:rPr>
+              <w:t>Tasa de fallos en producción (# / mes)</w:t>
+            </w:r>
+          </w:p>
+        </w:tc>
+        <w:tc>
+          <w:tcPr>
+            <w:tcW w:type="dxa" w:w="1440"/>
+          </w:tcPr>
+          <w:p>
+            <w:pPr>
+              <w:spacing w:before="40" w:after="40"/>
+              <w:jc w:val="left"/>
+            </w:pPr>
+            <w:r/>
+            <w:r>
+              <w:rPr>
+                <w:rFonts w:ascii="Times New Roman" w:hAnsi="Times New Roman"/>
+                <w:b w:val="0"/>
+                <w:color w:val="000000"/>
+                <w:sz w:val="20"/>
+              </w:rPr>
+              <w:t>&lt; 2 fallos/mes</w:t>
+            </w:r>
+          </w:p>
+        </w:tc>
+        <w:tc>
+          <w:tcPr>
+            <w:tcW w:type="dxa" w:w="2448"/>
+          </w:tcPr>
+          <w:p>
+            <w:pPr>
+              <w:spacing w:before="40" w:after="40"/>
+              <w:jc w:val="left"/>
+            </w:pPr>
+            <w:r/>
+            <w:r>
+              <w:rPr>
+                <w:rFonts w:ascii="Times New Roman" w:hAnsi="Times New Roman"/>
+                <w:b w:val="0"/>
+                <w:color w:val="000000"/>
+                <w:sz w:val="20"/>
+              </w:rPr>
+              <w:t>Logs de producción</w:t>
+            </w:r>
+          </w:p>
+        </w:tc>
+      </w:tr>
+    </w:tbl>
+    <w:p>
+      <w:pPr>
+        <w:spacing w:line="480" w:lineRule="auto" w:before="0" w:after="0"/>
+        <w:jc w:val="left"/>
+      </w:pPr>
+    </w:p>
+    <w:p>
+      <w:pPr>
+        <w:spacing w:line="480" w:lineRule="auto" w:before="0" w:after="0"/>
+        <w:jc w:val="left"/>
+      </w:pPr>
+      <w:r>
+        <w:rPr>
+          <w:rFonts w:ascii="Times New Roman" w:hAnsi="Times New Roman"/>
+          <w:b/>
+          <w:i w:val="0"/>
+          <w:color w:val="000000"/>
+          <w:sz w:val="24"/>
+        </w:rPr>
+        <w:t>2.5 Seguridad</w:t>
+      </w:r>
+    </w:p>
+    <w:p>
+      <w:pPr>
+        <w:spacing w:line="480" w:lineRule="auto" w:before="0" w:after="0"/>
+        <w:ind w:firstLine="720"/>
+        <w:jc w:val="left"/>
+      </w:pPr>
+      <w:r>
+        <w:rPr>
+          <w:rFonts w:ascii="Times New Roman" w:hAnsi="Times New Roman"/>
+          <w:b w:val="0"/>
+          <w:i w:val="0"/>
+          <w:color w:val="000000"/>
+          <w:sz w:val="24"/>
+        </w:rPr>
+        <w:t>La seguridad se evalúa conforme a OWASP Top 10:2021, el marco de referencia más adoptado para la identificación de vulnerabilidades en aplicaciones web (OWASP, 2021). Adicionalmente, la integración con blockchain Hyperledger Fabric provee no-repudio e integridad documental mediante firmas digitales y hashing SHA-256 (Hyperledger Foundation, 2023).</w:t>
+      </w:r>
+    </w:p>
+    <w:p>
+      <w:pPr>
+        <w:spacing w:line="480" w:lineRule="auto" w:before="0" w:after="0"/>
+        <w:jc w:val="left"/>
+      </w:pPr>
+    </w:p>
+    <w:p>
+      <w:pPr>
+        <w:spacing w:line="480" w:lineRule="auto"/>
+        <w:jc w:val="center"/>
+      </w:pPr>
+      <w:r>
+        <w:rPr>
+          <w:rFonts w:ascii="Times New Roman" w:hAnsi="Times New Roman"/>
+          <w:b w:val="0"/>
+          <w:i w:val="0"/>
+          <w:color w:val="000000"/>
+          <w:sz w:val="24"/>
+        </w:rPr>
+        <w:t>Tabla 5</w:t>
+      </w:r>
+    </w:p>
+    <w:p>
+      <w:pPr>
+        <w:spacing w:line="480" w:lineRule="auto"/>
+        <w:jc w:val="left"/>
+      </w:pPr>
+      <w:r>
+        <w:rPr>
+          <w:rFonts w:ascii="Times New Roman" w:hAnsi="Times New Roman"/>
+          <w:b w:val="0"/>
+          <w:i/>
+          <w:color w:val="000000"/>
+          <w:sz w:val="24"/>
+        </w:rPr>
+        <w:t>Métricas de Seguridad (ISO/IEC 25010:2023, § 4.6; OWASP, 2021)</w:t>
+      </w:r>
+    </w:p>
+    <w:tbl>
+      <w:tblPr>
+        <w:tblStyle w:val="TableGrid"/>
+        <w:tblW w:type="auto" w:w="0"/>
+        <w:jc w:val="center"/>
+        <w:tblLook w:firstColumn="1" w:firstRow="1" w:lastColumn="0" w:lastRow="0" w:noHBand="0" w:noVBand="1" w:val="04A0"/>
+      </w:tblPr>
+      <w:tblGrid>
+        <w:gridCol w:w="2340"/>
+        <w:gridCol w:w="2340"/>
+        <w:gridCol w:w="2340"/>
+        <w:gridCol w:w="2340"/>
+      </w:tblGrid>
+      <w:tr>
+        <w:tc>
+          <w:tcPr>
+            <w:tcW w:type="dxa" w:w="2592"/>
+            <w:shd w:val="clear" w:color="auto" w:fill="D0D0D0"/>
+          </w:tcPr>
+          <w:p>
+            <w:pPr>
+              <w:spacing w:before="40" w:after="40"/>
+              <w:jc w:val="left"/>
+            </w:pPr>
+            <w:r/>
+            <w:r>
+              <w:rPr>
+                <w:rFonts w:ascii="Times New Roman" w:hAnsi="Times New Roman"/>
+                <w:b/>
+                <w:color w:val="000000"/>
+                <w:sz w:val="20"/>
+              </w:rPr>
+              <w:t>Aspecto</w:t>
+            </w:r>
+          </w:p>
+        </w:tc>
+        <w:tc>
+          <w:tcPr>
+            <w:tcW w:type="dxa" w:w="3168"/>
+            <w:shd w:val="clear" w:color="auto" w:fill="D0D0D0"/>
+          </w:tcPr>
+          <w:p>
+            <w:pPr>
+              <w:spacing w:before="40" w:after="40"/>
+              <w:jc w:val="left"/>
+            </w:pPr>
+            <w:r/>
+            <w:r>
+              <w:rPr>
+                <w:rFonts w:ascii="Times New Roman" w:hAnsi="Times New Roman"/>
+                <w:b/>
+                <w:color w:val="000000"/>
+                <w:sz w:val="20"/>
+              </w:rPr>
+              <w:t>Indicador</w:t>
+            </w:r>
+          </w:p>
+        </w:tc>
+        <w:tc>
+          <w:tcPr>
+            <w:tcW w:type="dxa" w:w="1440"/>
+            <w:shd w:val="clear" w:color="auto" w:fill="D0D0D0"/>
+          </w:tcPr>
+          <w:p>
+            <w:pPr>
+              <w:spacing w:before="40" w:after="40"/>
+              <w:jc w:val="left"/>
+            </w:pPr>
+            <w:r/>
+            <w:r>
+              <w:rPr>
+                <w:rFonts w:ascii="Times New Roman" w:hAnsi="Times New Roman"/>
+                <w:b/>
+                <w:color w:val="000000"/>
+                <w:sz w:val="20"/>
+              </w:rPr>
+              <w:t>Meta</w:t>
+            </w:r>
+          </w:p>
+        </w:tc>
+        <w:tc>
+          <w:tcPr>
+            <w:tcW w:type="dxa" w:w="2448"/>
+            <w:shd w:val="clear" w:color="auto" w:fill="D0D0D0"/>
+          </w:tcPr>
+          <w:p>
+            <w:pPr>
+              <w:spacing w:before="40" w:after="40"/>
+              <w:jc w:val="left"/>
+            </w:pPr>
+            <w:r/>
+            <w:r>
+              <w:rPr>
+                <w:rFonts w:ascii="Times New Roman" w:hAnsi="Times New Roman"/>
+                <w:b/>
+                <w:color w:val="000000"/>
+                <w:sz w:val="20"/>
+              </w:rPr>
+              <w:t>Instrumento</w:t>
+            </w:r>
+          </w:p>
+        </w:tc>
+      </w:tr>
+      <w:tr>
+        <w:tc>
+          <w:tcPr>
+            <w:tcW w:type="dxa" w:w="2592"/>
+          </w:tcPr>
+          <w:p>
+            <w:pPr>
+              <w:spacing w:before="40" w:after="40"/>
+              <w:jc w:val="left"/>
+            </w:pPr>
+            <w:r/>
+            <w:r>
+              <w:rPr>
+                <w:rFonts w:ascii="Times New Roman" w:hAnsi="Times New Roman"/>
+                <w:b w:val="0"/>
+                <w:color w:val="000000"/>
+                <w:sz w:val="20"/>
+              </w:rPr>
+              <w:t>Confidencialidad</w:t>
+            </w:r>
+          </w:p>
+        </w:tc>
+        <w:tc>
+          <w:tcPr>
+            <w:tcW w:type="dxa" w:w="3168"/>
+          </w:tcPr>
+          <w:p>
+            <w:pPr>
+              <w:spacing w:before="40" w:after="40"/>
+              <w:jc w:val="left"/>
+            </w:pPr>
+            <w:r/>
+            <w:r>
+              <w:rPr>
+                <w:rFonts w:ascii="Times New Roman" w:hAnsi="Times New Roman"/>
+                <w:b w:val="0"/>
+                <w:color w:val="000000"/>
+                <w:sz w:val="20"/>
+              </w:rPr>
+              <w:t>Datos transmitidos bajo TLS 1.3 (%)</w:t>
+            </w:r>
+          </w:p>
+        </w:tc>
+        <w:tc>
+          <w:tcPr>
+            <w:tcW w:type="dxa" w:w="1440"/>
+          </w:tcPr>
+          <w:p>
+            <w:pPr>
+              <w:spacing w:before="40" w:after="40"/>
+              <w:jc w:val="left"/>
+            </w:pPr>
+            <w:r/>
+            <w:r>
+              <w:rPr>
+                <w:rFonts w:ascii="Times New Roman" w:hAnsi="Times New Roman"/>
+                <w:b w:val="0"/>
+                <w:color w:val="000000"/>
+                <w:sz w:val="20"/>
+              </w:rPr>
+              <w:t>100%</w:t>
+            </w:r>
+          </w:p>
+        </w:tc>
+        <w:tc>
+          <w:tcPr>
+            <w:tcW w:type="dxa" w:w="2448"/>
+          </w:tcPr>
+          <w:p>
+            <w:pPr>
+              <w:spacing w:before="40" w:after="40"/>
+              <w:jc w:val="left"/>
+            </w:pPr>
+            <w:r/>
+            <w:r>
+              <w:rPr>
+                <w:rFonts w:ascii="Times New Roman" w:hAnsi="Times New Roman"/>
+                <w:b w:val="0"/>
+                <w:color w:val="000000"/>
+                <w:sz w:val="20"/>
+              </w:rPr>
+              <w:t>SSL Labs / Qualys</w:t>
+            </w:r>
+          </w:p>
+        </w:tc>
+      </w:tr>
+      <w:tr>
+        <w:tc>
+          <w:tcPr>
+            <w:tcW w:type="dxa" w:w="2592"/>
+          </w:tcPr>
+          <w:p>
+            <w:pPr>
+              <w:spacing w:before="40" w:after="40"/>
+              <w:jc w:val="left"/>
+            </w:pPr>
+            <w:r/>
+            <w:r>
+              <w:rPr>
+                <w:rFonts w:ascii="Times New Roman" w:hAnsi="Times New Roman"/>
+                <w:b w:val="0"/>
+                <w:color w:val="000000"/>
+                <w:sz w:val="20"/>
+              </w:rPr>
+              <w:t>Integridad documental</w:t>
+            </w:r>
+          </w:p>
+        </w:tc>
+        <w:tc>
+          <w:tcPr>
+            <w:tcW w:type="dxa" w:w="3168"/>
+          </w:tcPr>
+          <w:p>
+            <w:pPr>
+              <w:spacing w:before="40" w:after="40"/>
+              <w:jc w:val="left"/>
+            </w:pPr>
+            <w:r/>
+            <w:r>
+              <w:rPr>
+                <w:rFonts w:ascii="Times New Roman" w:hAnsi="Times New Roman"/>
+                <w:b w:val="0"/>
+                <w:color w:val="000000"/>
+                <w:sz w:val="20"/>
+              </w:rPr>
+              <w:t>Documentos con hash SHA-256 verificado (%)</w:t>
+            </w:r>
+          </w:p>
+        </w:tc>
+        <w:tc>
+          <w:tcPr>
+            <w:tcW w:type="dxa" w:w="1440"/>
+          </w:tcPr>
+          <w:p>
+            <w:pPr>
+              <w:spacing w:before="40" w:after="40"/>
+              <w:jc w:val="left"/>
+            </w:pPr>
+            <w:r/>
+            <w:r>
+              <w:rPr>
+                <w:rFonts w:ascii="Times New Roman" w:hAnsi="Times New Roman"/>
+                <w:b w:val="0"/>
+                <w:color w:val="000000"/>
+                <w:sz w:val="20"/>
+              </w:rPr>
+              <w:t>100%</w:t>
+            </w:r>
+          </w:p>
+        </w:tc>
+        <w:tc>
+          <w:tcPr>
+            <w:tcW w:type="dxa" w:w="2448"/>
+          </w:tcPr>
+          <w:p>
+            <w:pPr>
+              <w:spacing w:before="40" w:after="40"/>
+              <w:jc w:val="left"/>
+            </w:pPr>
+            <w:r/>
+            <w:r>
+              <w:rPr>
+                <w:rFonts w:ascii="Times New Roman" w:hAnsi="Times New Roman"/>
+                <w:b w:val="0"/>
+                <w:color w:val="000000"/>
+                <w:sz w:val="20"/>
+              </w:rPr>
+              <w:t>Blockchain Fabric</w:t>
+            </w:r>
+          </w:p>
+        </w:tc>
+      </w:tr>
+      <w:tr>
+        <w:tc>
+          <w:tcPr>
+            <w:tcW w:type="dxa" w:w="2592"/>
+          </w:tcPr>
+          <w:p>
+            <w:pPr>
+              <w:spacing w:before="40" w:after="40"/>
+              <w:jc w:val="left"/>
+            </w:pPr>
+            <w:r/>
+            <w:r>
+              <w:rPr>
+                <w:rFonts w:ascii="Times New Roman" w:hAnsi="Times New Roman"/>
+                <w:b w:val="0"/>
+                <w:color w:val="000000"/>
+                <w:sz w:val="20"/>
+              </w:rPr>
+              <w:t>Autenticación</w:t>
+            </w:r>
+          </w:p>
+        </w:tc>
+        <w:tc>
+          <w:tcPr>
+            <w:tcW w:type="dxa" w:w="3168"/>
+          </w:tcPr>
+          <w:p>
+            <w:pPr>
+              <w:spacing w:before="40" w:after="40"/>
+              <w:jc w:val="left"/>
+            </w:pPr>
+            <w:r/>
+            <w:r>
+              <w:rPr>
+                <w:rFonts w:ascii="Times New Roman" w:hAnsi="Times New Roman"/>
+                <w:b w:val="0"/>
+                <w:color w:val="000000"/>
+                <w:sz w:val="20"/>
+              </w:rPr>
+              <w:t>Vulnerabilidades A07:2021 (OWASP) detectadas</w:t>
+            </w:r>
+          </w:p>
+        </w:tc>
+        <w:tc>
+          <w:tcPr>
+            <w:tcW w:type="dxa" w:w="1440"/>
+          </w:tcPr>
+          <w:p>
+            <w:pPr>
+              <w:spacing w:before="40" w:after="40"/>
+              <w:jc w:val="left"/>
+            </w:pPr>
+            <w:r/>
+            <w:r>
+              <w:rPr>
+                <w:rFonts w:ascii="Times New Roman" w:hAnsi="Times New Roman"/>
+                <w:b w:val="0"/>
+                <w:color w:val="000000"/>
+                <w:sz w:val="20"/>
+              </w:rPr>
+              <w:t>0</w:t>
+            </w:r>
+          </w:p>
+        </w:tc>
+        <w:tc>
+          <w:tcPr>
+            <w:tcW w:type="dxa" w:w="2448"/>
+          </w:tcPr>
+          <w:p>
+            <w:pPr>
+              <w:spacing w:before="40" w:after="40"/>
+              <w:jc w:val="left"/>
+            </w:pPr>
+            <w:r/>
+            <w:r>
+              <w:rPr>
+                <w:rFonts w:ascii="Times New Roman" w:hAnsi="Times New Roman"/>
+                <w:b w:val="0"/>
+                <w:color w:val="000000"/>
+                <w:sz w:val="20"/>
+              </w:rPr>
+              <w:t>OWASP ZAP + revisión</w:t>
+            </w:r>
+          </w:p>
+        </w:tc>
+      </w:tr>
+      <w:tr>
+        <w:tc>
+          <w:tcPr>
+            <w:tcW w:type="dxa" w:w="2592"/>
+          </w:tcPr>
+          <w:p>
+            <w:pPr>
+              <w:spacing w:before="40" w:after="40"/>
+              <w:jc w:val="left"/>
+            </w:pPr>
+            <w:r/>
+            <w:r>
+              <w:rPr>
+                <w:rFonts w:ascii="Times New Roman" w:hAnsi="Times New Roman"/>
+                <w:b w:val="0"/>
+                <w:color w:val="000000"/>
+                <w:sz w:val="20"/>
+              </w:rPr>
+              <w:t>Control de acceso</w:t>
+            </w:r>
+          </w:p>
+        </w:tc>
+        <w:tc>
+          <w:tcPr>
+            <w:tcW w:type="dxa" w:w="3168"/>
+          </w:tcPr>
+          <w:p>
+            <w:pPr>
+              <w:spacing w:before="40" w:after="40"/>
+              <w:jc w:val="left"/>
+            </w:pPr>
+            <w:r/>
+            <w:r>
+              <w:rPr>
+                <w:rFonts w:ascii="Times New Roman" w:hAnsi="Times New Roman"/>
+                <w:b w:val="0"/>
+                <w:color w:val="000000"/>
+                <w:sz w:val="20"/>
+              </w:rPr>
+              <w:t>Rutas protegidas con verificación RBAC (%)</w:t>
+            </w:r>
+          </w:p>
+        </w:tc>
+        <w:tc>
+          <w:tcPr>
+            <w:tcW w:type="dxa" w:w="1440"/>
+          </w:tcPr>
+          <w:p>
+            <w:pPr>
+              <w:spacing w:before="40" w:after="40"/>
+              <w:jc w:val="left"/>
+            </w:pPr>
+            <w:r/>
+            <w:r>
+              <w:rPr>
+                <w:rFonts w:ascii="Times New Roman" w:hAnsi="Times New Roman"/>
+                <w:b w:val="0"/>
+                <w:color w:val="000000"/>
+                <w:sz w:val="20"/>
+              </w:rPr>
+              <w:t>100%</w:t>
+            </w:r>
+          </w:p>
+        </w:tc>
+        <w:tc>
+          <w:tcPr>
+            <w:tcW w:type="dxa" w:w="2448"/>
+          </w:tcPr>
+          <w:p>
+            <w:pPr>
+              <w:spacing w:before="40" w:after="40"/>
+              <w:jc w:val="left"/>
+            </w:pPr>
+            <w:r/>
+            <w:r>
+              <w:rPr>
+                <w:rFonts w:ascii="Times New Roman" w:hAnsi="Times New Roman"/>
+                <w:b w:val="0"/>
+                <w:color w:val="000000"/>
+                <w:sz w:val="20"/>
+              </w:rPr>
+              <w:t>Playwright + inspección</w:t>
+            </w:r>
+          </w:p>
+        </w:tc>
+      </w:tr>
+      <w:tr>
+        <w:tc>
+          <w:tcPr>
+            <w:tcW w:type="dxa" w:w="2592"/>
+          </w:tcPr>
+          <w:p>
+            <w:pPr>
+              <w:spacing w:before="40" w:after="40"/>
+              <w:jc w:val="left"/>
+            </w:pPr>
+            <w:r/>
+            <w:r>
+              <w:rPr>
+                <w:rFonts w:ascii="Times New Roman" w:hAnsi="Times New Roman"/>
+                <w:b w:val="0"/>
+                <w:color w:val="000000"/>
+                <w:sz w:val="20"/>
+              </w:rPr>
+              <w:t>No repudio</w:t>
+            </w:r>
+          </w:p>
+        </w:tc>
+        <w:tc>
+          <w:tcPr>
+            <w:tcW w:type="dxa" w:w="3168"/>
+          </w:tcPr>
+          <w:p>
+            <w:pPr>
+              <w:spacing w:before="40" w:after="40"/>
+              <w:jc w:val="left"/>
+            </w:pPr>
+            <w:r/>
+            <w:r>
+              <w:rPr>
+                <w:rFonts w:ascii="Times New Roman" w:hAnsi="Times New Roman"/>
+                <w:b w:val="0"/>
+                <w:color w:val="000000"/>
+                <w:sz w:val="20"/>
+              </w:rPr>
+              <w:t>Transacciones firmadas en blockchain (%)</w:t>
+            </w:r>
+          </w:p>
+        </w:tc>
+        <w:tc>
+          <w:tcPr>
+            <w:tcW w:type="dxa" w:w="1440"/>
+          </w:tcPr>
+          <w:p>
+            <w:pPr>
+              <w:spacing w:before="40" w:after="40"/>
+              <w:jc w:val="left"/>
+            </w:pPr>
+            <w:r/>
+            <w:r>
+              <w:rPr>
+                <w:rFonts w:ascii="Times New Roman" w:hAnsi="Times New Roman"/>
+                <w:b w:val="0"/>
+                <w:color w:val="000000"/>
+                <w:sz w:val="20"/>
+              </w:rPr>
+              <w:t>100%</w:t>
+            </w:r>
+          </w:p>
+        </w:tc>
+        <w:tc>
+          <w:tcPr>
+            <w:tcW w:type="dxa" w:w="2448"/>
+          </w:tcPr>
+          <w:p>
+            <w:pPr>
+              <w:spacing w:before="40" w:after="40"/>
+              <w:jc w:val="left"/>
+            </w:pPr>
+            <w:r/>
+            <w:r>
+              <w:rPr>
+                <w:rFonts w:ascii="Times New Roman" w:hAnsi="Times New Roman"/>
+                <w:b w:val="0"/>
+                <w:color w:val="000000"/>
+                <w:sz w:val="20"/>
+              </w:rPr>
+              <w:t>Hyperledger Explorer</w:t>
+            </w:r>
+          </w:p>
+        </w:tc>
+      </w:tr>
+      <w:tr>
+        <w:tc>
+          <w:tcPr>
+            <w:tcW w:type="dxa" w:w="2592"/>
+          </w:tcPr>
+          <w:p>
+            <w:pPr>
+              <w:spacing w:before="40" w:after="40"/>
+              <w:jc w:val="left"/>
+            </w:pPr>
+            <w:r/>
+            <w:r>
+              <w:rPr>
+                <w:rFonts w:ascii="Times New Roman" w:hAnsi="Times New Roman"/>
+                <w:b w:val="0"/>
+                <w:color w:val="000000"/>
+                <w:sz w:val="20"/>
+              </w:rPr>
+              <w:t>Vulnerabilidades críticas</w:t>
+            </w:r>
+          </w:p>
+        </w:tc>
+        <w:tc>
+          <w:tcPr>
+            <w:tcW w:type="dxa" w:w="3168"/>
+          </w:tcPr>
+          <w:p>
+            <w:pPr>
+              <w:spacing w:before="40" w:after="40"/>
+              <w:jc w:val="left"/>
+            </w:pPr>
+            <w:r/>
+            <w:r>
+              <w:rPr>
+                <w:rFonts w:ascii="Times New Roman" w:hAnsi="Times New Roman"/>
+                <w:b w:val="0"/>
+                <w:color w:val="000000"/>
+                <w:sz w:val="20"/>
+              </w:rPr>
+              <w:t>OWASP Top 10 críticas (A01–A10)</w:t>
+            </w:r>
+          </w:p>
+        </w:tc>
+        <w:tc>
+          <w:tcPr>
+            <w:tcW w:type="dxa" w:w="1440"/>
+          </w:tcPr>
+          <w:p>
+            <w:pPr>
+              <w:spacing w:before="40" w:after="40"/>
+              <w:jc w:val="left"/>
+            </w:pPr>
+            <w:r/>
+            <w:r>
+              <w:rPr>
+                <w:rFonts w:ascii="Times New Roman" w:hAnsi="Times New Roman"/>
+                <w:b w:val="0"/>
+                <w:color w:val="000000"/>
+                <w:sz w:val="20"/>
+              </w:rPr>
+              <w:t>0</w:t>
+            </w:r>
+          </w:p>
+        </w:tc>
+        <w:tc>
+          <w:tcPr>
+            <w:tcW w:type="dxa" w:w="2448"/>
+          </w:tcPr>
+          <w:p>
+            <w:pPr>
+              <w:spacing w:before="40" w:after="40"/>
+              <w:jc w:val="left"/>
+            </w:pPr>
+            <w:r/>
+            <w:r>
+              <w:rPr>
+                <w:rFonts w:ascii="Times New Roman" w:hAnsi="Times New Roman"/>
+                <w:b w:val="0"/>
+                <w:color w:val="000000"/>
+                <w:sz w:val="20"/>
+              </w:rPr>
+              <w:t>OWASP ZAP 2.14</w:t>
+            </w:r>
+          </w:p>
+        </w:tc>
+      </w:tr>
+    </w:tbl>
+    <w:p>
+      <w:pPr>
+        <w:spacing w:line="480" w:lineRule="auto"/>
+      </w:pPr>
+      <w:r>
+        <w:rPr>
+          <w:rFonts w:ascii="Times New Roman" w:hAnsi="Times New Roman"/>
+          <w:b w:val="0"/>
+          <w:i/>
+          <w:color w:val="000000"/>
+          <w:sz w:val="24"/>
+        </w:rPr>
+        <w:t xml:space="preserve">Nota. </w:t>
+      </w:r>
+      <w:r>
+        <w:rPr>
+          <w:rFonts w:ascii="Times New Roman" w:hAnsi="Times New Roman"/>
+          <w:b w:val="0"/>
+          <w:i w:val="0"/>
+          <w:color w:val="000000"/>
+          <w:sz w:val="24"/>
+        </w:rPr>
+        <w:t>OWASP ZAP (Zed Attack Proxy) es la herramienta de escaneo de seguridad de referencia de la fundación OWASP (2021), con cobertura de los 10 riesgos más críticos en aplicaciones web.</w:t>
+      </w:r>
+    </w:p>
+    <w:p>
+      <w:pPr>
+        <w:spacing w:line="480" w:lineRule="auto" w:before="0" w:after="0"/>
+        <w:jc w:val="left"/>
+      </w:pPr>
+    </w:p>
+    <w:p>
+      <w:pPr>
+        <w:spacing w:line="480" w:lineRule="auto" w:before="0" w:after="0"/>
+        <w:jc w:val="left"/>
+      </w:pPr>
+      <w:r>
+        <w:rPr>
+          <w:rFonts w:ascii="Times New Roman" w:hAnsi="Times New Roman"/>
+          <w:b/>
+          <w:i w:val="0"/>
+          <w:color w:val="000000"/>
+          <w:sz w:val="24"/>
+        </w:rPr>
+        <w:t>2.6 Mantenibilidad</w:t>
+      </w:r>
+    </w:p>
+    <w:p>
+      <w:pPr>
+        <w:spacing w:line="480" w:lineRule="auto" w:before="0" w:after="0"/>
+        <w:ind w:firstLine="720"/>
+        <w:jc w:val="left"/>
+      </w:pPr>
+      <w:r>
+        <w:rPr>
+          <w:rFonts w:ascii="Times New Roman" w:hAnsi="Times New Roman"/>
+          <w:b w:val="0"/>
+          <w:i w:val="0"/>
+          <w:color w:val="000000"/>
+          <w:sz w:val="24"/>
+        </w:rPr>
+        <w:t>La mantenibilidad evalúa la facilidad para modificar, extender y corregir el sistema. Se utiliza análisis de código estático con SonarQube y métricas de cobertura de pruebas (Ammann &amp; Offutt, 2016).</w:t>
+      </w:r>
+    </w:p>
+    <w:p>
+      <w:pPr>
+        <w:spacing w:line="480" w:lineRule="auto" w:before="0" w:after="0"/>
+        <w:jc w:val="left"/>
+      </w:pPr>
+    </w:p>
+    <w:p>
+      <w:pPr>
+        <w:spacing w:line="480" w:lineRule="auto"/>
+        <w:jc w:val="center"/>
+      </w:pPr>
+      <w:r>
+        <w:rPr>
+          <w:rFonts w:ascii="Times New Roman" w:hAnsi="Times New Roman"/>
+          <w:b w:val="0"/>
+          <w:i w:val="0"/>
+          <w:color w:val="000000"/>
+          <w:sz w:val="24"/>
+        </w:rPr>
+        <w:t>Tabla 6</w:t>
+      </w:r>
+    </w:p>
+    <w:p>
+      <w:pPr>
+        <w:spacing w:line="480" w:lineRule="auto"/>
+        <w:jc w:val="left"/>
+      </w:pPr>
+      <w:r>
+        <w:rPr>
+          <w:rFonts w:ascii="Times New Roman" w:hAnsi="Times New Roman"/>
+          <w:b w:val="0"/>
+          <w:i/>
+          <w:color w:val="000000"/>
+          <w:sz w:val="24"/>
+        </w:rPr>
+        <w:t>Métricas de Mantenibilidad (ISO/IEC 25010:2023, § 4.7)</w:t>
+      </w:r>
+    </w:p>
+    <w:tbl>
+      <w:tblPr>
+        <w:tblStyle w:val="TableGrid"/>
+        <w:tblW w:type="auto" w:w="0"/>
+        <w:jc w:val="center"/>
+        <w:tblLook w:firstColumn="1" w:firstRow="1" w:lastColumn="0" w:lastRow="0" w:noHBand="0" w:noVBand="1" w:val="04A0"/>
+      </w:tblPr>
+      <w:tblGrid>
+        <w:gridCol w:w="2340"/>
+        <w:gridCol w:w="2340"/>
+        <w:gridCol w:w="2340"/>
+        <w:gridCol w:w="2340"/>
+      </w:tblGrid>
+      <w:tr>
+        <w:tc>
+          <w:tcPr>
+            <w:tcW w:type="dxa" w:w="2592"/>
+            <w:shd w:val="clear" w:color="auto" w:fill="D0D0D0"/>
+          </w:tcPr>
+          <w:p>
+            <w:pPr>
+              <w:spacing w:before="40" w:after="40"/>
+              <w:jc w:val="left"/>
+            </w:pPr>
+            <w:r/>
+            <w:r>
+              <w:rPr>
+                <w:rFonts w:ascii="Times New Roman" w:hAnsi="Times New Roman"/>
+                <w:b/>
+                <w:color w:val="000000"/>
+                <w:sz w:val="20"/>
+              </w:rPr>
+              <w:t>Sub-característica</w:t>
+            </w:r>
+          </w:p>
+        </w:tc>
+        <w:tc>
+          <w:tcPr>
+            <w:tcW w:type="dxa" w:w="3168"/>
+            <w:shd w:val="clear" w:color="auto" w:fill="D0D0D0"/>
+          </w:tcPr>
+          <w:p>
+            <w:pPr>
+              <w:spacing w:before="40" w:after="40"/>
+              <w:jc w:val="left"/>
+            </w:pPr>
+            <w:r/>
+            <w:r>
+              <w:rPr>
+                <w:rFonts w:ascii="Times New Roman" w:hAnsi="Times New Roman"/>
+                <w:b/>
+                <w:color w:val="000000"/>
+                <w:sz w:val="20"/>
+              </w:rPr>
+              <w:t>Indicador</w:t>
+            </w:r>
+          </w:p>
+        </w:tc>
+        <w:tc>
+          <w:tcPr>
+            <w:tcW w:type="dxa" w:w="1440"/>
+            <w:shd w:val="clear" w:color="auto" w:fill="D0D0D0"/>
+          </w:tcPr>
+          <w:p>
+            <w:pPr>
+              <w:spacing w:before="40" w:after="40"/>
+              <w:jc w:val="left"/>
+            </w:pPr>
+            <w:r/>
+            <w:r>
+              <w:rPr>
+                <w:rFonts w:ascii="Times New Roman" w:hAnsi="Times New Roman"/>
+                <w:b/>
+                <w:color w:val="000000"/>
+                <w:sz w:val="20"/>
+              </w:rPr>
+              <w:t>Meta</w:t>
+            </w:r>
+          </w:p>
+        </w:tc>
+        <w:tc>
+          <w:tcPr>
+            <w:tcW w:type="dxa" w:w="2448"/>
+            <w:shd w:val="clear" w:color="auto" w:fill="D0D0D0"/>
+          </w:tcPr>
+          <w:p>
+            <w:pPr>
+              <w:spacing w:before="40" w:after="40"/>
+              <w:jc w:val="left"/>
+            </w:pPr>
+            <w:r/>
+            <w:r>
+              <w:rPr>
+                <w:rFonts w:ascii="Times New Roman" w:hAnsi="Times New Roman"/>
+                <w:b/>
+                <w:color w:val="000000"/>
+                <w:sz w:val="20"/>
+              </w:rPr>
+              <w:t>Instrumento</w:t>
+            </w:r>
+          </w:p>
+        </w:tc>
+      </w:tr>
+      <w:tr>
+        <w:tc>
+          <w:tcPr>
+            <w:tcW w:type="dxa" w:w="2592"/>
+          </w:tcPr>
+          <w:p>
+            <w:pPr>
+              <w:spacing w:before="40" w:after="40"/>
+              <w:jc w:val="left"/>
+            </w:pPr>
+            <w:r/>
+            <w:r>
+              <w:rPr>
+                <w:rFonts w:ascii="Times New Roman" w:hAnsi="Times New Roman"/>
+                <w:b w:val="0"/>
+                <w:color w:val="000000"/>
+                <w:sz w:val="20"/>
+              </w:rPr>
+              <w:t>Modularidad</w:t>
+            </w:r>
+          </w:p>
+        </w:tc>
+        <w:tc>
+          <w:tcPr>
+            <w:tcW w:type="dxa" w:w="3168"/>
+          </w:tcPr>
+          <w:p>
+            <w:pPr>
+              <w:spacing w:before="40" w:after="40"/>
+              <w:jc w:val="left"/>
+            </w:pPr>
+            <w:r/>
+            <w:r>
+              <w:rPr>
+                <w:rFonts w:ascii="Times New Roman" w:hAnsi="Times New Roman"/>
+                <w:b w:val="0"/>
+                <w:color w:val="000000"/>
+                <w:sz w:val="20"/>
+              </w:rPr>
+              <w:t>Acoplamiento entre módulos (CBO)</w:t>
+            </w:r>
+          </w:p>
+        </w:tc>
+        <w:tc>
+          <w:tcPr>
+            <w:tcW w:type="dxa" w:w="1440"/>
+          </w:tcPr>
+          <w:p>
+            <w:pPr>
+              <w:spacing w:before="40" w:after="40"/>
+              <w:jc w:val="left"/>
+            </w:pPr>
+            <w:r/>
+            <w:r>
+              <w:rPr>
+                <w:rFonts w:ascii="Times New Roman" w:hAnsi="Times New Roman"/>
+                <w:b w:val="0"/>
+                <w:color w:val="000000"/>
+                <w:sz w:val="20"/>
+              </w:rPr>
+              <w:t>&lt; 7 por clase</w:t>
+            </w:r>
+          </w:p>
+        </w:tc>
+        <w:tc>
+          <w:tcPr>
+            <w:tcW w:type="dxa" w:w="2448"/>
+          </w:tcPr>
+          <w:p>
+            <w:pPr>
+              <w:spacing w:before="40" w:after="40"/>
+              <w:jc w:val="left"/>
+            </w:pPr>
+            <w:r/>
+            <w:r>
+              <w:rPr>
+                <w:rFonts w:ascii="Times New Roman" w:hAnsi="Times New Roman"/>
+                <w:b w:val="0"/>
+                <w:color w:val="000000"/>
+                <w:sz w:val="20"/>
+              </w:rPr>
+              <w:t>SonarQube</w:t>
+            </w:r>
+          </w:p>
+        </w:tc>
+      </w:tr>
+      <w:tr>
+        <w:tc>
+          <w:tcPr>
+            <w:tcW w:type="dxa" w:w="2592"/>
+          </w:tcPr>
+          <w:p>
+            <w:pPr>
+              <w:spacing w:before="40" w:after="40"/>
+              <w:jc w:val="left"/>
+            </w:pPr>
+            <w:r/>
+            <w:r>
+              <w:rPr>
+                <w:rFonts w:ascii="Times New Roman" w:hAnsi="Times New Roman"/>
+                <w:b w:val="0"/>
+                <w:color w:val="000000"/>
+                <w:sz w:val="20"/>
+              </w:rPr>
+              <w:t>Reusabilidad</w:t>
+            </w:r>
+          </w:p>
+        </w:tc>
+        <w:tc>
+          <w:tcPr>
+            <w:tcW w:type="dxa" w:w="3168"/>
+          </w:tcPr>
+          <w:p>
+            <w:pPr>
+              <w:spacing w:before="40" w:after="40"/>
+              <w:jc w:val="left"/>
+            </w:pPr>
+            <w:r/>
+            <w:r>
+              <w:rPr>
+                <w:rFonts w:ascii="Times New Roman" w:hAnsi="Times New Roman"/>
+                <w:b w:val="0"/>
+                <w:color w:val="000000"/>
+                <w:sz w:val="20"/>
+              </w:rPr>
+              <w:t>Componentes reutilizados vs. total (%)</w:t>
+            </w:r>
+          </w:p>
+        </w:tc>
+        <w:tc>
+          <w:tcPr>
+            <w:tcW w:type="dxa" w:w="1440"/>
+          </w:tcPr>
+          <w:p>
+            <w:pPr>
+              <w:spacing w:before="40" w:after="40"/>
+              <w:jc w:val="left"/>
+            </w:pPr>
+            <w:r/>
+            <w:r>
+              <w:rPr>
+                <w:rFonts w:ascii="Times New Roman" w:hAnsi="Times New Roman"/>
+                <w:b w:val="0"/>
+                <w:color w:val="000000"/>
+                <w:sz w:val="20"/>
+              </w:rPr>
+              <w:t>&gt; 60%</w:t>
+            </w:r>
+          </w:p>
+        </w:tc>
+        <w:tc>
+          <w:tcPr>
+            <w:tcW w:type="dxa" w:w="2448"/>
+          </w:tcPr>
+          <w:p>
+            <w:pPr>
+              <w:spacing w:before="40" w:after="40"/>
+              <w:jc w:val="left"/>
+            </w:pPr>
+            <w:r/>
+            <w:r>
+              <w:rPr>
+                <w:rFonts w:ascii="Times New Roman" w:hAnsi="Times New Roman"/>
+                <w:b w:val="0"/>
+                <w:color w:val="000000"/>
+                <w:sz w:val="20"/>
+              </w:rPr>
+              <w:t>Análisis de código</w:t>
+            </w:r>
+          </w:p>
+        </w:tc>
+      </w:tr>
+      <w:tr>
+        <w:tc>
+          <w:tcPr>
+            <w:tcW w:type="dxa" w:w="2592"/>
+          </w:tcPr>
+          <w:p>
+            <w:pPr>
+              <w:spacing w:before="40" w:after="40"/>
+              <w:jc w:val="left"/>
+            </w:pPr>
+            <w:r/>
+            <w:r>
+              <w:rPr>
+                <w:rFonts w:ascii="Times New Roman" w:hAnsi="Times New Roman"/>
+                <w:b w:val="0"/>
+                <w:color w:val="000000"/>
+                <w:sz w:val="20"/>
+              </w:rPr>
+              <w:t>Analizabilidad</w:t>
+            </w:r>
+          </w:p>
+        </w:tc>
+        <w:tc>
+          <w:tcPr>
+            <w:tcW w:type="dxa" w:w="3168"/>
+          </w:tcPr>
+          <w:p>
+            <w:pPr>
+              <w:spacing w:before="40" w:after="40"/>
+              <w:jc w:val="left"/>
+            </w:pPr>
+            <w:r/>
+            <w:r>
+              <w:rPr>
+                <w:rFonts w:ascii="Times New Roman" w:hAnsi="Times New Roman"/>
+                <w:b w:val="0"/>
+                <w:color w:val="000000"/>
+                <w:sz w:val="20"/>
+              </w:rPr>
+              <w:t>Complejidad ciclomática promedio</w:t>
+            </w:r>
+          </w:p>
+        </w:tc>
+        <w:tc>
+          <w:tcPr>
+            <w:tcW w:type="dxa" w:w="1440"/>
+          </w:tcPr>
+          <w:p>
+            <w:pPr>
+              <w:spacing w:before="40" w:after="40"/>
+              <w:jc w:val="left"/>
+            </w:pPr>
+            <w:r/>
+            <w:r>
+              <w:rPr>
+                <w:rFonts w:ascii="Times New Roman" w:hAnsi="Times New Roman"/>
+                <w:b w:val="0"/>
+                <w:color w:val="000000"/>
+                <w:sz w:val="20"/>
+              </w:rPr>
+              <w:t>&lt; 10</w:t>
+            </w:r>
+          </w:p>
+        </w:tc>
+        <w:tc>
+          <w:tcPr>
+            <w:tcW w:type="dxa" w:w="2448"/>
+          </w:tcPr>
+          <w:p>
+            <w:pPr>
+              <w:spacing w:before="40" w:after="40"/>
+              <w:jc w:val="left"/>
+            </w:pPr>
+            <w:r/>
+            <w:r>
+              <w:rPr>
+                <w:rFonts w:ascii="Times New Roman" w:hAnsi="Times New Roman"/>
+                <w:b w:val="0"/>
+                <w:color w:val="000000"/>
+                <w:sz w:val="20"/>
+              </w:rPr>
+              <w:t>SonarQube / ESLint</w:t>
+            </w:r>
+          </w:p>
+        </w:tc>
+      </w:tr>
+      <w:tr>
+        <w:tc>
+          <w:tcPr>
+            <w:tcW w:type="dxa" w:w="2592"/>
+          </w:tcPr>
+          <w:p>
+            <w:pPr>
+              <w:spacing w:before="40" w:after="40"/>
+              <w:jc w:val="left"/>
+            </w:pPr>
+            <w:r/>
+            <w:r>
+              <w:rPr>
+                <w:rFonts w:ascii="Times New Roman" w:hAnsi="Times New Roman"/>
+                <w:b w:val="0"/>
+                <w:color w:val="000000"/>
+                <w:sz w:val="20"/>
+              </w:rPr>
+              <w:t>Modificabilidad</w:t>
+            </w:r>
+          </w:p>
+        </w:tc>
+        <w:tc>
+          <w:tcPr>
+            <w:tcW w:type="dxa" w:w="3168"/>
+          </w:tcPr>
+          <w:p>
+            <w:pPr>
+              <w:spacing w:before="40" w:after="40"/>
+              <w:jc w:val="left"/>
+            </w:pPr>
+            <w:r/>
+            <w:r>
+              <w:rPr>
+                <w:rFonts w:ascii="Times New Roman" w:hAnsi="Times New Roman"/>
+                <w:b w:val="0"/>
+                <w:color w:val="000000"/>
+                <w:sz w:val="20"/>
+              </w:rPr>
+              <w:t>Defectos de regresión por cambio (%)</w:t>
+            </w:r>
+          </w:p>
+        </w:tc>
+        <w:tc>
+          <w:tcPr>
+            <w:tcW w:type="dxa" w:w="1440"/>
+          </w:tcPr>
+          <w:p>
+            <w:pPr>
+              <w:spacing w:before="40" w:after="40"/>
+              <w:jc w:val="left"/>
+            </w:pPr>
+            <w:r/>
+            <w:r>
+              <w:rPr>
+                <w:rFonts w:ascii="Times New Roman" w:hAnsi="Times New Roman"/>
+                <w:b w:val="0"/>
+                <w:color w:val="000000"/>
+                <w:sz w:val="20"/>
+              </w:rPr>
+              <w:t>&lt; 5%</w:t>
+            </w:r>
+          </w:p>
+        </w:tc>
+        <w:tc>
+          <w:tcPr>
+            <w:tcW w:type="dxa" w:w="2448"/>
+          </w:tcPr>
+          <w:p>
+            <w:pPr>
+              <w:spacing w:before="40" w:after="40"/>
+              <w:jc w:val="left"/>
+            </w:pPr>
+            <w:r/>
+            <w:r>
+              <w:rPr>
+                <w:rFonts w:ascii="Times New Roman" w:hAnsi="Times New Roman"/>
+                <w:b w:val="0"/>
+                <w:color w:val="000000"/>
+                <w:sz w:val="20"/>
+              </w:rPr>
+              <w:t>Suite de pruebas de regresión</w:t>
+            </w:r>
+          </w:p>
+        </w:tc>
+      </w:tr>
+      <w:tr>
+        <w:tc>
+          <w:tcPr>
+            <w:tcW w:type="dxa" w:w="2592"/>
+          </w:tcPr>
+          <w:p>
+            <w:pPr>
+              <w:spacing w:before="40" w:after="40"/>
+              <w:jc w:val="left"/>
+            </w:pPr>
+            <w:r/>
+            <w:r>
+              <w:rPr>
+                <w:rFonts w:ascii="Times New Roman" w:hAnsi="Times New Roman"/>
+                <w:b w:val="0"/>
+                <w:color w:val="000000"/>
+                <w:sz w:val="20"/>
+              </w:rPr>
+              <w:t>Capacidad de prueba</w:t>
+            </w:r>
+          </w:p>
+        </w:tc>
+        <w:tc>
+          <w:tcPr>
+            <w:tcW w:type="dxa" w:w="3168"/>
+          </w:tcPr>
+          <w:p>
+            <w:pPr>
+              <w:spacing w:before="40" w:after="40"/>
+              <w:jc w:val="left"/>
+            </w:pPr>
+            <w:r/>
+            <w:r>
+              <w:rPr>
+                <w:rFonts w:ascii="Times New Roman" w:hAnsi="Times New Roman"/>
+                <w:b w:val="0"/>
+                <w:color w:val="000000"/>
+                <w:sz w:val="20"/>
+              </w:rPr>
+              <w:t>Cobertura de código por pruebas unitarias (%)</w:t>
+            </w:r>
+          </w:p>
+        </w:tc>
+        <w:tc>
+          <w:tcPr>
+            <w:tcW w:type="dxa" w:w="1440"/>
+          </w:tcPr>
+          <w:p>
+            <w:pPr>
+              <w:spacing w:before="40" w:after="40"/>
+              <w:jc w:val="left"/>
+            </w:pPr>
+            <w:r/>
+            <w:r>
+              <w:rPr>
+                <w:rFonts w:ascii="Times New Roman" w:hAnsi="Times New Roman"/>
+                <w:b w:val="0"/>
+                <w:color w:val="000000"/>
+                <w:sz w:val="20"/>
+              </w:rPr>
+              <w:t>≥ 70%</w:t>
+            </w:r>
+          </w:p>
+        </w:tc>
+        <w:tc>
+          <w:tcPr>
+            <w:tcW w:type="dxa" w:w="2448"/>
+          </w:tcPr>
+          <w:p>
+            <w:pPr>
+              <w:spacing w:before="40" w:after="40"/>
+              <w:jc w:val="left"/>
+            </w:pPr>
+            <w:r/>
+            <w:r>
+              <w:rPr>
+                <w:rFonts w:ascii="Times New Roman" w:hAnsi="Times New Roman"/>
+                <w:b w:val="0"/>
+                <w:color w:val="000000"/>
+                <w:sz w:val="20"/>
+              </w:rPr>
+              <w:t>Jest --coverage</w:t>
+            </w:r>
+          </w:p>
+        </w:tc>
+      </w:tr>
+    </w:tbl>
+    <w:p>
+      <w:pPr>
+        <w:spacing w:line="480" w:lineRule="auto" w:before="0" w:after="0"/>
+        <w:jc w:val="left"/>
+      </w:pPr>
+    </w:p>
+    <w:p>
+      <w:pPr>
+        <w:spacing w:line="480" w:lineRule="auto" w:before="0" w:after="0"/>
+        <w:jc w:val="left"/>
+      </w:pPr>
+      <w:r>
+        <w:rPr>
+          <w:rFonts w:ascii="Times New Roman" w:hAnsi="Times New Roman"/>
+          <w:b/>
+          <w:i w:val="0"/>
+          <w:color w:val="000000"/>
+          <w:sz w:val="24"/>
+        </w:rPr>
+        <w:t>2.7 Portabilidad</w:t>
+      </w:r>
+    </w:p>
+    <w:p>
+      <w:pPr>
+        <w:spacing w:line="480" w:lineRule="auto" w:before="0" w:after="0"/>
+        <w:ind w:firstLine="720"/>
+        <w:jc w:val="left"/>
+      </w:pPr>
+      <w:r>
+        <w:rPr>
+          <w:rFonts w:ascii="Times New Roman" w:hAnsi="Times New Roman"/>
+          <w:b w:val="0"/>
+          <w:i w:val="0"/>
+          <w:color w:val="000000"/>
+          <w:sz w:val="24"/>
+        </w:rPr>
+        <w:t>La portabilidad comprende la capacidad del sistema de funcionar en diferentes entornos de hardware, software y navegador (ISO/IEC, 2023). SilaDocs, por su arquitectura SaaS sobre Next.js 15, debe funcionar en todos los navegadores modernos con participación de mercado &gt; 1% (StatCounter, 2024).</w:t>
+      </w:r>
+    </w:p>
+    <w:p>
+      <w:pPr>
+        <w:spacing w:line="480" w:lineRule="auto" w:before="0" w:after="0"/>
+        <w:jc w:val="left"/>
+      </w:pPr>
+    </w:p>
+    <w:p>
+      <w:pPr>
+        <w:spacing w:line="480" w:lineRule="auto"/>
+        <w:jc w:val="center"/>
+      </w:pPr>
+      <w:r>
+        <w:rPr>
+          <w:rFonts w:ascii="Times New Roman" w:hAnsi="Times New Roman"/>
+          <w:b w:val="0"/>
+          <w:i w:val="0"/>
+          <w:color w:val="000000"/>
+          <w:sz w:val="24"/>
+        </w:rPr>
+        <w:t>Tabla 7</w:t>
+      </w:r>
+    </w:p>
+    <w:p>
+      <w:pPr>
+        <w:spacing w:line="480" w:lineRule="auto"/>
+        <w:jc w:val="left"/>
+      </w:pPr>
+      <w:r>
+        <w:rPr>
+          <w:rFonts w:ascii="Times New Roman" w:hAnsi="Times New Roman"/>
+          <w:b w:val="0"/>
+          <w:i/>
+          <w:color w:val="000000"/>
+          <w:sz w:val="24"/>
+        </w:rPr>
+        <w:t>Métricas de Portabilidad (ISO/IEC 25010:2023, § 4.8)</w:t>
+      </w:r>
+    </w:p>
+    <w:tbl>
+      <w:tblPr>
+        <w:tblStyle w:val="TableGrid"/>
+        <w:tblW w:type="auto" w:w="0"/>
+        <w:jc w:val="center"/>
+        <w:tblLook w:firstColumn="1" w:firstRow="1" w:lastColumn="0" w:lastRow="0" w:noHBand="0" w:noVBand="1" w:val="04A0"/>
+      </w:tblPr>
+      <w:tblGrid>
+        <w:gridCol w:w="2340"/>
+        <w:gridCol w:w="2340"/>
+        <w:gridCol w:w="2340"/>
+        <w:gridCol w:w="2340"/>
+      </w:tblGrid>
+      <w:tr>
+        <w:tc>
+          <w:tcPr>
+            <w:tcW w:type="dxa" w:w="2592"/>
+            <w:shd w:val="clear" w:color="auto" w:fill="D0D0D0"/>
+          </w:tcPr>
+          <w:p>
+            <w:pPr>
+              <w:spacing w:before="40" w:after="40"/>
+              <w:jc w:val="left"/>
+            </w:pPr>
+            <w:r/>
+            <w:r>
+              <w:rPr>
+                <w:rFonts w:ascii="Times New Roman" w:hAnsi="Times New Roman"/>
+                <w:b/>
+                <w:color w:val="000000"/>
+                <w:sz w:val="20"/>
+              </w:rPr>
+              <w:t>Sub-característica</w:t>
+            </w:r>
+          </w:p>
+        </w:tc>
+        <w:tc>
+          <w:tcPr>
+            <w:tcW w:type="dxa" w:w="3168"/>
+            <w:shd w:val="clear" w:color="auto" w:fill="D0D0D0"/>
+          </w:tcPr>
+          <w:p>
+            <w:pPr>
+              <w:spacing w:before="40" w:after="40"/>
+              <w:jc w:val="left"/>
+            </w:pPr>
+            <w:r/>
+            <w:r>
+              <w:rPr>
+                <w:rFonts w:ascii="Times New Roman" w:hAnsi="Times New Roman"/>
+                <w:b/>
+                <w:color w:val="000000"/>
+                <w:sz w:val="20"/>
+              </w:rPr>
+              <w:t>Indicador</w:t>
+            </w:r>
+          </w:p>
+        </w:tc>
+        <w:tc>
+          <w:tcPr>
+            <w:tcW w:type="dxa" w:w="1440"/>
+            <w:shd w:val="clear" w:color="auto" w:fill="D0D0D0"/>
+          </w:tcPr>
+          <w:p>
+            <w:pPr>
+              <w:spacing w:before="40" w:after="40"/>
+              <w:jc w:val="left"/>
+            </w:pPr>
+            <w:r/>
+            <w:r>
+              <w:rPr>
+                <w:rFonts w:ascii="Times New Roman" w:hAnsi="Times New Roman"/>
+                <w:b/>
+                <w:color w:val="000000"/>
+                <w:sz w:val="20"/>
+              </w:rPr>
+              <w:t>Meta</w:t>
+            </w:r>
+          </w:p>
+        </w:tc>
+        <w:tc>
+          <w:tcPr>
+            <w:tcW w:type="dxa" w:w="2448"/>
+            <w:shd w:val="clear" w:color="auto" w:fill="D0D0D0"/>
+          </w:tcPr>
+          <w:p>
+            <w:pPr>
+              <w:spacing w:before="40" w:after="40"/>
+              <w:jc w:val="left"/>
+            </w:pPr>
+            <w:r/>
+            <w:r>
+              <w:rPr>
+                <w:rFonts w:ascii="Times New Roman" w:hAnsi="Times New Roman"/>
+                <w:b/>
+                <w:color w:val="000000"/>
+                <w:sz w:val="20"/>
+              </w:rPr>
+              <w:t>Instrumento</w:t>
+            </w:r>
+          </w:p>
+        </w:tc>
+      </w:tr>
+      <w:tr>
+        <w:tc>
+          <w:tcPr>
+            <w:tcW w:type="dxa" w:w="2592"/>
+          </w:tcPr>
+          <w:p>
+            <w:pPr>
+              <w:spacing w:before="40" w:after="40"/>
+              <w:jc w:val="left"/>
+            </w:pPr>
+            <w:r/>
+            <w:r>
+              <w:rPr>
+                <w:rFonts w:ascii="Times New Roman" w:hAnsi="Times New Roman"/>
+                <w:b w:val="0"/>
+                <w:color w:val="000000"/>
+                <w:sz w:val="20"/>
+              </w:rPr>
+              <w:t>Adaptabilidad</w:t>
+            </w:r>
+          </w:p>
+        </w:tc>
+        <w:tc>
+          <w:tcPr>
+            <w:tcW w:type="dxa" w:w="3168"/>
+          </w:tcPr>
+          <w:p>
+            <w:pPr>
+              <w:spacing w:before="40" w:after="40"/>
+              <w:jc w:val="left"/>
+            </w:pPr>
+            <w:r/>
+            <w:r>
+              <w:rPr>
+                <w:rFonts w:ascii="Times New Roman" w:hAnsi="Times New Roman"/>
+                <w:b w:val="0"/>
+                <w:color w:val="000000"/>
+                <w:sz w:val="20"/>
+              </w:rPr>
+              <w:t>Navegadores soportados sin errores (#)</w:t>
+            </w:r>
+          </w:p>
+        </w:tc>
+        <w:tc>
+          <w:tcPr>
+            <w:tcW w:type="dxa" w:w="1440"/>
+          </w:tcPr>
+          <w:p>
+            <w:pPr>
+              <w:spacing w:before="40" w:after="40"/>
+              <w:jc w:val="left"/>
+            </w:pPr>
+            <w:r/>
+            <w:r>
+              <w:rPr>
+                <w:rFonts w:ascii="Times New Roman" w:hAnsi="Times New Roman"/>
+                <w:b w:val="0"/>
+                <w:color w:val="000000"/>
+                <w:sz w:val="20"/>
+              </w:rPr>
+              <w:t>≥ 4 navegadores</w:t>
+            </w:r>
+          </w:p>
+        </w:tc>
+        <w:tc>
+          <w:tcPr>
+            <w:tcW w:type="dxa" w:w="2448"/>
+          </w:tcPr>
+          <w:p>
+            <w:pPr>
+              <w:spacing w:before="40" w:after="40"/>
+              <w:jc w:val="left"/>
+            </w:pPr>
+            <w:r/>
+            <w:r>
+              <w:rPr>
+                <w:rFonts w:ascii="Times New Roman" w:hAnsi="Times New Roman"/>
+                <w:b w:val="0"/>
+                <w:color w:val="000000"/>
+                <w:sz w:val="20"/>
+              </w:rPr>
+              <w:t>BrowserStack / Playwright</w:t>
+            </w:r>
+          </w:p>
+        </w:tc>
+      </w:tr>
+      <w:tr>
+        <w:tc>
+          <w:tcPr>
+            <w:tcW w:type="dxa" w:w="2592"/>
+          </w:tcPr>
+          <w:p>
+            <w:pPr>
+              <w:spacing w:before="40" w:after="40"/>
+              <w:jc w:val="left"/>
+            </w:pPr>
+            <w:r/>
+            <w:r>
+              <w:rPr>
+                <w:rFonts w:ascii="Times New Roman" w:hAnsi="Times New Roman"/>
+                <w:b w:val="0"/>
+                <w:color w:val="000000"/>
+                <w:sz w:val="20"/>
+              </w:rPr>
+              <w:t>Instalabilidad</w:t>
+            </w:r>
+          </w:p>
+        </w:tc>
+        <w:tc>
+          <w:tcPr>
+            <w:tcW w:type="dxa" w:w="3168"/>
+          </w:tcPr>
+          <w:p>
+            <w:pPr>
+              <w:spacing w:before="40" w:after="40"/>
+              <w:jc w:val="left"/>
+            </w:pPr>
+            <w:r/>
+            <w:r>
+              <w:rPr>
+                <w:rFonts w:ascii="Times New Roman" w:hAnsi="Times New Roman"/>
+                <w:b w:val="0"/>
+                <w:color w:val="000000"/>
+                <w:sz w:val="20"/>
+              </w:rPr>
+              <w:t>Tiempo de despliegue automatizado (min)</w:t>
+            </w:r>
+          </w:p>
+        </w:tc>
+        <w:tc>
+          <w:tcPr>
+            <w:tcW w:type="dxa" w:w="1440"/>
+          </w:tcPr>
+          <w:p>
+            <w:pPr>
+              <w:spacing w:before="40" w:after="40"/>
+              <w:jc w:val="left"/>
+            </w:pPr>
+            <w:r/>
+            <w:r>
+              <w:rPr>
+                <w:rFonts w:ascii="Times New Roman" w:hAnsi="Times New Roman"/>
+                <w:b w:val="0"/>
+                <w:color w:val="000000"/>
+                <w:sz w:val="20"/>
+              </w:rPr>
+              <w:t>&lt; 10 min</w:t>
+            </w:r>
+          </w:p>
+        </w:tc>
+        <w:tc>
+          <w:tcPr>
+            <w:tcW w:type="dxa" w:w="2448"/>
+          </w:tcPr>
+          <w:p>
+            <w:pPr>
+              <w:spacing w:before="40" w:after="40"/>
+              <w:jc w:val="left"/>
+            </w:pPr>
+            <w:r/>
+            <w:r>
+              <w:rPr>
+                <w:rFonts w:ascii="Times New Roman" w:hAnsi="Times New Roman"/>
+                <w:b w:val="0"/>
+                <w:color w:val="000000"/>
+                <w:sz w:val="20"/>
+              </w:rPr>
+              <w:t>GitHub Actions CI/CD</w:t>
+            </w:r>
+          </w:p>
+        </w:tc>
+      </w:tr>
+      <w:tr>
+        <w:tc>
+          <w:tcPr>
+            <w:tcW w:type="dxa" w:w="2592"/>
+          </w:tcPr>
+          <w:p>
+            <w:pPr>
+              <w:spacing w:before="40" w:after="40"/>
+              <w:jc w:val="left"/>
+            </w:pPr>
+            <w:r/>
+            <w:r>
+              <w:rPr>
+                <w:rFonts w:ascii="Times New Roman" w:hAnsi="Times New Roman"/>
+                <w:b w:val="0"/>
+                <w:color w:val="000000"/>
+                <w:sz w:val="20"/>
+              </w:rPr>
+              <w:t>Conformidad</w:t>
+            </w:r>
+          </w:p>
+        </w:tc>
+        <w:tc>
+          <w:tcPr>
+            <w:tcW w:type="dxa" w:w="3168"/>
+          </w:tcPr>
+          <w:p>
+            <w:pPr>
+              <w:spacing w:before="40" w:after="40"/>
+              <w:jc w:val="left"/>
+            </w:pPr>
+            <w:r/>
+            <w:r>
+              <w:rPr>
+                <w:rFonts w:ascii="Times New Roman" w:hAnsi="Times New Roman"/>
+                <w:b w:val="0"/>
+                <w:color w:val="000000"/>
+                <w:sz w:val="20"/>
+              </w:rPr>
+              <w:t>Cumplimiento HTML5 / WCAG 2.1 (%)</w:t>
+            </w:r>
+          </w:p>
+        </w:tc>
+        <w:tc>
+          <w:tcPr>
+            <w:tcW w:type="dxa" w:w="1440"/>
+          </w:tcPr>
+          <w:p>
+            <w:pPr>
+              <w:spacing w:before="40" w:after="40"/>
+              <w:jc w:val="left"/>
+            </w:pPr>
+            <w:r/>
+            <w:r>
+              <w:rPr>
+                <w:rFonts w:ascii="Times New Roman" w:hAnsi="Times New Roman"/>
+                <w:b w:val="0"/>
+                <w:color w:val="000000"/>
+                <w:sz w:val="20"/>
+              </w:rPr>
+              <w:t>≥ 95%</w:t>
+            </w:r>
+          </w:p>
+        </w:tc>
+        <w:tc>
+          <w:tcPr>
+            <w:tcW w:type="dxa" w:w="2448"/>
+          </w:tcPr>
+          <w:p>
+            <w:pPr>
+              <w:spacing w:before="40" w:after="40"/>
+              <w:jc w:val="left"/>
+            </w:pPr>
+            <w:r/>
+            <w:r>
+              <w:rPr>
+                <w:rFonts w:ascii="Times New Roman" w:hAnsi="Times New Roman"/>
+                <w:b w:val="0"/>
+                <w:color w:val="000000"/>
+                <w:sz w:val="20"/>
+              </w:rPr>
+              <w:t>W3C Validator + axe-core</w:t>
             </w:r>
           </w:p>
         </w:tc>
@@ -277,63 +4191,156 @@
     </w:tbl>
     <w:p>
       <w:r>
-        <w:br/>
-        <w:t>Instrumentos: Test cases, análisis de requisitos, inspección de código</w:t>
+        <w:br w:type="page"/>
       </w:r>
     </w:p>
     <w:p>
       <w:pPr>
-        <w:pStyle w:val="Heading1"/>
-        <w:spacing w:before="240" w:after="120"/>
+        <w:spacing w:line="480" w:lineRule="auto" w:before="0" w:after="0"/>
+        <w:jc w:val="center"/>
       </w:pPr>
       <w:r>
-        <w:t>2. CONFIABILIDAD</w:t>
+        <w:rPr>
+          <w:rFonts w:ascii="Times New Roman" w:hAnsi="Times New Roman"/>
+          <w:b/>
+          <w:i w:val="0"/>
+          <w:color w:val="000000"/>
+          <w:sz w:val="24"/>
+        </w:rPr>
+        <w:t>3. Instrumento SUS: Encuesta de Usabilidad</w:t>
       </w:r>
     </w:p>
     <w:p>
+      <w:pPr>
+        <w:spacing w:line="480" w:lineRule="auto" w:before="0" w:after="0"/>
+        <w:ind w:firstLine="720"/>
+        <w:jc w:val="left"/>
+      </w:pPr>
       <w:r>
-        <w:t>Grado en que el sistema realiza funciones especificadas sin fallo.</w:t>
+        <w:rPr>
+          <w:rFonts w:ascii="Times New Roman" w:hAnsi="Times New Roman"/>
+          <w:b w:val="0"/>
+          <w:i w:val="0"/>
+          <w:color w:val="000000"/>
+          <w:sz w:val="24"/>
+        </w:rPr>
+        <w:t>La Escala de Usabilidad del Sistema (SUS) consta de 10 afirmaciones con escala Likert de 1 a 5. Los ítems impares (1, 3, 5, 7, 9) son positivos y los pares (2, 4, 6, 8, 10) negativos. El puntaje se calcula según la fórmula de Brooke (1996): SUS = [(Σ ítems impares − 5) + (25 − Σ ítems pares)] × 2.5. El resultado varía de 0 a 100; valores &gt; 70 indican usabilidad aceptable (Bangor et al., 2008).</w:t>
+      </w:r>
+    </w:p>
+    <w:p>
+      <w:pPr>
+        <w:spacing w:line="480" w:lineRule="auto" w:before="0" w:after="0"/>
+        <w:jc w:val="left"/>
+      </w:pPr>
+    </w:p>
+    <w:p>
+      <w:pPr>
+        <w:spacing w:line="480" w:lineRule="auto"/>
+        <w:jc w:val="center"/>
+      </w:pPr>
+      <w:r>
+        <w:rPr>
+          <w:rFonts w:ascii="Times New Roman" w:hAnsi="Times New Roman"/>
+          <w:b w:val="0"/>
+          <w:i w:val="0"/>
+          <w:color w:val="000000"/>
+          <w:sz w:val="24"/>
+        </w:rPr>
+        <w:t>Tabla 8</w:t>
+      </w:r>
+    </w:p>
+    <w:p>
+      <w:pPr>
+        <w:spacing w:line="480" w:lineRule="auto"/>
+        <w:jc w:val="left"/>
+      </w:pPr>
+      <w:r>
+        <w:rPr>
+          <w:rFonts w:ascii="Times New Roman" w:hAnsi="Times New Roman"/>
+          <w:b w:val="0"/>
+          <w:i/>
+          <w:color w:val="000000"/>
+          <w:sz w:val="24"/>
+        </w:rPr>
+        <w:t>Ítems de la Escala SUS Adaptados a SilaDocs (Brooke, 1996)</w:t>
       </w:r>
     </w:p>
     <w:tbl>
       <w:tblPr>
-        <w:tblStyle w:val="LightGrid-Accent1"/>
+        <w:tblStyle w:val="TableGrid"/>
         <w:tblW w:type="auto" w:w="0"/>
+        <w:jc w:val="center"/>
         <w:tblLook w:firstColumn="1" w:firstRow="1" w:lastColumn="0" w:lastRow="0" w:noHBand="0" w:noVBand="1" w:val="04A0"/>
       </w:tblPr>
       <w:tblGrid>
-        <w:gridCol w:w="2880"/>
-        <w:gridCol w:w="2880"/>
-        <w:gridCol w:w="2880"/>
+        <w:gridCol w:w="3120"/>
+        <w:gridCol w:w="3120"/>
+        <w:gridCol w:w="3120"/>
       </w:tblGrid>
       <w:tr>
         <w:tc>
           <w:tcPr>
-            <w:tcW w:type="dxa" w:w="2880"/>
+            <w:tcW w:type="dxa" w:w="576"/>
+            <w:shd w:val="clear" w:color="auto" w:fill="D0D0D0"/>
           </w:tcPr>
           <w:p>
+            <w:pPr>
+              <w:spacing w:before="40" w:after="40"/>
+              <w:jc w:val="left"/>
+            </w:pPr>
+            <w:r/>
             <w:r>
-              <w:t>Sub-característica</w:t>
+              <w:rPr>
+                <w:rFonts w:ascii="Times New Roman" w:hAnsi="Times New Roman"/>
+                <w:b/>
+                <w:color w:val="000000"/>
+                <w:sz w:val="20"/>
+              </w:rPr>
+              <w:t>N.º</w:t>
             </w:r>
           </w:p>
         </w:tc>
         <w:tc>
           <w:tcPr>
-            <w:tcW w:type="dxa" w:w="2880"/>
+            <w:tcW w:type="dxa" w:w="6912"/>
+            <w:shd w:val="clear" w:color="auto" w:fill="D0D0D0"/>
           </w:tcPr>
           <w:p>
+            <w:pPr>
+              <w:spacing w:before="40" w:after="40"/>
+              <w:jc w:val="left"/>
+            </w:pPr>
+            <w:r/>
             <w:r>
-              <w:t>Métrica</w:t>
+              <w:rPr>
+                <w:rFonts w:ascii="Times New Roman" w:hAnsi="Times New Roman"/>
+                <w:b/>
+                <w:color w:val="000000"/>
+                <w:sz w:val="20"/>
+              </w:rPr>
+              <w:t>Afirmación</w:t>
             </w:r>
           </w:p>
         </w:tc>
         <w:tc>
           <w:tcPr>
-            <w:tcW w:type="dxa" w:w="2880"/>
+            <w:tcW w:type="dxa" w:w="2160"/>
+            <w:shd w:val="clear" w:color="auto" w:fill="D0D0D0"/>
           </w:tcPr>
           <w:p>
+            <w:pPr>
+              <w:spacing w:before="40" w:after="40"/>
+              <w:jc w:val="left"/>
+            </w:pPr>
+            <w:r/>
             <w:r>
-              <w:t>Meta</w:t>
+              <w:rPr>
+                <w:rFonts w:ascii="Times New Roman" w:hAnsi="Times New Roman"/>
+                <w:b/>
+                <w:color w:val="000000"/>
+                <w:sz w:val="20"/>
+              </w:rPr>
+              <w:t>Escala</w:t>
             </w:r>
           </w:p>
         </w:tc>
@@ -341,31 +4348,64 @@
       <w:tr>
         <w:tc>
           <w:tcPr>
-            <w:tcW w:type="dxa" w:w="2880"/>
+            <w:tcW w:type="dxa" w:w="576"/>
           </w:tcPr>
           <w:p>
+            <w:pPr>
+              <w:spacing w:before="40" w:after="40"/>
+              <w:jc w:val="left"/>
+            </w:pPr>
+            <w:r/>
             <w:r>
-              <w:t>Madurez</w:t>
+              <w:rPr>
+                <w:rFonts w:ascii="Times New Roman" w:hAnsi="Times New Roman"/>
+                <w:b w:val="0"/>
+                <w:color w:val="000000"/>
+                <w:sz w:val="20"/>
+              </w:rPr>
+              <w:t>1</w:t>
             </w:r>
           </w:p>
         </w:tc>
         <w:tc>
           <w:tcPr>
-            <w:tcW w:type="dxa" w:w="2880"/>
+            <w:tcW w:type="dxa" w:w="6912"/>
           </w:tcPr>
           <w:p>
+            <w:pPr>
+              <w:spacing w:before="40" w:after="40"/>
+              <w:jc w:val="left"/>
+            </w:pPr>
+            <w:r/>
             <w:r>
-              <w:t>Uptime del sistema</w:t>
+              <w:rPr>
+                <w:rFonts w:ascii="Times New Roman" w:hAnsi="Times New Roman"/>
+                <w:b w:val="0"/>
+                <w:color w:val="000000"/>
+                <w:sz w:val="20"/>
+              </w:rPr>
+              <w:t>Creo que me gustaría usar SilaDocs con frecuencia.</w:t>
             </w:r>
           </w:p>
         </w:tc>
         <w:tc>
           <w:tcPr>
-            <w:tcW w:type="dxa" w:w="2880"/>
+            <w:tcW w:type="dxa" w:w="2160"/>
           </w:tcPr>
           <w:p>
+            <w:pPr>
+              <w:spacing w:before="40" w:after="40"/>
+              <w:jc w:val="left"/>
+            </w:pPr>
+            <w:r/>
             <w:r>
-              <w:t>≥99.5%</w:t>
+              <w:rPr>
+                <w:rFonts w:ascii="Times New Roman" w:hAnsi="Times New Roman"/>
+                <w:b w:val="0"/>
+                <w:color w:val="000000"/>
+                <w:sz w:val="20"/>
+              </w:rPr>
+              <w:t>1 — 2 — 3 — 4 — 5</w:t>
             </w:r>
           </w:p>
         </w:tc>
@@ -373,31 +4413,64 @@
       <w:tr>
         <w:tc>
           <w:tcPr>
-            <w:tcW w:type="dxa" w:w="2880"/>
+            <w:tcW w:type="dxa" w:w="576"/>
           </w:tcPr>
           <w:p>
+            <w:pPr>
+              <w:spacing w:before="40" w:after="40"/>
+              <w:jc w:val="left"/>
+            </w:pPr>
+            <w:r/>
             <w:r>
-              <w:t>Disponibilidad</w:t>
+              <w:rPr>
+                <w:rFonts w:ascii="Times New Roman" w:hAnsi="Times New Roman"/>
+                <w:b w:val="0"/>
+                <w:color w:val="000000"/>
+                <w:sz w:val="20"/>
+              </w:rPr>
+              <w:t>2</w:t>
             </w:r>
           </w:p>
         </w:tc>
         <w:tc>
           <w:tcPr>
-            <w:tcW w:type="dxa" w:w="2880"/>
+            <w:tcW w:type="dxa" w:w="6912"/>
           </w:tcPr>
           <w:p>
+            <w:pPr>
+              <w:spacing w:before="40" w:after="40"/>
+              <w:jc w:val="left"/>
+            </w:pPr>
+            <w:r/>
             <w:r>
-              <w:t>Horas operativas / Total horas</w:t>
+              <w:rPr>
+                <w:rFonts w:ascii="Times New Roman" w:hAnsi="Times New Roman"/>
+                <w:b w:val="0"/>
+                <w:color w:val="000000"/>
+                <w:sz w:val="20"/>
+              </w:rPr>
+              <w:t>Encontré SilaDocs innecesariamente complejo.</w:t>
             </w:r>
           </w:p>
         </w:tc>
         <w:tc>
           <w:tcPr>
-            <w:tcW w:type="dxa" w:w="2880"/>
+            <w:tcW w:type="dxa" w:w="2160"/>
           </w:tcPr>
           <w:p>
+            <w:pPr>
+              <w:spacing w:before="40" w:after="40"/>
+              <w:jc w:val="left"/>
+            </w:pPr>
+            <w:r/>
             <w:r>
-              <w:t>≥99.5%</w:t>
+              <w:rPr>
+                <w:rFonts w:ascii="Times New Roman" w:hAnsi="Times New Roman"/>
+                <w:b w:val="0"/>
+                <w:color w:val="000000"/>
+                <w:sz w:val="20"/>
+              </w:rPr>
+              <w:t>1 — 2 — 3 — 4 — 5</w:t>
             </w:r>
           </w:p>
         </w:tc>
@@ -405,31 +4478,64 @@
       <w:tr>
         <w:tc>
           <w:tcPr>
-            <w:tcW w:type="dxa" w:w="2880"/>
+            <w:tcW w:type="dxa" w:w="576"/>
           </w:tcPr>
           <w:p>
+            <w:pPr>
+              <w:spacing w:before="40" w:after="40"/>
+              <w:jc w:val="left"/>
+            </w:pPr>
+            <w:r/>
             <w:r>
-              <w:t>Tolerancia a fallos</w:t>
+              <w:rPr>
+                <w:rFonts w:ascii="Times New Roman" w:hAnsi="Times New Roman"/>
+                <w:b w:val="0"/>
+                <w:color w:val="000000"/>
+                <w:sz w:val="20"/>
+              </w:rPr>
+              <w:t>3</w:t>
             </w:r>
           </w:p>
         </w:tc>
         <w:tc>
           <w:tcPr>
-            <w:tcW w:type="dxa" w:w="2880"/>
+            <w:tcW w:type="dxa" w:w="6912"/>
           </w:tcPr>
           <w:p>
+            <w:pPr>
+              <w:spacing w:before="40" w:after="40"/>
+              <w:jc w:val="left"/>
+            </w:pPr>
+            <w:r/>
             <w:r>
-              <w:t>Recuperación de errores</w:t>
+              <w:rPr>
+                <w:rFonts w:ascii="Times New Roman" w:hAnsi="Times New Roman"/>
+                <w:b w:val="0"/>
+                <w:color w:val="000000"/>
+                <w:sz w:val="20"/>
+              </w:rPr>
+              <w:t>Pensé que SilaDocs era fácil de usar.</w:t>
             </w:r>
           </w:p>
         </w:tc>
         <w:tc>
           <w:tcPr>
-            <w:tcW w:type="dxa" w:w="2880"/>
+            <w:tcW w:type="dxa" w:w="2160"/>
           </w:tcPr>
           <w:p>
+            <w:pPr>
+              <w:spacing w:before="40" w:after="40"/>
+              <w:jc w:val="left"/>
+            </w:pPr>
+            <w:r/>
             <w:r>
-              <w:t>&lt;5 minutos</w:t>
+              <w:rPr>
+                <w:rFonts w:ascii="Times New Roman" w:hAnsi="Times New Roman"/>
+                <w:b w:val="0"/>
+                <w:color w:val="000000"/>
+                <w:sz w:val="20"/>
+              </w:rPr>
+              <w:t>1 — 2 — 3 — 4 — 5</w:t>
             </w:r>
           </w:p>
         </w:tc>
@@ -437,95 +4543,64 @@
       <w:tr>
         <w:tc>
           <w:tcPr>
-            <w:tcW w:type="dxa" w:w="2880"/>
+            <w:tcW w:type="dxa" w:w="576"/>
           </w:tcPr>
           <w:p>
+            <w:pPr>
+              <w:spacing w:before="40" w:after="40"/>
+              <w:jc w:val="left"/>
+            </w:pPr>
+            <w:r/>
             <w:r>
-              <w:t>Recuperabilidad</w:t>
+              <w:rPr>
+                <w:rFonts w:ascii="Times New Roman" w:hAnsi="Times New Roman"/>
+                <w:b w:val="0"/>
+                <w:color w:val="000000"/>
+                <w:sz w:val="20"/>
+              </w:rPr>
+              <w:t>4</w:t>
             </w:r>
           </w:p>
         </w:tc>
         <w:tc>
           <w:tcPr>
-            <w:tcW w:type="dxa" w:w="2880"/>
+            <w:tcW w:type="dxa" w:w="6912"/>
           </w:tcPr>
           <w:p>
+            <w:pPr>
+              <w:spacing w:before="40" w:after="40"/>
+              <w:jc w:val="left"/>
+            </w:pPr>
+            <w:r/>
             <w:r>
-              <w:t>MTTR (Mean Time To Repair)</w:t>
+              <w:rPr>
+                <w:rFonts w:ascii="Times New Roman" w:hAnsi="Times New Roman"/>
+                <w:b w:val="0"/>
+                <w:color w:val="000000"/>
+                <w:sz w:val="20"/>
+              </w:rPr>
+              <w:t>Necesitaría ayuda de un técnico para usar SilaDocs.</w:t>
             </w:r>
           </w:p>
         </w:tc>
         <w:tc>
           <w:tcPr>
-            <w:tcW w:type="dxa" w:w="2880"/>
+            <w:tcW w:type="dxa" w:w="2160"/>
           </w:tcPr>
           <w:p>
+            <w:pPr>
+              <w:spacing w:before="40" w:after="40"/>
+              <w:jc w:val="left"/>
+            </w:pPr>
+            <w:r/>
             <w:r>
-              <w:t>&lt;1 hora</w:t>
-            </w:r>
-          </w:p>
-        </w:tc>
-      </w:tr>
-    </w:tbl>
-    <w:p>
-      <w:r>
-        <w:br/>
-        <w:t>Instrumentos: Monitoring, logs de errores, test de resistencia</w:t>
-      </w:r>
-    </w:p>
-    <w:p>
-      <w:pPr>
-        <w:pStyle w:val="Heading1"/>
-        <w:spacing w:before="240" w:after="120"/>
-      </w:pPr>
-      <w:r>
-        <w:t>3. USABILIDAD</w:t>
-      </w:r>
-    </w:p>
-    <w:p>
-      <w:r>
-        <w:t>Grado en que el sistema puede ser entendido, aprendido y utilizado por usuarios.</w:t>
-      </w:r>
-    </w:p>
-    <w:tbl>
-      <w:tblPr>
-        <w:tblStyle w:val="LightGrid-Accent1"/>
-        <w:tblW w:type="auto" w:w="0"/>
-        <w:tblLook w:firstColumn="1" w:firstRow="1" w:lastColumn="0" w:lastRow="0" w:noHBand="0" w:noVBand="1" w:val="04A0"/>
-      </w:tblPr>
-      <w:tblGrid>
-        <w:gridCol w:w="2880"/>
-        <w:gridCol w:w="2880"/>
-        <w:gridCol w:w="2880"/>
-      </w:tblGrid>
-      <w:tr>
-        <w:tc>
-          <w:tcPr>
-            <w:tcW w:type="dxa" w:w="2880"/>
-          </w:tcPr>
-          <w:p>
-            <w:r>
-              <w:t>Sub-característica</w:t>
-            </w:r>
-          </w:p>
-        </w:tc>
-        <w:tc>
-          <w:tcPr>
-            <w:tcW w:type="dxa" w:w="2880"/>
-          </w:tcPr>
-          <w:p>
-            <w:r>
-              <w:t>Métrica</w:t>
-            </w:r>
-          </w:p>
-        </w:tc>
-        <w:tc>
-          <w:tcPr>
-            <w:tcW w:type="dxa" w:w="2880"/>
-          </w:tcPr>
-          <w:p>
-            <w:r>
-              <w:t>Meta</w:t>
+              <w:rPr>
+                <w:rFonts w:ascii="Times New Roman" w:hAnsi="Times New Roman"/>
+                <w:b w:val="0"/>
+                <w:color w:val="000000"/>
+                <w:sz w:val="20"/>
+              </w:rPr>
+              <w:t>1 — 2 — 3 — 4 — 5</w:t>
             </w:r>
           </w:p>
         </w:tc>
@@ -533,31 +4608,64 @@
       <w:tr>
         <w:tc>
           <w:tcPr>
-            <w:tcW w:type="dxa" w:w="2880"/>
+            <w:tcW w:type="dxa" w:w="576"/>
           </w:tcPr>
           <w:p>
+            <w:pPr>
+              <w:spacing w:before="40" w:after="40"/>
+              <w:jc w:val="left"/>
+            </w:pPr>
+            <w:r/>
             <w:r>
-              <w:t>Reconocibilidad de aptitud</w:t>
+              <w:rPr>
+                <w:rFonts w:ascii="Times New Roman" w:hAnsi="Times New Roman"/>
+                <w:b w:val="0"/>
+                <w:color w:val="000000"/>
+                <w:sz w:val="20"/>
+              </w:rPr>
+              <w:t>5</w:t>
             </w:r>
           </w:p>
         </w:tc>
         <w:tc>
           <w:tcPr>
-            <w:tcW w:type="dxa" w:w="2880"/>
+            <w:tcW w:type="dxa" w:w="6912"/>
           </w:tcPr>
           <w:p>
+            <w:pPr>
+              <w:spacing w:before="40" w:after="40"/>
+              <w:jc w:val="left"/>
+            </w:pPr>
+            <w:r/>
             <w:r>
-              <w:t>Usuarios que entienden función sin ayuda</w:t>
+              <w:rPr>
+                <w:rFonts w:ascii="Times New Roman" w:hAnsi="Times New Roman"/>
+                <w:b w:val="0"/>
+                <w:color w:val="000000"/>
+                <w:sz w:val="20"/>
+              </w:rPr>
+              <w:t>Las funciones de SilaDocs estaban bien integradas.</w:t>
             </w:r>
           </w:p>
         </w:tc>
         <w:tc>
           <w:tcPr>
-            <w:tcW w:type="dxa" w:w="2880"/>
+            <w:tcW w:type="dxa" w:w="2160"/>
           </w:tcPr>
           <w:p>
+            <w:pPr>
+              <w:spacing w:before="40" w:after="40"/>
+              <w:jc w:val="left"/>
+            </w:pPr>
+            <w:r/>
             <w:r>
-              <w:t>≥80%</w:t>
+              <w:rPr>
+                <w:rFonts w:ascii="Times New Roman" w:hAnsi="Times New Roman"/>
+                <w:b w:val="0"/>
+                <w:color w:val="000000"/>
+                <w:sz w:val="20"/>
+              </w:rPr>
+              <w:t>1 — 2 — 3 — 4 — 5</w:t>
             </w:r>
           </w:p>
         </w:tc>
@@ -565,31 +4673,64 @@
       <w:tr>
         <w:tc>
           <w:tcPr>
-            <w:tcW w:type="dxa" w:w="2880"/>
+            <w:tcW w:type="dxa" w:w="576"/>
           </w:tcPr>
           <w:p>
+            <w:pPr>
+              <w:spacing w:before="40" w:after="40"/>
+              <w:jc w:val="left"/>
+            </w:pPr>
+            <w:r/>
             <w:r>
-              <w:t>Aprendibilidad</w:t>
+              <w:rPr>
+                <w:rFonts w:ascii="Times New Roman" w:hAnsi="Times New Roman"/>
+                <w:b w:val="0"/>
+                <w:color w:val="000000"/>
+                <w:sz w:val="20"/>
+              </w:rPr>
+              <w:t>6</w:t>
             </w:r>
           </w:p>
         </w:tc>
         <w:tc>
           <w:tcPr>
-            <w:tcW w:type="dxa" w:w="2880"/>
+            <w:tcW w:type="dxa" w:w="6912"/>
           </w:tcPr>
           <w:p>
+            <w:pPr>
+              <w:spacing w:before="40" w:after="40"/>
+              <w:jc w:val="left"/>
+            </w:pPr>
+            <w:r/>
             <w:r>
-              <w:t>Tiempo para primera tarea (minutos)</w:t>
+              <w:rPr>
+                <w:rFonts w:ascii="Times New Roman" w:hAnsi="Times New Roman"/>
+                <w:b w:val="0"/>
+                <w:color w:val="000000"/>
+                <w:sz w:val="20"/>
+              </w:rPr>
+              <w:t>Había demasiada inconsistencia en SilaDocs.</w:t>
             </w:r>
           </w:p>
         </w:tc>
         <w:tc>
           <w:tcPr>
-            <w:tcW w:type="dxa" w:w="2880"/>
+            <w:tcW w:type="dxa" w:w="2160"/>
           </w:tcPr>
           <w:p>
+            <w:pPr>
+              <w:spacing w:before="40" w:after="40"/>
+              <w:jc w:val="left"/>
+            </w:pPr>
+            <w:r/>
             <w:r>
-              <w:t>&lt;10 min</w:t>
+              <w:rPr>
+                <w:rFonts w:ascii="Times New Roman" w:hAnsi="Times New Roman"/>
+                <w:b w:val="0"/>
+                <w:color w:val="000000"/>
+                <w:sz w:val="20"/>
+              </w:rPr>
+              <w:t>1 — 2 — 3 — 4 — 5</w:t>
             </w:r>
           </w:p>
         </w:tc>
@@ -597,31 +4738,64 @@
       <w:tr>
         <w:tc>
           <w:tcPr>
-            <w:tcW w:type="dxa" w:w="2880"/>
+            <w:tcW w:type="dxa" w:w="576"/>
           </w:tcPr>
           <w:p>
+            <w:pPr>
+              <w:spacing w:before="40" w:after="40"/>
+              <w:jc w:val="left"/>
+            </w:pPr>
+            <w:r/>
             <w:r>
-              <w:t>Operabilidad</w:t>
+              <w:rPr>
+                <w:rFonts w:ascii="Times New Roman" w:hAnsi="Times New Roman"/>
+                <w:b w:val="0"/>
+                <w:color w:val="000000"/>
+                <w:sz w:val="20"/>
+              </w:rPr>
+              <w:t>7</w:t>
             </w:r>
           </w:p>
         </w:tc>
         <w:tc>
           <w:tcPr>
-            <w:tcW w:type="dxa" w:w="2880"/>
+            <w:tcW w:type="dxa" w:w="6912"/>
           </w:tcPr>
           <w:p>
+            <w:pPr>
+              <w:spacing w:before="40" w:after="40"/>
+              <w:jc w:val="left"/>
+            </w:pPr>
+            <w:r/>
             <w:r>
-              <w:t>Puntuación SUS</w:t>
+              <w:rPr>
+                <w:rFonts w:ascii="Times New Roman" w:hAnsi="Times New Roman"/>
+                <w:b w:val="0"/>
+                <w:color w:val="000000"/>
+                <w:sz w:val="20"/>
+              </w:rPr>
+              <w:t>Supongo que la mayoría de personas aprendería SilaDocs rápidamente.</w:t>
             </w:r>
           </w:p>
         </w:tc>
         <w:tc>
           <w:tcPr>
-            <w:tcW w:type="dxa" w:w="2880"/>
+            <w:tcW w:type="dxa" w:w="2160"/>
           </w:tcPr>
           <w:p>
+            <w:pPr>
+              <w:spacing w:before="40" w:after="40"/>
+              <w:jc w:val="left"/>
+            </w:pPr>
+            <w:r/>
             <w:r>
-              <w:t>&gt;70/100</w:t>
+              <w:rPr>
+                <w:rFonts w:ascii="Times New Roman" w:hAnsi="Times New Roman"/>
+                <w:b w:val="0"/>
+                <w:color w:val="000000"/>
+                <w:sz w:val="20"/>
+              </w:rPr>
+              <w:t>1 — 2 — 3 — 4 — 5</w:t>
             </w:r>
           </w:p>
         </w:tc>
@@ -629,31 +4803,64 @@
       <w:tr>
         <w:tc>
           <w:tcPr>
-            <w:tcW w:type="dxa" w:w="2880"/>
+            <w:tcW w:type="dxa" w:w="576"/>
           </w:tcPr>
           <w:p>
+            <w:pPr>
+              <w:spacing w:before="40" w:after="40"/>
+              <w:jc w:val="left"/>
+            </w:pPr>
+            <w:r/>
             <w:r>
-              <w:t>Control del usuario</w:t>
+              <w:rPr>
+                <w:rFonts w:ascii="Times New Roman" w:hAnsi="Times New Roman"/>
+                <w:b w:val="0"/>
+                <w:color w:val="000000"/>
+                <w:sz w:val="20"/>
+              </w:rPr>
+              <w:t>8</w:t>
             </w:r>
           </w:p>
         </w:tc>
         <w:tc>
           <w:tcPr>
-            <w:tcW w:type="dxa" w:w="2880"/>
+            <w:tcW w:type="dxa" w:w="6912"/>
           </w:tcPr>
           <w:p>
+            <w:pPr>
+              <w:spacing w:before="40" w:after="40"/>
+              <w:jc w:val="left"/>
+            </w:pPr>
+            <w:r/>
             <w:r>
-              <w:t>Acciones reversibles sin pérdida de datos</w:t>
+              <w:rPr>
+                <w:rFonts w:ascii="Times New Roman" w:hAnsi="Times New Roman"/>
+                <w:b w:val="0"/>
+                <w:color w:val="000000"/>
+                <w:sz w:val="20"/>
+              </w:rPr>
+              <w:t>Encontré SilaDocs muy incómodo de usar.</w:t>
             </w:r>
           </w:p>
         </w:tc>
         <w:tc>
           <w:tcPr>
-            <w:tcW w:type="dxa" w:w="2880"/>
+            <w:tcW w:type="dxa" w:w="2160"/>
           </w:tcPr>
           <w:p>
+            <w:pPr>
+              <w:spacing w:before="40" w:after="40"/>
+              <w:jc w:val="left"/>
+            </w:pPr>
+            <w:r/>
             <w:r>
-              <w:t>100%</w:t>
+              <w:rPr>
+                <w:rFonts w:ascii="Times New Roman" w:hAnsi="Times New Roman"/>
+                <w:b w:val="0"/>
+                <w:color w:val="000000"/>
+                <w:sz w:val="20"/>
+              </w:rPr>
+              <w:t>1 — 2 — 3 — 4 — 5</w:t>
             </w:r>
           </w:p>
         </w:tc>
@@ -661,31 +4868,64 @@
       <w:tr>
         <w:tc>
           <w:tcPr>
-            <w:tcW w:type="dxa" w:w="2880"/>
+            <w:tcW w:type="dxa" w:w="576"/>
           </w:tcPr>
           <w:p>
+            <w:pPr>
+              <w:spacing w:before="40" w:after="40"/>
+              <w:jc w:val="left"/>
+            </w:pPr>
+            <w:r/>
             <w:r>
-              <w:t>Estética de interfaz</w:t>
+              <w:rPr>
+                <w:rFonts w:ascii="Times New Roman" w:hAnsi="Times New Roman"/>
+                <w:b w:val="0"/>
+                <w:color w:val="000000"/>
+                <w:sz w:val="20"/>
+              </w:rPr>
+              <w:t>9</w:t>
             </w:r>
           </w:p>
         </w:tc>
         <w:tc>
           <w:tcPr>
-            <w:tcW w:type="dxa" w:w="2880"/>
+            <w:tcW w:type="dxa" w:w="6912"/>
           </w:tcPr>
           <w:p>
+            <w:pPr>
+              <w:spacing w:before="40" w:after="40"/>
+              <w:jc w:val="left"/>
+            </w:pPr>
+            <w:r/>
             <w:r>
-              <w:t>Evaluación de diseño por usuarios</w:t>
+              <w:rPr>
+                <w:rFonts w:ascii="Times New Roman" w:hAnsi="Times New Roman"/>
+                <w:b w:val="0"/>
+                <w:color w:val="000000"/>
+                <w:sz w:val="20"/>
+              </w:rPr>
+              <w:t>Me sentí muy seguro usando SilaDocs.</w:t>
             </w:r>
           </w:p>
         </w:tc>
         <w:tc>
           <w:tcPr>
-            <w:tcW w:type="dxa" w:w="2880"/>
+            <w:tcW w:type="dxa" w:w="2160"/>
           </w:tcPr>
           <w:p>
+            <w:pPr>
+              <w:spacing w:before="40" w:after="40"/>
+              <w:jc w:val="left"/>
+            </w:pPr>
+            <w:r/>
             <w:r>
-              <w:t>&gt;4/5 estrellas</w:t>
+              <w:rPr>
+                <w:rFonts w:ascii="Times New Roman" w:hAnsi="Times New Roman"/>
+                <w:b w:val="0"/>
+                <w:color w:val="000000"/>
+                <w:sz w:val="20"/>
+              </w:rPr>
+              <w:t>1 — 2 — 3 — 4 — 5</w:t>
             </w:r>
           </w:p>
         </w:tc>
@@ -693,786 +4933,337 @@
       <w:tr>
         <w:tc>
           <w:tcPr>
-            <w:tcW w:type="dxa" w:w="2880"/>
+            <w:tcW w:type="dxa" w:w="576"/>
           </w:tcPr>
           <w:p>
+            <w:pPr>
+              <w:spacing w:before="40" w:after="40"/>
+              <w:jc w:val="left"/>
+            </w:pPr>
+            <w:r/>
             <w:r>
-              <w:t>Accesibilidad</w:t>
+              <w:rPr>
+                <w:rFonts w:ascii="Times New Roman" w:hAnsi="Times New Roman"/>
+                <w:b w:val="0"/>
+                <w:color w:val="000000"/>
+                <w:sz w:val="20"/>
+              </w:rPr>
+              <w:t>10</w:t>
             </w:r>
           </w:p>
         </w:tc>
         <w:tc>
           <w:tcPr>
-            <w:tcW w:type="dxa" w:w="2880"/>
+            <w:tcW w:type="dxa" w:w="6912"/>
           </w:tcPr>
           <w:p>
+            <w:pPr>
+              <w:spacing w:before="40" w:after="40"/>
+              <w:jc w:val="left"/>
+            </w:pPr>
+            <w:r/>
             <w:r>
-              <w:t>Conformidad WCAG 2.1 AA</w:t>
+              <w:rPr>
+                <w:rFonts w:ascii="Times New Roman" w:hAnsi="Times New Roman"/>
+                <w:b w:val="0"/>
+                <w:color w:val="000000"/>
+                <w:sz w:val="20"/>
+              </w:rPr>
+              <w:t>Necesité aprender muchas cosas antes de poder usar SilaDocs.</w:t>
             </w:r>
           </w:p>
         </w:tc>
         <w:tc>
           <w:tcPr>
-            <w:tcW w:type="dxa" w:w="2880"/>
+            <w:tcW w:type="dxa" w:w="2160"/>
           </w:tcPr>
           <w:p>
+            <w:pPr>
+              <w:spacing w:before="40" w:after="40"/>
+              <w:jc w:val="left"/>
+            </w:pPr>
+            <w:r/>
             <w:r>
-              <w:t>≥95%</w:t>
+              <w:rPr>
+                <w:rFonts w:ascii="Times New Roman" w:hAnsi="Times New Roman"/>
+                <w:b w:val="0"/>
+                <w:color w:val="000000"/>
+                <w:sz w:val="20"/>
+              </w:rPr>
+              <w:t>1 — 2 — 3 — 4 — 5</w:t>
             </w:r>
           </w:p>
         </w:tc>
       </w:tr>
     </w:tbl>
     <w:p>
+      <w:pPr>
+        <w:spacing w:line="480" w:lineRule="auto"/>
+      </w:pPr>
       <w:r>
-        <w:br/>
-        <w:t>Instrumentos: Encuesta SUS, test de usabilidad, validación WCAG</w:t>
+        <w:rPr>
+          <w:rFonts w:ascii="Times New Roman" w:hAnsi="Times New Roman"/>
+          <w:b w:val="0"/>
+          <w:i/>
+          <w:color w:val="000000"/>
+          <w:sz w:val="24"/>
+        </w:rPr>
+        <w:t xml:space="preserve">Nota. </w:t>
+      </w:r>
+      <w:r>
+        <w:rPr>
+          <w:rFonts w:ascii="Times New Roman" w:hAnsi="Times New Roman"/>
+          <w:b w:val="0"/>
+          <w:i w:val="0"/>
+          <w:color w:val="000000"/>
+          <w:sz w:val="24"/>
+        </w:rPr>
+        <w:t>Traducción y adaptación del SUS original de Brooke (1996). 1 = Totalmente en desacuerdo; 5 = Totalmente de acuerdo.</w:t>
+      </w:r>
+    </w:p>
+    <w:p>
+      <w:r>
+        <w:br w:type="page"/>
       </w:r>
     </w:p>
     <w:p>
       <w:pPr>
-        <w:pStyle w:val="Heading1"/>
-        <w:spacing w:before="240" w:after="120"/>
+        <w:spacing w:line="480" w:lineRule="auto" w:before="0" w:after="0"/>
+        <w:jc w:val="center"/>
       </w:pPr>
       <w:r>
-        <w:t>4. EFICIENCIA DE DESEMPEÑO</w:t>
-      </w:r>
-    </w:p>
-    <w:p>
-      <w:r>
-        <w:t>Relación entre el nivel de desempeño y la cantidad de recursos utilizados.</w:t>
-      </w:r>
-    </w:p>
-    <w:tbl>
-      <w:tblPr>
-        <w:tblStyle w:val="LightGrid-Accent1"/>
-        <w:tblW w:type="auto" w:w="0"/>
-        <w:tblLook w:firstColumn="1" w:firstRow="1" w:lastColumn="0" w:lastRow="0" w:noHBand="0" w:noVBand="1" w:val="04A0"/>
-      </w:tblPr>
-      <w:tblGrid>
-        <w:gridCol w:w="2880"/>
-        <w:gridCol w:w="2880"/>
-        <w:gridCol w:w="2880"/>
-      </w:tblGrid>
-      <w:tr>
-        <w:tc>
-          <w:tcPr>
-            <w:tcW w:type="dxa" w:w="2880"/>
-          </w:tcPr>
-          <w:p>
-            <w:r>
-              <w:t>Sub-característica</w:t>
-            </w:r>
-          </w:p>
-        </w:tc>
-        <w:tc>
-          <w:tcPr>
-            <w:tcW w:type="dxa" w:w="2880"/>
-          </w:tcPr>
-          <w:p>
-            <w:r>
-              <w:t>Métrica</w:t>
-            </w:r>
-          </w:p>
-        </w:tc>
-        <w:tc>
-          <w:tcPr>
-            <w:tcW w:type="dxa" w:w="2880"/>
-          </w:tcPr>
-          <w:p>
-            <w:r>
-              <w:t>Meta</w:t>
-            </w:r>
-          </w:p>
-        </w:tc>
-      </w:tr>
-      <w:tr>
-        <w:tc>
-          <w:tcPr>
-            <w:tcW w:type="dxa" w:w="2880"/>
-          </w:tcPr>
-          <w:p>
-            <w:r>
-              <w:t>Comportamiento respecto del tiempo</w:t>
-            </w:r>
-          </w:p>
-        </w:tc>
-        <w:tc>
-          <w:tcPr>
-            <w:tcW w:type="dxa" w:w="2880"/>
-          </w:tcPr>
-          <w:p>
-            <w:r>
-              <w:t>Latencia p95</w:t>
-            </w:r>
-          </w:p>
-        </w:tc>
-        <w:tc>
-          <w:tcPr>
-            <w:tcW w:type="dxa" w:w="2880"/>
-          </w:tcPr>
-          <w:p>
-            <w:r>
-              <w:t>&lt;2 segundos</w:t>
-            </w:r>
-          </w:p>
-        </w:tc>
-      </w:tr>
-      <w:tr>
-        <w:tc>
-          <w:tcPr>
-            <w:tcW w:type="dxa" w:w="2880"/>
-          </w:tcPr>
-          <w:p>
-            <w:r>
-              <w:t>Utilización de recursos</w:t>
-            </w:r>
-          </w:p>
-        </w:tc>
-        <w:tc>
-          <w:tcPr>
-            <w:tcW w:type="dxa" w:w="2880"/>
-          </w:tcPr>
-          <w:p>
-            <w:r>
-              <w:t>Consumo de memoria</w:t>
-            </w:r>
-          </w:p>
-        </w:tc>
-        <w:tc>
-          <w:tcPr>
-            <w:tcW w:type="dxa" w:w="2880"/>
-          </w:tcPr>
-          <w:p>
-            <w:r>
-              <w:t>&lt;500MB por sesión</w:t>
-            </w:r>
-          </w:p>
-        </w:tc>
-      </w:tr>
-      <w:tr>
-        <w:tc>
-          <w:tcPr>
-            <w:tcW w:type="dxa" w:w="2880"/>
-          </w:tcPr>
-          <w:p>
-            <w:r>
-              <w:t>Capacidad</w:t>
-            </w:r>
-          </w:p>
-        </w:tc>
-        <w:tc>
-          <w:tcPr>
-            <w:tcW w:type="dxa" w:w="2880"/>
-          </w:tcPr>
-          <w:p>
-            <w:r>
-              <w:t>Usuarios concurrentes soportados</w:t>
-            </w:r>
-          </w:p>
-        </w:tc>
-        <w:tc>
-          <w:tcPr>
-            <w:tcW w:type="dxa" w:w="2880"/>
-          </w:tcPr>
-          <w:p>
-            <w:r>
-              <w:t>≥1000</w:t>
-            </w:r>
-          </w:p>
-        </w:tc>
-      </w:tr>
-      <w:tr>
-        <w:tc>
-          <w:tcPr>
-            <w:tcW w:type="dxa" w:w="2880"/>
-          </w:tcPr>
-          <w:p>
-            <w:r>
-              <w:t>Throughput</w:t>
-            </w:r>
-          </w:p>
-        </w:tc>
-        <w:tc>
-          <w:tcPr>
-            <w:tcW w:type="dxa" w:w="2880"/>
-          </w:tcPr>
-          <w:p>
-            <w:r>
-              <w:t>Transacciones por segundo</w:t>
-            </w:r>
-          </w:p>
-        </w:tc>
-        <w:tc>
-          <w:tcPr>
-            <w:tcW w:type="dxa" w:w="2880"/>
-          </w:tcPr>
-          <w:p>
-            <w:r>
-              <w:t>≥100 tps</w:t>
-            </w:r>
-          </w:p>
-        </w:tc>
-      </w:tr>
-    </w:tbl>
-    <w:p>
-      <w:r>
-        <w:br/>
-        <w:t>Instrumentos: Load testing (Apache JMeter), APM (Application Performance Monitoring)</w:t>
+        <w:rPr>
+          <w:rFonts w:ascii="Times New Roman" w:hAnsi="Times New Roman"/>
+          <w:b/>
+          <w:i w:val="0"/>
+          <w:color w:val="000000"/>
+          <w:sz w:val="24"/>
+        </w:rPr>
+        <w:t>Referencias</w:t>
       </w:r>
     </w:p>
     <w:p>
       <w:pPr>
-        <w:pStyle w:val="Heading1"/>
-        <w:spacing w:before="240" w:after="120"/>
+        <w:spacing w:line="480" w:lineRule="auto" w:before="0" w:after="0"/>
+        <w:ind w:left="720" w:hanging="720"/>
       </w:pPr>
       <w:r>
-        <w:t>5. MANTENIBILIDAD</w:t>
-      </w:r>
-    </w:p>
-    <w:p>
-      <w:r>
-        <w:t>Grado de facilidad para mantener y evolucionar el sistema.</w:t>
-      </w:r>
-    </w:p>
-    <w:tbl>
-      <w:tblPr>
-        <w:tblStyle w:val="LightGrid-Accent1"/>
-        <w:tblW w:type="auto" w:w="0"/>
-        <w:tblLook w:firstColumn="1" w:firstRow="1" w:lastColumn="0" w:lastRow="0" w:noHBand="0" w:noVBand="1" w:val="04A0"/>
-      </w:tblPr>
-      <w:tblGrid>
-        <w:gridCol w:w="2880"/>
-        <w:gridCol w:w="2880"/>
-        <w:gridCol w:w="2880"/>
-      </w:tblGrid>
-      <w:tr>
-        <w:tc>
-          <w:tcPr>
-            <w:tcW w:type="dxa" w:w="2880"/>
-          </w:tcPr>
-          <w:p>
-            <w:r>
-              <w:t>Sub-característica</w:t>
-            </w:r>
-          </w:p>
-        </w:tc>
-        <w:tc>
-          <w:tcPr>
-            <w:tcW w:type="dxa" w:w="2880"/>
-          </w:tcPr>
-          <w:p>
-            <w:r>
-              <w:t>Métrica</w:t>
-            </w:r>
-          </w:p>
-        </w:tc>
-        <w:tc>
-          <w:tcPr>
-            <w:tcW w:type="dxa" w:w="2880"/>
-          </w:tcPr>
-          <w:p>
-            <w:r>
-              <w:t>Meta</w:t>
-            </w:r>
-          </w:p>
-        </w:tc>
-      </w:tr>
-      <w:tr>
-        <w:tc>
-          <w:tcPr>
-            <w:tcW w:type="dxa" w:w="2880"/>
-          </w:tcPr>
-          <w:p>
-            <w:r>
-              <w:t>Modularidad</w:t>
-            </w:r>
-          </w:p>
-        </w:tc>
-        <w:tc>
-          <w:tcPr>
-            <w:tcW w:type="dxa" w:w="2880"/>
-          </w:tcPr>
-          <w:p>
-            <w:r>
-              <w:t>Componentes desacoplados</w:t>
-            </w:r>
-          </w:p>
-        </w:tc>
-        <w:tc>
-          <w:tcPr>
-            <w:tcW w:type="dxa" w:w="2880"/>
-          </w:tcPr>
-          <w:p>
-            <w:r>
-              <w:t>&gt;80%</w:t>
-            </w:r>
-          </w:p>
-        </w:tc>
-      </w:tr>
-      <w:tr>
-        <w:tc>
-          <w:tcPr>
-            <w:tcW w:type="dxa" w:w="2880"/>
-          </w:tcPr>
-          <w:p>
-            <w:r>
-              <w:t>Reusabilidad</w:t>
-            </w:r>
-          </w:p>
-        </w:tc>
-        <w:tc>
-          <w:tcPr>
-            <w:tcW w:type="dxa" w:w="2880"/>
-          </w:tcPr>
-          <w:p>
-            <w:r>
-              <w:t>Código reutilizable vs. total</w:t>
-            </w:r>
-          </w:p>
-        </w:tc>
-        <w:tc>
-          <w:tcPr>
-            <w:tcW w:type="dxa" w:w="2880"/>
-          </w:tcPr>
-          <w:p>
-            <w:r>
-              <w:t>&gt;60%</w:t>
-            </w:r>
-          </w:p>
-        </w:tc>
-      </w:tr>
-      <w:tr>
-        <w:tc>
-          <w:tcPr>
-            <w:tcW w:type="dxa" w:w="2880"/>
-          </w:tcPr>
-          <w:p>
-            <w:r>
-              <w:t>Análisis de defectos</w:t>
-            </w:r>
-          </w:p>
-        </w:tc>
-        <w:tc>
-          <w:tcPr>
-            <w:tcW w:type="dxa" w:w="2880"/>
-          </w:tcPr>
-          <w:p>
-            <w:r>
-              <w:t>Issues resueltos vs. reportados</w:t>
-            </w:r>
-          </w:p>
-        </w:tc>
-        <w:tc>
-          <w:tcPr>
-            <w:tcW w:type="dxa" w:w="2880"/>
-          </w:tcPr>
-          <w:p>
-            <w:r>
-              <w:t>&gt;95%</w:t>
-            </w:r>
-          </w:p>
-        </w:tc>
-      </w:tr>
-      <w:tr>
-        <w:tc>
-          <w:tcPr>
-            <w:tcW w:type="dxa" w:w="2880"/>
-          </w:tcPr>
-          <w:p>
-            <w:r>
-              <w:t>Modificabilidad</w:t>
-            </w:r>
-          </w:p>
-        </w:tc>
-        <w:tc>
-          <w:tcPr>
-            <w:tcW w:type="dxa" w:w="2880"/>
-          </w:tcPr>
-          <w:p>
-            <w:r>
-              <w:t>Cambios sin efectos secundarios</w:t>
-            </w:r>
-          </w:p>
-        </w:tc>
-        <w:tc>
-          <w:tcPr>
-            <w:tcW w:type="dxa" w:w="2880"/>
-          </w:tcPr>
-          <w:p>
-            <w:r>
-              <w:t>&gt;90%</w:t>
-            </w:r>
-          </w:p>
-        </w:tc>
-      </w:tr>
-    </w:tbl>
-    <w:p>
-      <w:r>
-        <w:br/>
-        <w:t>Instrumentos: SonarQube, análisis de cobertura, revisión de código</w:t>
+        <w:rPr>
+          <w:rFonts w:ascii="Times New Roman" w:hAnsi="Times New Roman"/>
+          <w:b w:val="0"/>
+          <w:i w:val="0"/>
+          <w:color w:val="000000"/>
+          <w:sz w:val="24"/>
+        </w:rPr>
+        <w:t>Ammann, P., &amp; Offutt, J. (2016). Introduction to software testing (2.ª ed.). Cambridge University Press. https://doi.org/10.1017/9781316771273</w:t>
       </w:r>
     </w:p>
     <w:p>
       <w:pPr>
-        <w:pStyle w:val="Heading1"/>
-        <w:spacing w:before="240" w:after="120"/>
+        <w:spacing w:line="480" w:lineRule="auto" w:before="0" w:after="0"/>
+        <w:ind w:left="720" w:hanging="720"/>
       </w:pPr>
       <w:r>
-        <w:t>6. PORTABILIDAD</w:t>
-      </w:r>
-    </w:p>
-    <w:p>
-      <w:r>
-        <w:t>Grado de facilidad para transferir software de un entorno a otro.</w:t>
-      </w:r>
-    </w:p>
-    <w:tbl>
-      <w:tblPr>
-        <w:tblStyle w:val="LightGrid-Accent1"/>
-        <w:tblW w:type="auto" w:w="0"/>
-        <w:tblLook w:firstColumn="1" w:firstRow="1" w:lastColumn="0" w:lastRow="0" w:noHBand="0" w:noVBand="1" w:val="04A0"/>
-      </w:tblPr>
-      <w:tblGrid>
-        <w:gridCol w:w="2880"/>
-        <w:gridCol w:w="2880"/>
-        <w:gridCol w:w="2880"/>
-      </w:tblGrid>
-      <w:tr>
-        <w:tc>
-          <w:tcPr>
-            <w:tcW w:type="dxa" w:w="2880"/>
-          </w:tcPr>
-          <w:p>
-            <w:r>
-              <w:t>Sub-característica</w:t>
-            </w:r>
-          </w:p>
-        </w:tc>
-        <w:tc>
-          <w:tcPr>
-            <w:tcW w:type="dxa" w:w="2880"/>
-          </w:tcPr>
-          <w:p>
-            <w:r>
-              <w:t>Métrica</w:t>
-            </w:r>
-          </w:p>
-        </w:tc>
-        <w:tc>
-          <w:tcPr>
-            <w:tcW w:type="dxa" w:w="2880"/>
-          </w:tcPr>
-          <w:p>
-            <w:r>
-              <w:t>Meta</w:t>
-            </w:r>
-          </w:p>
-        </w:tc>
-      </w:tr>
-      <w:tr>
-        <w:tc>
-          <w:tcPr>
-            <w:tcW w:type="dxa" w:w="2880"/>
-          </w:tcPr>
-          <w:p>
-            <w:r>
-              <w:t>Adaptabilidad</w:t>
-            </w:r>
-          </w:p>
-        </w:tc>
-        <w:tc>
-          <w:tcPr>
-            <w:tcW w:type="dxa" w:w="2880"/>
-          </w:tcPr>
-          <w:p>
-            <w:r>
-              <w:t>Navegadores soportados</w:t>
-            </w:r>
-          </w:p>
-        </w:tc>
-        <w:tc>
-          <w:tcPr>
-            <w:tcW w:type="dxa" w:w="2880"/>
-          </w:tcPr>
-          <w:p>
-            <w:r>
-              <w:t>≥4 navegadores</w:t>
-            </w:r>
-          </w:p>
-        </w:tc>
-      </w:tr>
-      <w:tr>
-        <w:tc>
-          <w:tcPr>
-            <w:tcW w:type="dxa" w:w="2880"/>
-          </w:tcPr>
-          <w:p>
-            <w:r>
-              <w:t>Instalabilidad</w:t>
-            </w:r>
-          </w:p>
-        </w:tc>
-        <w:tc>
-          <w:tcPr>
-            <w:tcW w:type="dxa" w:w="2880"/>
-          </w:tcPr>
-          <w:p>
-            <w:r>
-              <w:t>Tiempo de despliegue</w:t>
-            </w:r>
-          </w:p>
-        </w:tc>
-        <w:tc>
-          <w:tcPr>
-            <w:tcW w:type="dxa" w:w="2880"/>
-          </w:tcPr>
-          <w:p>
-            <w:r>
-              <w:t>&lt;30 minutos</w:t>
-            </w:r>
-          </w:p>
-        </w:tc>
-      </w:tr>
-      <w:tr>
-        <w:tc>
-          <w:tcPr>
-            <w:tcW w:type="dxa" w:w="2880"/>
-          </w:tcPr>
-          <w:p>
-            <w:r>
-              <w:t>Conformidad con estándares</w:t>
-            </w:r>
-          </w:p>
-        </w:tc>
-        <w:tc>
-          <w:tcPr>
-            <w:tcW w:type="dxa" w:w="2880"/>
-          </w:tcPr>
-          <w:p>
-            <w:r>
-              <w:t>Cumplimiento de HTML5, CSS3, JS ES2020</w:t>
-            </w:r>
-          </w:p>
-        </w:tc>
-        <w:tc>
-          <w:tcPr>
-            <w:tcW w:type="dxa" w:w="2880"/>
-          </w:tcPr>
-          <w:p>
-            <w:r>
-              <w:t>100%</w:t>
-            </w:r>
-          </w:p>
-        </w:tc>
-      </w:tr>
-    </w:tbl>
-    <w:p>
-      <w:r>
-        <w:br/>
-        <w:t>Instrumentos: Cross-browser testing, CI/CD pipeline</w:t>
+        <w:rPr>
+          <w:rFonts w:ascii="Times New Roman" w:hAnsi="Times New Roman"/>
+          <w:b w:val="0"/>
+          <w:i w:val="0"/>
+          <w:color w:val="000000"/>
+          <w:sz w:val="24"/>
+        </w:rPr>
+        <w:t>Bangor, A., Kortum, P. T., &amp; Miller, J. T. (2008). An empirical evaluation of the System Usability Scale. International Journal of Human-Computer Interaction, 24(6), 574–594. https://doi.org/10.1080/10447310802205776</w:t>
       </w:r>
     </w:p>
     <w:p>
       <w:pPr>
-        <w:pStyle w:val="Heading1"/>
-        <w:spacing w:before="240" w:after="120"/>
+        <w:spacing w:line="480" w:lineRule="auto" w:before="0" w:after="0"/>
+        <w:ind w:left="720" w:hanging="720"/>
       </w:pPr>
       <w:r>
-        <w:t>7. SEGURIDAD (Sub-característica emergente)</w:t>
+        <w:rPr>
+          <w:rFonts w:ascii="Times New Roman" w:hAnsi="Times New Roman"/>
+          <w:b w:val="0"/>
+          <w:i w:val="0"/>
+          <w:color w:val="000000"/>
+          <w:sz w:val="24"/>
+        </w:rPr>
+        <w:t>Brooke, J. (1996). SUS: A "quick and dirty" usability scale. En P. W. Jordan, B. Thomas, B. A. Weerdmeester &amp; I. L. McClelland (Eds.), Usability evaluation in industry (pp. 189–194). Taylor &amp; Francis.</w:t>
       </w:r>
     </w:p>
     <w:p>
+      <w:pPr>
+        <w:spacing w:line="480" w:lineRule="auto" w:before="0" w:after="0"/>
+        <w:ind w:left="720" w:hanging="720"/>
+      </w:pPr>
       <w:r>
-        <w:t>Grado en que el sistema protege información y acceso.</w:t>
+        <w:rPr>
+          <w:rFonts w:ascii="Times New Roman" w:hAnsi="Times New Roman"/>
+          <w:b w:val="0"/>
+          <w:i w:val="0"/>
+          <w:color w:val="000000"/>
+          <w:sz w:val="24"/>
+        </w:rPr>
+        <w:t>Hyperledger Foundation. (2023). Hyperledger Fabric documentation (v2.5). Linux Foundation. https://hyperledger-fabric.readthedocs.io/</w:t>
       </w:r>
     </w:p>
-    <w:tbl>
-      <w:tblPr>
-        <w:tblStyle w:val="LightGrid-Accent1"/>
-        <w:tblW w:type="auto" w:w="0"/>
-        <w:tblLook w:firstColumn="1" w:firstRow="1" w:lastColumn="0" w:lastRow="0" w:noHBand="0" w:noVBand="1" w:val="04A0"/>
-      </w:tblPr>
-      <w:tblGrid>
-        <w:gridCol w:w="2880"/>
-        <w:gridCol w:w="2880"/>
-        <w:gridCol w:w="2880"/>
-      </w:tblGrid>
-      <w:tr>
-        <w:tc>
-          <w:tcPr>
-            <w:tcW w:type="dxa" w:w="2880"/>
-          </w:tcPr>
-          <w:p>
-            <w:r>
-              <w:t>Aspecto</w:t>
-            </w:r>
-          </w:p>
-        </w:tc>
-        <w:tc>
-          <w:tcPr>
-            <w:tcW w:type="dxa" w:w="2880"/>
-          </w:tcPr>
-          <w:p>
-            <w:r>
-              <w:t>Métrica</w:t>
-            </w:r>
-          </w:p>
-        </w:tc>
-        <w:tc>
-          <w:tcPr>
-            <w:tcW w:type="dxa" w:w="2880"/>
-          </w:tcPr>
-          <w:p>
-            <w:r>
-              <w:t>Meta</w:t>
-            </w:r>
-          </w:p>
-        </w:tc>
-      </w:tr>
-      <w:tr>
-        <w:tc>
-          <w:tcPr>
-            <w:tcW w:type="dxa" w:w="2880"/>
-          </w:tcPr>
-          <w:p>
-            <w:r>
-              <w:t>Confidencialidad</w:t>
-            </w:r>
-          </w:p>
-        </w:tc>
-        <w:tc>
-          <w:tcPr>
-            <w:tcW w:type="dxa" w:w="2880"/>
-          </w:tcPr>
-          <w:p>
-            <w:r>
-              <w:t>Datos encriptados (TLS 1.3)</w:t>
-            </w:r>
-          </w:p>
-        </w:tc>
-        <w:tc>
-          <w:tcPr>
-            <w:tcW w:type="dxa" w:w="2880"/>
-          </w:tcPr>
-          <w:p>
-            <w:r>
-              <w:t>100%</w:t>
-            </w:r>
-          </w:p>
-        </w:tc>
-      </w:tr>
-      <w:tr>
-        <w:tc>
-          <w:tcPr>
-            <w:tcW w:type="dxa" w:w="2880"/>
-          </w:tcPr>
-          <w:p>
-            <w:r>
-              <w:t>Integridad</w:t>
-            </w:r>
-          </w:p>
-        </w:tc>
-        <w:tc>
-          <w:tcPr>
-            <w:tcW w:type="dxa" w:w="2880"/>
-          </w:tcPr>
-          <w:p>
-            <w:r>
-              <w:t>Hash SHA-256 en documentos</w:t>
-            </w:r>
-          </w:p>
-        </w:tc>
-        <w:tc>
-          <w:tcPr>
-            <w:tcW w:type="dxa" w:w="2880"/>
-          </w:tcPr>
-          <w:p>
-            <w:r>
-              <w:t>100%</w:t>
-            </w:r>
-          </w:p>
-        </w:tc>
-      </w:tr>
-      <w:tr>
-        <w:tc>
-          <w:tcPr>
-            <w:tcW w:type="dxa" w:w="2880"/>
-          </w:tcPr>
-          <w:p>
-            <w:r>
-              <w:t>Autenticación</w:t>
-            </w:r>
-          </w:p>
-        </w:tc>
-        <w:tc>
-          <w:tcPr>
-            <w:tcW w:type="dxa" w:w="2880"/>
-          </w:tcPr>
-          <w:p>
-            <w:r>
-              <w:t>Factores de autenticación</w:t>
-            </w:r>
-          </w:p>
-        </w:tc>
-        <w:tc>
-          <w:tcPr>
-            <w:tcW w:type="dxa" w:w="2880"/>
-          </w:tcPr>
-          <w:p>
-            <w:r>
-              <w:t>≥2FA</w:t>
-            </w:r>
-          </w:p>
-        </w:tc>
-      </w:tr>
-      <w:tr>
-        <w:tc>
-          <w:tcPr>
-            <w:tcW w:type="dxa" w:w="2880"/>
-          </w:tcPr>
-          <w:p>
-            <w:r>
-              <w:t>No repudio</w:t>
-            </w:r>
-          </w:p>
-        </w:tc>
-        <w:tc>
-          <w:tcPr>
-            <w:tcW w:type="dxa" w:w="2880"/>
-          </w:tcPr>
-          <w:p>
-            <w:r>
-              <w:t>Firmas digitales en transacciones blockchain</w:t>
-            </w:r>
-          </w:p>
-        </w:tc>
-        <w:tc>
-          <w:tcPr>
-            <w:tcW w:type="dxa" w:w="2880"/>
-          </w:tcPr>
-          <w:p>
-            <w:r>
-              <w:t>100%</w:t>
-            </w:r>
-          </w:p>
-        </w:tc>
-      </w:tr>
-    </w:tbl>
     <w:p>
+      <w:pPr>
+        <w:spacing w:line="480" w:lineRule="auto" w:before="0" w:after="0"/>
+        <w:ind w:left="720" w:hanging="720"/>
+      </w:pPr>
       <w:r>
-        <w:br/>
-        <w:t>Instrumentos: OWASP ZAP, penetration testing, auditoría de seguridad</w:t>
+        <w:rPr>
+          <w:rFonts w:ascii="Times New Roman" w:hAnsi="Times New Roman"/>
+          <w:b w:val="0"/>
+          <w:i w:val="0"/>
+          <w:color w:val="000000"/>
+          <w:sz w:val="24"/>
+        </w:rPr>
+        <w:t>IEEE. (2008). IEEE 829-2008: Standard for software and system test documentation. Institute of Electrical and Electronics Engineers. https://doi.org/10.1109/IEEESTD.2008.4578383</w:t>
+      </w:r>
+    </w:p>
+    <w:p>
+      <w:pPr>
+        <w:spacing w:line="480" w:lineRule="auto" w:before="0" w:after="0"/>
+        <w:ind w:left="720" w:hanging="720"/>
+      </w:pPr>
+      <w:r>
+        <w:rPr>
+          <w:rFonts w:ascii="Times New Roman" w:hAnsi="Times New Roman"/>
+          <w:b w:val="0"/>
+          <w:i w:val="0"/>
+          <w:color w:val="000000"/>
+          <w:sz w:val="24"/>
+        </w:rPr>
+        <w:t>ISO/IEC. (2016). ISO/IEC 25023:2016 — Systems and software engineering — Systems and software Quality Requirements and Evaluation (SQuaRE) — Measurement of system and software product quality. International Organization for Standardization.</w:t>
+      </w:r>
+    </w:p>
+    <w:p>
+      <w:pPr>
+        <w:spacing w:line="480" w:lineRule="auto" w:before="0" w:after="0"/>
+        <w:ind w:left="720" w:hanging="720"/>
+      </w:pPr>
+      <w:r>
+        <w:rPr>
+          <w:rFonts w:ascii="Times New Roman" w:hAnsi="Times New Roman"/>
+          <w:b w:val="0"/>
+          <w:i w:val="0"/>
+          <w:color w:val="000000"/>
+          <w:sz w:val="24"/>
+        </w:rPr>
+        <w:t>ISO/IEC. (2023). ISO/IEC 25010:2023 — Systems and software engineering — Systems and software Quality Requirements and Evaluation (SQuaRE) — Product quality model. International Organization for Standardization.</w:t>
+      </w:r>
+    </w:p>
+    <w:p>
+      <w:pPr>
+        <w:spacing w:line="480" w:lineRule="auto" w:before="0" w:after="0"/>
+        <w:ind w:left="720" w:hanging="720"/>
+      </w:pPr>
+      <w:r>
+        <w:rPr>
+          <w:rFonts w:ascii="Times New Roman" w:hAnsi="Times New Roman"/>
+          <w:b w:val="0"/>
+          <w:i w:val="0"/>
+          <w:color w:val="000000"/>
+          <w:sz w:val="24"/>
+        </w:rPr>
+        <w:t>Nielsen, J. (1994). Usability engineering. Morgan Kaufmann.</w:t>
+      </w:r>
+    </w:p>
+    <w:p>
+      <w:pPr>
+        <w:spacing w:line="480" w:lineRule="auto" w:before="0" w:after="0"/>
+        <w:ind w:left="720" w:hanging="720"/>
+      </w:pPr>
+      <w:r>
+        <w:rPr>
+          <w:rFonts w:ascii="Times New Roman" w:hAnsi="Times New Roman"/>
+          <w:b w:val="0"/>
+          <w:i w:val="0"/>
+          <w:color w:val="000000"/>
+          <w:sz w:val="24"/>
+        </w:rPr>
+        <w:t>Nygard, M. T. (2018). Release it! Design and deploy production-ready software (2.ª ed.). Pragmatic Bookshelf.</w:t>
+      </w:r>
+    </w:p>
+    <w:p>
+      <w:pPr>
+        <w:spacing w:line="480" w:lineRule="auto" w:before="0" w:after="0"/>
+        <w:ind w:left="720" w:hanging="720"/>
+      </w:pPr>
+      <w:r>
+        <w:rPr>
+          <w:rFonts w:ascii="Times New Roman" w:hAnsi="Times New Roman"/>
+          <w:b w:val="0"/>
+          <w:i w:val="0"/>
+          <w:color w:val="000000"/>
+          <w:sz w:val="24"/>
+        </w:rPr>
+        <w:t>OWASP. (2021). OWASP Top 10:2021 — Top ten web application security risks. Open Web Application Security Project. https://owasp.org/Top10/</w:t>
+      </w:r>
+    </w:p>
+    <w:p>
+      <w:pPr>
+        <w:spacing w:line="480" w:lineRule="auto" w:before="0" w:after="0"/>
+        <w:ind w:left="720" w:hanging="720"/>
+      </w:pPr>
+      <w:r>
+        <w:rPr>
+          <w:rFonts w:ascii="Times New Roman" w:hAnsi="Times New Roman"/>
+          <w:b w:val="0"/>
+          <w:i w:val="0"/>
+          <w:color w:val="000000"/>
+          <w:sz w:val="24"/>
+        </w:rPr>
+        <w:t>StatCounter. (2024). Browser market share worldwide. StatCounter Global Stats. https://gs.statcounter.com/browser-market-share</w:t>
+      </w:r>
+    </w:p>
+    <w:p>
+      <w:pPr>
+        <w:spacing w:line="480" w:lineRule="auto" w:before="0" w:after="0"/>
+        <w:ind w:left="720" w:hanging="720"/>
+      </w:pPr>
+      <w:r>
+        <w:rPr>
+          <w:rFonts w:ascii="Times New Roman" w:hAnsi="Times New Roman"/>
+          <w:b w:val="0"/>
+          <w:i w:val="0"/>
+          <w:color w:val="000000"/>
+          <w:sz w:val="24"/>
+        </w:rPr>
+        <w:t>W3C. (2023). Web Content Accessibility Guidelines (WCAG) 2.1. World Wide Web Consortium. https://www.w3.org/TR/WCAG21/</w:t>
       </w:r>
     </w:p>
     <w:sectPr>
+      <w:headerReference w:type="default" r:id="rId9"/>
       <w:pgSz w:w="12240" w:h="15840"/>
-      <w:pgMar w:top="1440" w:right="1800" w:bottom="1440" w:left="1800" w:header="720" w:footer="720" w:gutter="0"/>
+      <w:pgMar w:top="1440" w:right="1440" w:bottom="1440" w:left="1440" w:header="720" w:footer="720" w:gutter="0"/>
       <w:cols w:space="720"/>
       <w:docGrid w:linePitch="360"/>
     </w:sectPr>
   </w:body>
 </w:document>
+</file>
+
+<file path=word/header1.xml><?xml version="1.0" encoding="utf-8"?>
+<w:hdr xmlns:m="http://schemas.openxmlformats.org/officeDocument/2006/math" xmlns:mc="http://schemas.openxmlformats.org/markup-compatibility/2006" xmlns:mo="http://schemas.microsoft.com/office/mac/office/2008/main" xmlns:mv="urn:schemas-microsoft-com:mac:vml" xmlns:o="urn:schemas-microsoft-com:office:office" xmlns:r="http://schemas.openxmlformats.org/officeDocument/2006/relationships" xmlns:v="urn:schemas-microsoft-com:vml" xmlns:w10="urn:schemas-microsoft-com:office:word" xmlns:w14="http://schemas.microsoft.com/office/word/2010/wordml" xmlns:w="http://schemas.openxmlformats.org/wordprocessingml/2006/main" xmlns:wne="http://schemas.microsoft.com/office/word/2006/wordml" xmlns:wp14="http://schemas.microsoft.com/office/word/2010/wordprocessingDrawing" xmlns:wp="http://schemas.openxmlformats.org/drawingml/2006/wordprocessingDrawing" xmlns:wpc="http://schemas.microsoft.com/office/word/2010/wordprocessingCanvas" xmlns:wpg="http://schemas.microsoft.com/office/word/2010/wordprocessingGroup" xmlns:wpi="http://schemas.microsoft.com/office/word/2010/wordprocessingInk" xmlns:wps="http://schemas.microsoft.com/office/word/2010/wordprocessingShape" mc:Ignorable="w14 wp14">
+  <w:p>
+    <w:pPr>
+      <w:pStyle w:val="Header"/>
+      <w:jc w:val="left"/>
+    </w:pPr>
+    <w:r>
+      <w:rPr>
+        <w:rFonts w:ascii="Times New Roman" w:hAnsi="Times New Roman"/>
+        <w:b w:val="0"/>
+        <w:i w:val="0"/>
+        <w:color w:val="000000"/>
+        <w:sz w:val="24"/>
+      </w:rPr>
+      <w:t>SILADOCS: VALIDACIÓN DE PRODUCTO SOFTWARE</w:t>
+    </w:r>
+  </w:p>
+</w:hdr>
 </file>
 
 <file path=word/numbering.xml><?xml version="1.0" encoding="utf-8"?>
